--- a/аналитика/7 Классификация текстов и продвинутые модели.docx
+++ b/аналитика/7 Классификация текстов и продвинутые модели.docx
@@ -712,6 +712,42 @@
         </w:rPr>
         <w:t>.</w:t>
       </w:r>
+      <w:r>
+        <w:rPr>
+          <w:rFonts w:ascii="Times New Roman" w:hAnsi="Times New Roman" w:cs="Times New Roman"/>
+        </w:rPr>
+        <w:t xml:space="preserve"> </w:t>
+      </w:r>
+      <w:r>
+        <w:rPr>
+          <w:rFonts w:ascii="Times New Roman" w:hAnsi="Times New Roman" w:cs="Times New Roman"/>
+          <w:bCs/>
+        </w:rPr>
+        <w:t xml:space="preserve">С помощью </w:t>
+      </w:r>
+      <w:proofErr w:type="spellStart"/>
+      <w:r>
+        <w:rPr>
+          <w:rFonts w:ascii="Times New Roman" w:hAnsi="Times New Roman" w:cs="Times New Roman"/>
+          <w:bCs/>
+        </w:rPr>
+        <w:t>sns.countplot</w:t>
+      </w:r>
+      <w:proofErr w:type="spellEnd"/>
+      <w:r>
+        <w:rPr>
+          <w:rFonts w:ascii="Times New Roman" w:hAnsi="Times New Roman" w:cs="Times New Roman"/>
+          <w:bCs/>
+        </w:rPr>
+        <w:t xml:space="preserve"> выведите диаграмму количества кредито</w:t>
+      </w:r>
+      <w:r>
+        <w:rPr>
+          <w:rFonts w:ascii="Times New Roman" w:hAnsi="Times New Roman" w:cs="Times New Roman"/>
+          <w:bCs/>
+        </w:rPr>
+        <w:t>в, выданных людям разного пола.</w:t>
+      </w:r>
     </w:p>
     <w:p>
       <w:pPr>
@@ -723,47 +759,889 @@
         <w:spacing w:after="0" w:line="240" w:lineRule="auto"/>
         <w:jc w:val="both"/>
         <w:rPr>
-          <w:rFonts w:ascii="Times New Roman" w:hAnsi="Times New Roman" w:cs="Times New Roman"/>
-        </w:rPr>
-      </w:pPr>
-      <w:r>
-        <w:rPr>
-          <w:rFonts w:ascii="Times New Roman" w:hAnsi="Times New Roman" w:cs="Times New Roman"/>
-          <w:bCs/>
-        </w:rPr>
-        <w:t xml:space="preserve">С помощью </w:t>
-      </w:r>
-      <w:proofErr w:type="spellStart"/>
-      <w:r>
-        <w:rPr>
-          <w:rFonts w:ascii="Times New Roman" w:hAnsi="Times New Roman" w:cs="Times New Roman"/>
-          <w:bCs/>
-        </w:rPr>
-        <w:t>sns.countplot</w:t>
-      </w:r>
-      <w:proofErr w:type="spellEnd"/>
-      <w:r>
-        <w:rPr>
-          <w:rFonts w:ascii="Times New Roman" w:hAnsi="Times New Roman" w:cs="Times New Roman"/>
-          <w:bCs/>
-        </w:rPr>
-        <w:t xml:space="preserve"> выведите диаграмму количества кредитов, выданных людям разного пола. С помощью </w:t>
-      </w:r>
-      <w:proofErr w:type="spellStart"/>
-      <w:r>
-        <w:rPr>
-          <w:rFonts w:ascii="Times New Roman" w:hAnsi="Times New Roman" w:cs="Times New Roman"/>
-          <w:bCs/>
-        </w:rPr>
-        <w:t>sns.countplot</w:t>
-      </w:r>
-      <w:proofErr w:type="spellEnd"/>
-      <w:r>
-        <w:rPr>
-          <w:rFonts w:ascii="Times New Roman" w:hAnsi="Times New Roman" w:cs="Times New Roman"/>
-          <w:bCs/>
-        </w:rPr>
-        <w:t xml:space="preserve"> выведите диаграмму количества кредитов, выданных людям, проживающим в разной местности. Посчитайте и проанализируйте долю значений целевой переменной от общего объема выборки.</w:t>
+          <w:rFonts w:cs="Times New Roman"/>
+          <w:bCs/>
+        </w:rPr>
+      </w:pPr>
+      <w:r>
+        <w:rPr>
+          <w:rFonts w:ascii="Times New Roman" w:hAnsi="Times New Roman" w:cs="Times New Roman"/>
+          <w:bCs/>
+        </w:rPr>
+        <w:t xml:space="preserve">Удалите выбросы из данных из столбца </w:t>
+      </w:r>
+      <w:proofErr w:type="spellStart"/>
+      <w:r>
+        <w:rPr>
+          <w:rFonts w:ascii="Times New Roman" w:hAnsi="Times New Roman" w:cs="Times New Roman"/>
+          <w:bCs/>
+        </w:rPr>
+        <w:t>ApplicantIncome</w:t>
+      </w:r>
+      <w:proofErr w:type="spellEnd"/>
+      <w:r>
+        <w:rPr>
+          <w:rFonts w:ascii="Times New Roman" w:hAnsi="Times New Roman" w:cs="Times New Roman"/>
+          <w:bCs/>
+        </w:rPr>
+        <w:t>.</w:t>
+      </w:r>
+      <w:r>
+        <w:rPr>
+          <w:rFonts w:cs="Times New Roman"/>
+          <w:bCs/>
+        </w:rPr>
+        <w:t xml:space="preserve"> </w:t>
+      </w:r>
+      <w:r>
+        <w:rPr>
+          <w:rFonts w:ascii="Times New Roman" w:hAnsi="Times New Roman" w:cs="Times New Roman"/>
+          <w:bCs/>
+        </w:rPr>
+        <w:t xml:space="preserve">Постройте и визуализируйте с помощью </w:t>
+      </w:r>
+      <w:proofErr w:type="spellStart"/>
+      <w:r>
+        <w:rPr>
+          <w:rFonts w:ascii="Times New Roman" w:hAnsi="Times New Roman" w:cs="Times New Roman"/>
+          <w:bCs/>
+        </w:rPr>
+        <w:t>sns.heatmap</w:t>
+      </w:r>
+      <w:proofErr w:type="spellEnd"/>
+      <w:r>
+        <w:rPr>
+          <w:rFonts w:ascii="Times New Roman" w:hAnsi="Times New Roman" w:cs="Times New Roman"/>
+          <w:bCs/>
+        </w:rPr>
+        <w:t xml:space="preserve"> матрицу корреляций. </w:t>
+      </w:r>
+      <w:r>
+        <w:rPr>
+          <w:rFonts w:ascii="Times New Roman" w:hAnsi="Times New Roman" w:cs="Times New Roman"/>
+          <w:bCs/>
+        </w:rPr>
+        <w:t>Обратите внимание на</w:t>
+      </w:r>
+      <w:r>
+        <w:rPr>
+          <w:rFonts w:ascii="Times New Roman" w:hAnsi="Times New Roman" w:cs="Times New Roman"/>
+          <w:bCs/>
+        </w:rPr>
+        <w:t xml:space="preserve"> корреляцию больше 0,6.</w:t>
+      </w:r>
+      <w:r>
+        <w:rPr>
+          <w:rFonts w:cs="Times New Roman"/>
+          <w:bCs/>
+        </w:rPr>
+        <w:t xml:space="preserve"> </w:t>
+      </w:r>
+      <w:proofErr w:type="spellStart"/>
+      <w:r>
+        <w:rPr>
+          <w:rFonts w:ascii="Times New Roman" w:hAnsi="Times New Roman" w:cs="Times New Roman"/>
+          <w:bCs/>
+        </w:rPr>
+        <w:t>Переконвертируйте</w:t>
+      </w:r>
+      <w:proofErr w:type="spellEnd"/>
+      <w:r>
+        <w:rPr>
+          <w:rFonts w:ascii="Times New Roman" w:hAnsi="Times New Roman" w:cs="Times New Roman"/>
+          <w:bCs/>
+        </w:rPr>
+        <w:t xml:space="preserve"> следующие категориальные данные в целочисленные значения:</w:t>
+      </w:r>
+    </w:p>
+    <w:p>
+      <w:pPr>
+        <w:shd w:val="clear" w:color="auto" w:fill="1E1E1E"/>
+        <w:spacing w:line="219" w:lineRule="atLeast"/>
+        <w:ind w:left="360" w:firstLine="0"/>
+        <w:rPr>
+          <w:rFonts w:ascii="Courier New" w:eastAsia="Times New Roman" w:hAnsi="Courier New" w:cs="Courier New"/>
+          <w:color w:val="D4D4D4"/>
+          <w:sz w:val="18"/>
+          <w:szCs w:val="18"/>
+          <w:lang w:val="en-US"/>
+        </w:rPr>
+      </w:pPr>
+      <w:proofErr w:type="spellStart"/>
+      <w:r>
+        <w:rPr>
+          <w:rFonts w:ascii="Courier New" w:eastAsia="Times New Roman" w:hAnsi="Courier New" w:cs="Courier New"/>
+          <w:color w:val="D4D4D4"/>
+          <w:sz w:val="18"/>
+          <w:szCs w:val="18"/>
+          <w:lang w:val="en-US"/>
+        </w:rPr>
+        <w:t>cleanup_nums</w:t>
+      </w:r>
+      <w:proofErr w:type="spellEnd"/>
+      <w:r>
+        <w:rPr>
+          <w:rFonts w:ascii="Courier New" w:eastAsia="Times New Roman" w:hAnsi="Courier New" w:cs="Courier New"/>
+          <w:color w:val="D4D4D4"/>
+          <w:sz w:val="18"/>
+          <w:szCs w:val="18"/>
+          <w:lang w:val="en-US"/>
+        </w:rPr>
+        <w:t xml:space="preserve"> = </w:t>
+      </w:r>
+      <w:r>
+        <w:rPr>
+          <w:rFonts w:ascii="Courier New" w:eastAsia="Times New Roman" w:hAnsi="Courier New" w:cs="Courier New"/>
+          <w:color w:val="DCDCDC"/>
+          <w:sz w:val="18"/>
+          <w:szCs w:val="18"/>
+          <w:lang w:val="en-US"/>
+        </w:rPr>
+        <w:t>{</w:t>
+      </w:r>
+      <w:r>
+        <w:rPr>
+          <w:rFonts w:ascii="Courier New" w:eastAsia="Times New Roman" w:hAnsi="Courier New" w:cs="Courier New"/>
+          <w:color w:val="CE9178"/>
+          <w:sz w:val="18"/>
+          <w:szCs w:val="18"/>
+          <w:lang w:val="en-US"/>
+        </w:rPr>
+        <w:t>"Gender"</w:t>
+      </w:r>
+      <w:r>
+        <w:rPr>
+          <w:rFonts w:ascii="Courier New" w:eastAsia="Times New Roman" w:hAnsi="Courier New" w:cs="Courier New"/>
+          <w:color w:val="DCDCDC"/>
+          <w:sz w:val="18"/>
+          <w:szCs w:val="18"/>
+          <w:lang w:val="en-US"/>
+        </w:rPr>
+        <w:t>:</w:t>
+      </w:r>
+      <w:r>
+        <w:rPr>
+          <w:rFonts w:ascii="Courier New" w:eastAsia="Times New Roman" w:hAnsi="Courier New" w:cs="Courier New"/>
+          <w:color w:val="D4D4D4"/>
+          <w:sz w:val="18"/>
+          <w:szCs w:val="18"/>
+          <w:lang w:val="en-US"/>
+        </w:rPr>
+        <w:t xml:space="preserve">     </w:t>
+      </w:r>
+      <w:r>
+        <w:rPr>
+          <w:rFonts w:ascii="Courier New" w:eastAsia="Times New Roman" w:hAnsi="Courier New" w:cs="Courier New"/>
+          <w:color w:val="DCDCDC"/>
+          <w:sz w:val="18"/>
+          <w:szCs w:val="18"/>
+          <w:lang w:val="en-US"/>
+        </w:rPr>
+        <w:t>{</w:t>
+      </w:r>
+      <w:r>
+        <w:rPr>
+          <w:rFonts w:ascii="Courier New" w:eastAsia="Times New Roman" w:hAnsi="Courier New" w:cs="Courier New"/>
+          <w:color w:val="CE9178"/>
+          <w:sz w:val="18"/>
+          <w:szCs w:val="18"/>
+          <w:lang w:val="en-US"/>
+        </w:rPr>
+        <w:t>'Female'</w:t>
+      </w:r>
+      <w:r>
+        <w:rPr>
+          <w:rFonts w:ascii="Courier New" w:eastAsia="Times New Roman" w:hAnsi="Courier New" w:cs="Courier New"/>
+          <w:color w:val="DCDCDC"/>
+          <w:sz w:val="18"/>
+          <w:szCs w:val="18"/>
+          <w:lang w:val="en-US"/>
+        </w:rPr>
+        <w:t>:</w:t>
+      </w:r>
+      <w:r>
+        <w:rPr>
+          <w:rFonts w:ascii="Courier New" w:eastAsia="Times New Roman" w:hAnsi="Courier New" w:cs="Courier New"/>
+          <w:color w:val="D4D4D4"/>
+          <w:sz w:val="18"/>
+          <w:szCs w:val="18"/>
+          <w:lang w:val="en-US"/>
+        </w:rPr>
+        <w:t xml:space="preserve"> </w:t>
+      </w:r>
+      <w:r>
+        <w:rPr>
+          <w:rFonts w:ascii="Courier New" w:eastAsia="Times New Roman" w:hAnsi="Courier New" w:cs="Courier New"/>
+          <w:color w:val="B5CEA8"/>
+          <w:sz w:val="18"/>
+          <w:szCs w:val="18"/>
+          <w:lang w:val="en-US"/>
+        </w:rPr>
+        <w:t>0</w:t>
+      </w:r>
+      <w:r>
+        <w:rPr>
+          <w:rFonts w:ascii="Courier New" w:eastAsia="Times New Roman" w:hAnsi="Courier New" w:cs="Courier New"/>
+          <w:color w:val="DCDCDC"/>
+          <w:sz w:val="18"/>
+          <w:szCs w:val="18"/>
+          <w:lang w:val="en-US"/>
+        </w:rPr>
+        <w:t>,</w:t>
+      </w:r>
+      <w:r>
+        <w:rPr>
+          <w:rFonts w:ascii="Courier New" w:eastAsia="Times New Roman" w:hAnsi="Courier New" w:cs="Courier New"/>
+          <w:color w:val="D4D4D4"/>
+          <w:sz w:val="18"/>
+          <w:szCs w:val="18"/>
+          <w:lang w:val="en-US"/>
+        </w:rPr>
+        <w:t xml:space="preserve"> </w:t>
+      </w:r>
+      <w:r>
+        <w:rPr>
+          <w:rFonts w:ascii="Courier New" w:eastAsia="Times New Roman" w:hAnsi="Courier New" w:cs="Courier New"/>
+          <w:color w:val="CE9178"/>
+          <w:sz w:val="18"/>
+          <w:szCs w:val="18"/>
+          <w:lang w:val="en-US"/>
+        </w:rPr>
+        <w:t>'Male'</w:t>
+      </w:r>
+      <w:r>
+        <w:rPr>
+          <w:rFonts w:ascii="Courier New" w:eastAsia="Times New Roman" w:hAnsi="Courier New" w:cs="Courier New"/>
+          <w:color w:val="DCDCDC"/>
+          <w:sz w:val="18"/>
+          <w:szCs w:val="18"/>
+          <w:lang w:val="en-US"/>
+        </w:rPr>
+        <w:t>:</w:t>
+      </w:r>
+      <w:r>
+        <w:rPr>
+          <w:rFonts w:ascii="Courier New" w:eastAsia="Times New Roman" w:hAnsi="Courier New" w:cs="Courier New"/>
+          <w:color w:val="D4D4D4"/>
+          <w:sz w:val="18"/>
+          <w:szCs w:val="18"/>
+          <w:lang w:val="en-US"/>
+        </w:rPr>
+        <w:t xml:space="preserve"> </w:t>
+      </w:r>
+      <w:r>
+        <w:rPr>
+          <w:rFonts w:ascii="Courier New" w:eastAsia="Times New Roman" w:hAnsi="Courier New" w:cs="Courier New"/>
+          <w:color w:val="B5CEA8"/>
+          <w:sz w:val="18"/>
+          <w:szCs w:val="18"/>
+          <w:lang w:val="en-US"/>
+        </w:rPr>
+        <w:t>1</w:t>
+      </w:r>
+      <w:r>
+        <w:rPr>
+          <w:rFonts w:ascii="Courier New" w:eastAsia="Times New Roman" w:hAnsi="Courier New" w:cs="Courier New"/>
+          <w:color w:val="DCDCDC"/>
+          <w:sz w:val="18"/>
+          <w:szCs w:val="18"/>
+          <w:lang w:val="en-US"/>
+        </w:rPr>
+        <w:t>},</w:t>
+      </w:r>
+    </w:p>
+    <w:p>
+      <w:pPr>
+        <w:shd w:val="clear" w:color="auto" w:fill="1E1E1E"/>
+        <w:spacing w:line="219" w:lineRule="atLeast"/>
+        <w:ind w:left="360" w:firstLine="0"/>
+        <w:rPr>
+          <w:rFonts w:ascii="Courier New" w:eastAsia="Times New Roman" w:hAnsi="Courier New" w:cs="Courier New"/>
+          <w:color w:val="D4D4D4"/>
+          <w:sz w:val="18"/>
+          <w:szCs w:val="18"/>
+          <w:lang w:val="en-US"/>
+        </w:rPr>
+      </w:pPr>
+      <w:r>
+        <w:rPr>
+          <w:rFonts w:ascii="Courier New" w:eastAsia="Times New Roman" w:hAnsi="Courier New" w:cs="Courier New"/>
+          <w:color w:val="D4D4D4"/>
+          <w:sz w:val="18"/>
+          <w:szCs w:val="18"/>
+          <w:lang w:val="en-US"/>
+        </w:rPr>
+        <w:t xml:space="preserve">                </w:t>
+      </w:r>
+      <w:r>
+        <w:rPr>
+          <w:rFonts w:ascii="Courier New" w:eastAsia="Times New Roman" w:hAnsi="Courier New" w:cs="Courier New"/>
+          <w:color w:val="CE9178"/>
+          <w:sz w:val="18"/>
+          <w:szCs w:val="18"/>
+          <w:lang w:val="en-US"/>
+        </w:rPr>
+        <w:t>"Married"</w:t>
+      </w:r>
+      <w:r>
+        <w:rPr>
+          <w:rFonts w:ascii="Courier New" w:eastAsia="Times New Roman" w:hAnsi="Courier New" w:cs="Courier New"/>
+          <w:color w:val="DCDCDC"/>
+          <w:sz w:val="18"/>
+          <w:szCs w:val="18"/>
+          <w:lang w:val="en-US"/>
+        </w:rPr>
+        <w:t>:</w:t>
+      </w:r>
+      <w:r>
+        <w:rPr>
+          <w:rFonts w:ascii="Courier New" w:eastAsia="Times New Roman" w:hAnsi="Courier New" w:cs="Courier New"/>
+          <w:color w:val="D4D4D4"/>
+          <w:sz w:val="18"/>
+          <w:szCs w:val="18"/>
+          <w:lang w:val="en-US"/>
+        </w:rPr>
+        <w:t xml:space="preserve"> </w:t>
+      </w:r>
+      <w:r>
+        <w:rPr>
+          <w:rFonts w:ascii="Courier New" w:eastAsia="Times New Roman" w:hAnsi="Courier New" w:cs="Courier New"/>
+          <w:color w:val="DCDCDC"/>
+          <w:sz w:val="18"/>
+          <w:szCs w:val="18"/>
+          <w:lang w:val="en-US"/>
+        </w:rPr>
+        <w:t>{</w:t>
+      </w:r>
+      <w:r>
+        <w:rPr>
+          <w:rFonts w:ascii="Courier New" w:eastAsia="Times New Roman" w:hAnsi="Courier New" w:cs="Courier New"/>
+          <w:color w:val="CE9178"/>
+          <w:sz w:val="18"/>
+          <w:szCs w:val="18"/>
+          <w:lang w:val="en-US"/>
+        </w:rPr>
+        <w:t>'No'</w:t>
+      </w:r>
+      <w:r>
+        <w:rPr>
+          <w:rFonts w:ascii="Courier New" w:eastAsia="Times New Roman" w:hAnsi="Courier New" w:cs="Courier New"/>
+          <w:color w:val="DCDCDC"/>
+          <w:sz w:val="18"/>
+          <w:szCs w:val="18"/>
+          <w:lang w:val="en-US"/>
+        </w:rPr>
+        <w:t>:</w:t>
+      </w:r>
+      <w:r>
+        <w:rPr>
+          <w:rFonts w:ascii="Courier New" w:eastAsia="Times New Roman" w:hAnsi="Courier New" w:cs="Courier New"/>
+          <w:color w:val="D4D4D4"/>
+          <w:sz w:val="18"/>
+          <w:szCs w:val="18"/>
+          <w:lang w:val="en-US"/>
+        </w:rPr>
+        <w:t xml:space="preserve"> </w:t>
+      </w:r>
+      <w:r>
+        <w:rPr>
+          <w:rFonts w:ascii="Courier New" w:eastAsia="Times New Roman" w:hAnsi="Courier New" w:cs="Courier New"/>
+          <w:color w:val="B5CEA8"/>
+          <w:sz w:val="18"/>
+          <w:szCs w:val="18"/>
+          <w:lang w:val="en-US"/>
+        </w:rPr>
+        <w:t>0</w:t>
+      </w:r>
+      <w:r>
+        <w:rPr>
+          <w:rFonts w:ascii="Courier New" w:eastAsia="Times New Roman" w:hAnsi="Courier New" w:cs="Courier New"/>
+          <w:color w:val="DCDCDC"/>
+          <w:sz w:val="18"/>
+          <w:szCs w:val="18"/>
+          <w:lang w:val="en-US"/>
+        </w:rPr>
+        <w:t>,</w:t>
+      </w:r>
+      <w:r>
+        <w:rPr>
+          <w:rFonts w:ascii="Courier New" w:eastAsia="Times New Roman" w:hAnsi="Courier New" w:cs="Courier New"/>
+          <w:color w:val="D4D4D4"/>
+          <w:sz w:val="18"/>
+          <w:szCs w:val="18"/>
+          <w:lang w:val="en-US"/>
+        </w:rPr>
+        <w:t xml:space="preserve"> </w:t>
+      </w:r>
+      <w:r>
+        <w:rPr>
+          <w:rFonts w:ascii="Courier New" w:eastAsia="Times New Roman" w:hAnsi="Courier New" w:cs="Courier New"/>
+          <w:color w:val="CE9178"/>
+          <w:sz w:val="18"/>
+          <w:szCs w:val="18"/>
+          <w:lang w:val="en-US"/>
+        </w:rPr>
+        <w:t>'Yes'</w:t>
+      </w:r>
+      <w:r>
+        <w:rPr>
+          <w:rFonts w:ascii="Courier New" w:eastAsia="Times New Roman" w:hAnsi="Courier New" w:cs="Courier New"/>
+          <w:color w:val="DCDCDC"/>
+          <w:sz w:val="18"/>
+          <w:szCs w:val="18"/>
+          <w:lang w:val="en-US"/>
+        </w:rPr>
+        <w:t>:</w:t>
+      </w:r>
+      <w:r>
+        <w:rPr>
+          <w:rFonts w:ascii="Courier New" w:eastAsia="Times New Roman" w:hAnsi="Courier New" w:cs="Courier New"/>
+          <w:color w:val="D4D4D4"/>
+          <w:sz w:val="18"/>
+          <w:szCs w:val="18"/>
+          <w:lang w:val="en-US"/>
+        </w:rPr>
+        <w:t xml:space="preserve"> </w:t>
+      </w:r>
+      <w:r>
+        <w:rPr>
+          <w:rFonts w:ascii="Courier New" w:eastAsia="Times New Roman" w:hAnsi="Courier New" w:cs="Courier New"/>
+          <w:color w:val="B5CEA8"/>
+          <w:sz w:val="18"/>
+          <w:szCs w:val="18"/>
+          <w:lang w:val="en-US"/>
+        </w:rPr>
+        <w:t>1</w:t>
+      </w:r>
+      <w:r>
+        <w:rPr>
+          <w:rFonts w:ascii="Courier New" w:eastAsia="Times New Roman" w:hAnsi="Courier New" w:cs="Courier New"/>
+          <w:color w:val="DCDCDC"/>
+          <w:sz w:val="18"/>
+          <w:szCs w:val="18"/>
+          <w:lang w:val="en-US"/>
+        </w:rPr>
+        <w:t>},</w:t>
+      </w:r>
+    </w:p>
+    <w:p>
+      <w:pPr>
+        <w:shd w:val="clear" w:color="auto" w:fill="1E1E1E"/>
+        <w:spacing w:line="219" w:lineRule="atLeast"/>
+        <w:ind w:left="360" w:firstLine="0"/>
+        <w:rPr>
+          <w:rFonts w:ascii="Courier New" w:eastAsia="Times New Roman" w:hAnsi="Courier New" w:cs="Courier New"/>
+          <w:color w:val="D4D4D4"/>
+          <w:sz w:val="18"/>
+          <w:szCs w:val="18"/>
+          <w:lang w:val="en-US"/>
+        </w:rPr>
+      </w:pPr>
+      <w:r>
+        <w:rPr>
+          <w:rFonts w:ascii="Courier New" w:eastAsia="Times New Roman" w:hAnsi="Courier New" w:cs="Courier New"/>
+          <w:color w:val="D4D4D4"/>
+          <w:sz w:val="18"/>
+          <w:szCs w:val="18"/>
+          <w:lang w:val="en-US"/>
+        </w:rPr>
+        <w:t xml:space="preserve">                </w:t>
+      </w:r>
+      <w:r>
+        <w:rPr>
+          <w:rFonts w:ascii="Courier New" w:eastAsia="Times New Roman" w:hAnsi="Courier New" w:cs="Courier New"/>
+          <w:color w:val="CE9178"/>
+          <w:sz w:val="18"/>
+          <w:szCs w:val="18"/>
+          <w:lang w:val="en-US"/>
+        </w:rPr>
+        <w:t>"Dependents"</w:t>
+      </w:r>
+      <w:r>
+        <w:rPr>
+          <w:rFonts w:ascii="Courier New" w:eastAsia="Times New Roman" w:hAnsi="Courier New" w:cs="Courier New"/>
+          <w:color w:val="DCDCDC"/>
+          <w:sz w:val="18"/>
+          <w:szCs w:val="18"/>
+          <w:lang w:val="en-US"/>
+        </w:rPr>
+        <w:t>:</w:t>
+      </w:r>
+      <w:r>
+        <w:rPr>
+          <w:rFonts w:ascii="Courier New" w:eastAsia="Times New Roman" w:hAnsi="Courier New" w:cs="Courier New"/>
+          <w:color w:val="D4D4D4"/>
+          <w:sz w:val="18"/>
+          <w:szCs w:val="18"/>
+          <w:lang w:val="en-US"/>
+        </w:rPr>
+        <w:t xml:space="preserve"> </w:t>
+      </w:r>
+      <w:r>
+        <w:rPr>
+          <w:rFonts w:ascii="Courier New" w:eastAsia="Times New Roman" w:hAnsi="Courier New" w:cs="Courier New"/>
+          <w:color w:val="DCDCDC"/>
+          <w:sz w:val="18"/>
+          <w:szCs w:val="18"/>
+          <w:lang w:val="en-US"/>
+        </w:rPr>
+        <w:t>{</w:t>
+      </w:r>
+      <w:r>
+        <w:rPr>
+          <w:rFonts w:ascii="Courier New" w:eastAsia="Times New Roman" w:hAnsi="Courier New" w:cs="Courier New"/>
+          <w:color w:val="CE9178"/>
+          <w:sz w:val="18"/>
+          <w:szCs w:val="18"/>
+          <w:lang w:val="en-US"/>
+        </w:rPr>
+        <w:t>'0'</w:t>
+      </w:r>
+      <w:r>
+        <w:rPr>
+          <w:rFonts w:ascii="Courier New" w:eastAsia="Times New Roman" w:hAnsi="Courier New" w:cs="Courier New"/>
+          <w:color w:val="DCDCDC"/>
+          <w:sz w:val="18"/>
+          <w:szCs w:val="18"/>
+          <w:lang w:val="en-US"/>
+        </w:rPr>
+        <w:t>:</w:t>
+      </w:r>
+      <w:r>
+        <w:rPr>
+          <w:rFonts w:ascii="Courier New" w:eastAsia="Times New Roman" w:hAnsi="Courier New" w:cs="Courier New"/>
+          <w:color w:val="B5CEA8"/>
+          <w:sz w:val="18"/>
+          <w:szCs w:val="18"/>
+          <w:lang w:val="en-US"/>
+        </w:rPr>
+        <w:t>0</w:t>
+      </w:r>
+      <w:r>
+        <w:rPr>
+          <w:rFonts w:ascii="Courier New" w:eastAsia="Times New Roman" w:hAnsi="Courier New" w:cs="Courier New"/>
+          <w:color w:val="DCDCDC"/>
+          <w:sz w:val="18"/>
+          <w:szCs w:val="18"/>
+          <w:lang w:val="en-US"/>
+        </w:rPr>
+        <w:t>,</w:t>
+      </w:r>
+      <w:r>
+        <w:rPr>
+          <w:rFonts w:ascii="Courier New" w:eastAsia="Times New Roman" w:hAnsi="Courier New" w:cs="Courier New"/>
+          <w:color w:val="CE9178"/>
+          <w:sz w:val="18"/>
+          <w:szCs w:val="18"/>
+          <w:lang w:val="en-US"/>
+        </w:rPr>
+        <w:t>'1'</w:t>
+      </w:r>
+      <w:r>
+        <w:rPr>
+          <w:rFonts w:ascii="Courier New" w:eastAsia="Times New Roman" w:hAnsi="Courier New" w:cs="Courier New"/>
+          <w:color w:val="DCDCDC"/>
+          <w:sz w:val="18"/>
+          <w:szCs w:val="18"/>
+          <w:lang w:val="en-US"/>
+        </w:rPr>
+        <w:t>:</w:t>
+      </w:r>
+      <w:r>
+        <w:rPr>
+          <w:rFonts w:ascii="Courier New" w:eastAsia="Times New Roman" w:hAnsi="Courier New" w:cs="Courier New"/>
+          <w:color w:val="B5CEA8"/>
+          <w:sz w:val="18"/>
+          <w:szCs w:val="18"/>
+          <w:lang w:val="en-US"/>
+        </w:rPr>
+        <w:t>1</w:t>
+      </w:r>
+      <w:r>
+        <w:rPr>
+          <w:rFonts w:ascii="Courier New" w:eastAsia="Times New Roman" w:hAnsi="Courier New" w:cs="Courier New"/>
+          <w:color w:val="DCDCDC"/>
+          <w:sz w:val="18"/>
+          <w:szCs w:val="18"/>
+          <w:lang w:val="en-US"/>
+        </w:rPr>
+        <w:t>,</w:t>
+      </w:r>
+      <w:r>
+        <w:rPr>
+          <w:rFonts w:ascii="Courier New" w:eastAsia="Times New Roman" w:hAnsi="Courier New" w:cs="Courier New"/>
+          <w:color w:val="CE9178"/>
+          <w:sz w:val="18"/>
+          <w:szCs w:val="18"/>
+          <w:lang w:val="en-US"/>
+        </w:rPr>
+        <w:t>'2'</w:t>
+      </w:r>
+      <w:r>
+        <w:rPr>
+          <w:rFonts w:ascii="Courier New" w:eastAsia="Times New Roman" w:hAnsi="Courier New" w:cs="Courier New"/>
+          <w:color w:val="DCDCDC"/>
+          <w:sz w:val="18"/>
+          <w:szCs w:val="18"/>
+          <w:lang w:val="en-US"/>
+        </w:rPr>
+        <w:t>:</w:t>
+      </w:r>
+      <w:r>
+        <w:rPr>
+          <w:rFonts w:ascii="Courier New" w:eastAsia="Times New Roman" w:hAnsi="Courier New" w:cs="Courier New"/>
+          <w:color w:val="B5CEA8"/>
+          <w:sz w:val="18"/>
+          <w:szCs w:val="18"/>
+          <w:lang w:val="en-US"/>
+        </w:rPr>
+        <w:t>2</w:t>
+      </w:r>
+      <w:r>
+        <w:rPr>
+          <w:rFonts w:ascii="Courier New" w:eastAsia="Times New Roman" w:hAnsi="Courier New" w:cs="Courier New"/>
+          <w:color w:val="DCDCDC"/>
+          <w:sz w:val="18"/>
+          <w:szCs w:val="18"/>
+          <w:lang w:val="en-US"/>
+        </w:rPr>
+        <w:t>,</w:t>
+      </w:r>
+      <w:r>
+        <w:rPr>
+          <w:rFonts w:ascii="Courier New" w:eastAsia="Times New Roman" w:hAnsi="Courier New" w:cs="Courier New"/>
+          <w:color w:val="CE9178"/>
+          <w:sz w:val="18"/>
+          <w:szCs w:val="18"/>
+          <w:lang w:val="en-US"/>
+        </w:rPr>
+        <w:t>'3+'</w:t>
+      </w:r>
+      <w:r>
+        <w:rPr>
+          <w:rFonts w:ascii="Courier New" w:eastAsia="Times New Roman" w:hAnsi="Courier New" w:cs="Courier New"/>
+          <w:color w:val="DCDCDC"/>
+          <w:sz w:val="18"/>
+          <w:szCs w:val="18"/>
+          <w:lang w:val="en-US"/>
+        </w:rPr>
+        <w:t>:</w:t>
+      </w:r>
+      <w:r>
+        <w:rPr>
+          <w:rFonts w:ascii="Courier New" w:eastAsia="Times New Roman" w:hAnsi="Courier New" w:cs="Courier New"/>
+          <w:color w:val="B5CEA8"/>
+          <w:sz w:val="18"/>
+          <w:szCs w:val="18"/>
+          <w:lang w:val="en-US"/>
+        </w:rPr>
+        <w:t>3</w:t>
+      </w:r>
+      <w:r>
+        <w:rPr>
+          <w:rFonts w:ascii="Courier New" w:eastAsia="Times New Roman" w:hAnsi="Courier New" w:cs="Courier New"/>
+          <w:color w:val="DCDCDC"/>
+          <w:sz w:val="18"/>
+          <w:szCs w:val="18"/>
+          <w:lang w:val="en-US"/>
+        </w:rPr>
+        <w:t>},</w:t>
+      </w:r>
+    </w:p>
+    <w:p>
+      <w:pPr>
+        <w:shd w:val="clear" w:color="auto" w:fill="1E1E1E"/>
+        <w:spacing w:line="219" w:lineRule="atLeast"/>
+        <w:ind w:left="360" w:firstLine="0"/>
+        <w:rPr>
+          <w:rFonts w:ascii="Courier New" w:eastAsia="Times New Roman" w:hAnsi="Courier New" w:cs="Courier New"/>
+          <w:color w:val="D4D4D4"/>
+          <w:sz w:val="18"/>
+          <w:szCs w:val="18"/>
+          <w:lang w:val="en-US"/>
+        </w:rPr>
+      </w:pPr>
+      <w:r>
+        <w:rPr>
+          <w:rFonts w:ascii="Courier New" w:eastAsia="Times New Roman" w:hAnsi="Courier New" w:cs="Courier New"/>
+          <w:color w:val="D4D4D4"/>
+          <w:sz w:val="18"/>
+          <w:szCs w:val="18"/>
+          <w:lang w:val="en-US"/>
+        </w:rPr>
+        <w:t xml:space="preserve">                </w:t>
+      </w:r>
+      <w:r>
+        <w:rPr>
+          <w:rFonts w:ascii="Courier New" w:eastAsia="Times New Roman" w:hAnsi="Courier New" w:cs="Courier New"/>
+          <w:color w:val="CE9178"/>
+          <w:sz w:val="18"/>
+          <w:szCs w:val="18"/>
+          <w:lang w:val="en-US"/>
+        </w:rPr>
+        <w:t>"</w:t>
+      </w:r>
+      <w:proofErr w:type="spellStart"/>
+      <w:r>
+        <w:rPr>
+          <w:rFonts w:ascii="Courier New" w:eastAsia="Times New Roman" w:hAnsi="Courier New" w:cs="Courier New"/>
+          <w:color w:val="CE9178"/>
+          <w:sz w:val="18"/>
+          <w:szCs w:val="18"/>
+          <w:lang w:val="en-US"/>
+        </w:rPr>
+        <w:t>Loan_Status</w:t>
+      </w:r>
+      <w:proofErr w:type="spellEnd"/>
+      <w:r>
+        <w:rPr>
+          <w:rFonts w:ascii="Courier New" w:eastAsia="Times New Roman" w:hAnsi="Courier New" w:cs="Courier New"/>
+          <w:color w:val="CE9178"/>
+          <w:sz w:val="18"/>
+          <w:szCs w:val="18"/>
+          <w:lang w:val="en-US"/>
+        </w:rPr>
+        <w:t>"</w:t>
+      </w:r>
+      <w:r>
+        <w:rPr>
+          <w:rFonts w:ascii="Courier New" w:eastAsia="Times New Roman" w:hAnsi="Courier New" w:cs="Courier New"/>
+          <w:color w:val="DCDCDC"/>
+          <w:sz w:val="18"/>
+          <w:szCs w:val="18"/>
+          <w:lang w:val="en-US"/>
+        </w:rPr>
+        <w:t>:</w:t>
+      </w:r>
+      <w:r>
+        <w:rPr>
+          <w:rFonts w:ascii="Courier New" w:eastAsia="Times New Roman" w:hAnsi="Courier New" w:cs="Courier New"/>
+          <w:color w:val="D4D4D4"/>
+          <w:sz w:val="18"/>
+          <w:szCs w:val="18"/>
+          <w:lang w:val="en-US"/>
+        </w:rPr>
+        <w:t xml:space="preserve"> </w:t>
+      </w:r>
+      <w:r>
+        <w:rPr>
+          <w:rFonts w:ascii="Courier New" w:eastAsia="Times New Roman" w:hAnsi="Courier New" w:cs="Courier New"/>
+          <w:color w:val="DCDCDC"/>
+          <w:sz w:val="18"/>
+          <w:szCs w:val="18"/>
+          <w:lang w:val="en-US"/>
+        </w:rPr>
+        <w:t>{</w:t>
+      </w:r>
+      <w:r>
+        <w:rPr>
+          <w:rFonts w:ascii="Courier New" w:eastAsia="Times New Roman" w:hAnsi="Courier New" w:cs="Courier New"/>
+          <w:color w:val="CE9178"/>
+          <w:sz w:val="18"/>
+          <w:szCs w:val="18"/>
+          <w:lang w:val="en-US"/>
+        </w:rPr>
+        <w:t>'N'</w:t>
+      </w:r>
+      <w:r>
+        <w:rPr>
+          <w:rFonts w:ascii="Courier New" w:eastAsia="Times New Roman" w:hAnsi="Courier New" w:cs="Courier New"/>
+          <w:color w:val="DCDCDC"/>
+          <w:sz w:val="18"/>
+          <w:szCs w:val="18"/>
+          <w:lang w:val="en-US"/>
+        </w:rPr>
+        <w:t>:</w:t>
+      </w:r>
+      <w:r>
+        <w:rPr>
+          <w:rFonts w:ascii="Courier New" w:eastAsia="Times New Roman" w:hAnsi="Courier New" w:cs="Courier New"/>
+          <w:color w:val="D4D4D4"/>
+          <w:sz w:val="18"/>
+          <w:szCs w:val="18"/>
+          <w:lang w:val="en-US"/>
+        </w:rPr>
+        <w:t xml:space="preserve"> </w:t>
+      </w:r>
+      <w:r>
+        <w:rPr>
+          <w:rFonts w:ascii="Courier New" w:eastAsia="Times New Roman" w:hAnsi="Courier New" w:cs="Courier New"/>
+          <w:color w:val="B5CEA8"/>
+          <w:sz w:val="18"/>
+          <w:szCs w:val="18"/>
+          <w:lang w:val="en-US"/>
+        </w:rPr>
+        <w:t>0</w:t>
+      </w:r>
+      <w:r>
+        <w:rPr>
+          <w:rFonts w:ascii="Courier New" w:eastAsia="Times New Roman" w:hAnsi="Courier New" w:cs="Courier New"/>
+          <w:color w:val="DCDCDC"/>
+          <w:sz w:val="18"/>
+          <w:szCs w:val="18"/>
+          <w:lang w:val="en-US"/>
+        </w:rPr>
+        <w:t>,</w:t>
+      </w:r>
+      <w:r>
+        <w:rPr>
+          <w:rFonts w:ascii="Courier New" w:eastAsia="Times New Roman" w:hAnsi="Courier New" w:cs="Courier New"/>
+          <w:color w:val="D4D4D4"/>
+          <w:sz w:val="18"/>
+          <w:szCs w:val="18"/>
+          <w:lang w:val="en-US"/>
+        </w:rPr>
+        <w:t xml:space="preserve"> </w:t>
+      </w:r>
+      <w:r>
+        <w:rPr>
+          <w:rFonts w:ascii="Courier New" w:eastAsia="Times New Roman" w:hAnsi="Courier New" w:cs="Courier New"/>
+          <w:color w:val="CE9178"/>
+          <w:sz w:val="18"/>
+          <w:szCs w:val="18"/>
+          <w:lang w:val="en-US"/>
+        </w:rPr>
+        <w:t>'Y'</w:t>
+      </w:r>
+      <w:r>
+        <w:rPr>
+          <w:rFonts w:ascii="Courier New" w:eastAsia="Times New Roman" w:hAnsi="Courier New" w:cs="Courier New"/>
+          <w:color w:val="DCDCDC"/>
+          <w:sz w:val="18"/>
+          <w:szCs w:val="18"/>
+          <w:lang w:val="en-US"/>
+        </w:rPr>
+        <w:t>:</w:t>
+      </w:r>
+      <w:r>
+        <w:rPr>
+          <w:rFonts w:ascii="Courier New" w:eastAsia="Times New Roman" w:hAnsi="Courier New" w:cs="Courier New"/>
+          <w:color w:val="D4D4D4"/>
+          <w:sz w:val="18"/>
+          <w:szCs w:val="18"/>
+          <w:lang w:val="en-US"/>
+        </w:rPr>
+        <w:t xml:space="preserve"> </w:t>
+      </w:r>
+      <w:r>
+        <w:rPr>
+          <w:rFonts w:ascii="Courier New" w:eastAsia="Times New Roman" w:hAnsi="Courier New" w:cs="Courier New"/>
+          <w:color w:val="B5CEA8"/>
+          <w:sz w:val="18"/>
+          <w:szCs w:val="18"/>
+          <w:lang w:val="en-US"/>
+        </w:rPr>
+        <w:t>1</w:t>
+      </w:r>
+      <w:r>
+        <w:rPr>
+          <w:rFonts w:ascii="Courier New" w:eastAsia="Times New Roman" w:hAnsi="Courier New" w:cs="Courier New"/>
+          <w:color w:val="DCDCDC"/>
+          <w:sz w:val="18"/>
+          <w:szCs w:val="18"/>
+          <w:lang w:val="en-US"/>
+        </w:rPr>
+        <w:t>}}</w:t>
       </w:r>
     </w:p>
     <w:p>
@@ -776,875 +1654,1166 @@
         <w:spacing w:after="0" w:line="240" w:lineRule="auto"/>
         <w:jc w:val="both"/>
         <w:rPr>
-          <w:rFonts w:cs="Times New Roman"/>
-          <w:bCs/>
-        </w:rPr>
-      </w:pPr>
-      <w:r>
-        <w:rPr>
-          <w:rFonts w:ascii="Times New Roman" w:hAnsi="Times New Roman" w:cs="Times New Roman"/>
-          <w:bCs/>
-        </w:rPr>
-        <w:t xml:space="preserve">Удалите выбросы из данных из столбца </w:t>
-      </w:r>
-      <w:proofErr w:type="spellStart"/>
-      <w:r>
-        <w:rPr>
-          <w:rFonts w:ascii="Times New Roman" w:hAnsi="Times New Roman" w:cs="Times New Roman"/>
-          <w:bCs/>
-        </w:rPr>
-        <w:t>ApplicantIncome</w:t>
-      </w:r>
-      <w:proofErr w:type="spellEnd"/>
-      <w:r>
-        <w:rPr>
-          <w:rFonts w:ascii="Times New Roman" w:hAnsi="Times New Roman" w:cs="Times New Roman"/>
-          <w:bCs/>
-        </w:rPr>
-        <w:t>.</w:t>
-      </w:r>
-      <w:r>
-        <w:rPr>
-          <w:rFonts w:cs="Times New Roman"/>
+          <w:rFonts w:ascii="Times New Roman" w:hAnsi="Times New Roman" w:cs="Times New Roman"/>
+        </w:rPr>
+      </w:pPr>
+      <w:r>
+        <w:rPr>
+          <w:rFonts w:ascii="Times New Roman" w:hAnsi="Times New Roman" w:cs="Times New Roman"/>
+          <w:bCs/>
+        </w:rPr>
+        <w:t xml:space="preserve">Назначьте целевой переменной </w:t>
+      </w:r>
+      <w:proofErr w:type="spellStart"/>
+      <w:r>
+        <w:rPr>
+          <w:rFonts w:ascii="Times New Roman" w:hAnsi="Times New Roman" w:cs="Times New Roman"/>
+          <w:bCs/>
+        </w:rPr>
+        <w:t>Loan_Status</w:t>
+      </w:r>
+      <w:proofErr w:type="spellEnd"/>
+      <w:r>
+        <w:rPr>
+          <w:rFonts w:ascii="Times New Roman" w:hAnsi="Times New Roman" w:cs="Times New Roman"/>
+          <w:bCs/>
+        </w:rPr>
+        <w:t xml:space="preserve">, удалите её из данных. Соберите обучающую выборку из числовых признаков. Разбейте выборку на обучающую и тестовую в соотношении 75% на 25%. Создайте и обучите модель </w:t>
+      </w:r>
+      <w:proofErr w:type="spellStart"/>
+      <w:r>
+        <w:rPr>
+          <w:rFonts w:ascii="Times New Roman" w:hAnsi="Times New Roman" w:cs="Times New Roman"/>
+          <w:bCs/>
+        </w:rPr>
+        <w:t>KNeighborsClassifier</w:t>
+      </w:r>
+      <w:proofErr w:type="spellEnd"/>
+      <w:r>
+        <w:rPr>
+          <w:rFonts w:ascii="Times New Roman" w:hAnsi="Times New Roman" w:cs="Times New Roman"/>
+          <w:bCs/>
+        </w:rPr>
+        <w:t xml:space="preserve"> с параметром </w:t>
+      </w:r>
+      <w:proofErr w:type="spellStart"/>
+      <w:r>
+        <w:rPr>
+          <w:rFonts w:ascii="Times New Roman" w:hAnsi="Times New Roman" w:cs="Times New Roman"/>
+          <w:bCs/>
+        </w:rPr>
+        <w:t>n_neighbors</w:t>
+      </w:r>
+      <w:proofErr w:type="spellEnd"/>
+      <w:r>
+        <w:rPr>
+          <w:rFonts w:ascii="Times New Roman" w:hAnsi="Times New Roman" w:cs="Times New Roman"/>
+          <w:bCs/>
+        </w:rPr>
+        <w:t xml:space="preserve"> = 5. Выполните предсказания модели на тестовой выборке. Выведите </w:t>
+      </w:r>
+      <w:proofErr w:type="spellStart"/>
+      <w:r>
+        <w:rPr>
+          <w:rFonts w:ascii="Times New Roman" w:hAnsi="Times New Roman" w:cs="Times New Roman"/>
+          <w:bCs/>
+        </w:rPr>
+        <w:t>accuracy_score</w:t>
+      </w:r>
+      <w:proofErr w:type="spellEnd"/>
+      <w:r>
+        <w:rPr>
+          <w:rFonts w:ascii="Times New Roman" w:hAnsi="Times New Roman" w:cs="Times New Roman"/>
+          <w:bCs/>
+        </w:rPr>
+        <w:t xml:space="preserve"> модели для тестовой выборки. Постройте и выведите матрицу ошибок (</w:t>
+      </w:r>
+      <w:proofErr w:type="spellStart"/>
+      <w:r>
+        <w:rPr>
+          <w:rFonts w:ascii="Times New Roman" w:hAnsi="Times New Roman" w:cs="Times New Roman"/>
+          <w:bCs/>
+        </w:rPr>
+        <w:t>Confusion</w:t>
+      </w:r>
+      <w:proofErr w:type="spellEnd"/>
+      <w:r>
+        <w:rPr>
+          <w:rFonts w:ascii="Times New Roman" w:hAnsi="Times New Roman" w:cs="Times New Roman"/>
           <w:bCs/>
         </w:rPr>
         <w:t xml:space="preserve"> </w:t>
       </w:r>
-      <w:r>
-        <w:rPr>
-          <w:rFonts w:ascii="Times New Roman" w:hAnsi="Times New Roman" w:cs="Times New Roman"/>
-          <w:bCs/>
-        </w:rPr>
-        <w:t xml:space="preserve">Постройте и визуализируйте с помощью </w:t>
-      </w:r>
-      <w:proofErr w:type="spellStart"/>
-      <w:r>
-        <w:rPr>
-          <w:rFonts w:ascii="Times New Roman" w:hAnsi="Times New Roman" w:cs="Times New Roman"/>
-          <w:bCs/>
-        </w:rPr>
-        <w:t>sns.heatmap</w:t>
-      </w:r>
-      <w:proofErr w:type="spellEnd"/>
-      <w:r>
-        <w:rPr>
-          <w:rFonts w:ascii="Times New Roman" w:hAnsi="Times New Roman" w:cs="Times New Roman"/>
-          <w:bCs/>
-        </w:rPr>
-        <w:t xml:space="preserve"> матрицу корреляций. Оставьте на графике только корреляцию больше 0,6.</w:t>
-      </w:r>
-      <w:r>
-        <w:rPr>
-          <w:rFonts w:cs="Times New Roman"/>
-          <w:bCs/>
-        </w:rPr>
-        <w:t xml:space="preserve"> </w:t>
-      </w:r>
-      <w:proofErr w:type="spellStart"/>
-      <w:r>
-        <w:rPr>
-          <w:rFonts w:ascii="Times New Roman" w:hAnsi="Times New Roman" w:cs="Times New Roman"/>
-          <w:bCs/>
-        </w:rPr>
-        <w:t>Переконвертируйте</w:t>
-      </w:r>
-      <w:proofErr w:type="spellEnd"/>
-      <w:r>
-        <w:rPr>
-          <w:rFonts w:ascii="Times New Roman" w:hAnsi="Times New Roman" w:cs="Times New Roman"/>
-          <w:bCs/>
-        </w:rPr>
-        <w:t xml:space="preserve"> следующие категориальные данные в целочисленные значения:</w:t>
+      <w:proofErr w:type="spellStart"/>
+      <w:r>
+        <w:rPr>
+          <w:rFonts w:ascii="Times New Roman" w:hAnsi="Times New Roman" w:cs="Times New Roman"/>
+          <w:bCs/>
+        </w:rPr>
+        <w:t>Matrix</w:t>
+      </w:r>
+      <w:proofErr w:type="spellEnd"/>
+      <w:r>
+        <w:rPr>
+          <w:rFonts w:ascii="Times New Roman" w:hAnsi="Times New Roman" w:cs="Times New Roman"/>
+          <w:bCs/>
+        </w:rPr>
+        <w:t>)</w:t>
       </w:r>
     </w:p>
     <w:p>
       <w:pPr>
-        <w:shd w:val="clear" w:color="auto" w:fill="1E1E1E"/>
-        <w:spacing w:line="219" w:lineRule="atLeast"/>
-        <w:ind w:left="360" w:firstLine="0"/>
-        <w:rPr>
-          <w:rFonts w:ascii="Courier New" w:eastAsia="Times New Roman" w:hAnsi="Courier New" w:cs="Courier New"/>
-          <w:color w:val="D4D4D4"/>
-          <w:sz w:val="18"/>
-          <w:szCs w:val="18"/>
-          <w:lang w:val="en-US"/>
-        </w:rPr>
-      </w:pPr>
-      <w:proofErr w:type="spellStart"/>
-      <w:r>
-        <w:rPr>
-          <w:rFonts w:ascii="Courier New" w:eastAsia="Times New Roman" w:hAnsi="Courier New" w:cs="Courier New"/>
-          <w:color w:val="D4D4D4"/>
-          <w:sz w:val="18"/>
-          <w:szCs w:val="18"/>
-          <w:lang w:val="en-US"/>
-        </w:rPr>
-        <w:t>cleanup_nums</w:t>
-      </w:r>
-      <w:proofErr w:type="spellEnd"/>
-      <w:r>
-        <w:rPr>
-          <w:rFonts w:ascii="Courier New" w:eastAsia="Times New Roman" w:hAnsi="Courier New" w:cs="Courier New"/>
-          <w:color w:val="D4D4D4"/>
-          <w:sz w:val="18"/>
-          <w:szCs w:val="18"/>
-          <w:lang w:val="en-US"/>
-        </w:rPr>
-        <w:t xml:space="preserve"> = </w:t>
-      </w:r>
-      <w:r>
-        <w:rPr>
-          <w:rFonts w:ascii="Courier New" w:eastAsia="Times New Roman" w:hAnsi="Courier New" w:cs="Courier New"/>
-          <w:color w:val="DCDCDC"/>
-          <w:sz w:val="18"/>
-          <w:szCs w:val="18"/>
-          <w:lang w:val="en-US"/>
-        </w:rPr>
-        <w:t>{</w:t>
-      </w:r>
-      <w:r>
-        <w:rPr>
-          <w:rFonts w:ascii="Courier New" w:eastAsia="Times New Roman" w:hAnsi="Courier New" w:cs="Courier New"/>
-          <w:color w:val="CE9178"/>
-          <w:sz w:val="18"/>
-          <w:szCs w:val="18"/>
-          <w:lang w:val="en-US"/>
-        </w:rPr>
-        <w:t>"Gender"</w:t>
-      </w:r>
-      <w:r>
-        <w:rPr>
-          <w:rFonts w:ascii="Courier New" w:eastAsia="Times New Roman" w:hAnsi="Courier New" w:cs="Courier New"/>
-          <w:color w:val="DCDCDC"/>
-          <w:sz w:val="18"/>
-          <w:szCs w:val="18"/>
-          <w:lang w:val="en-US"/>
-        </w:rPr>
-        <w:t>:</w:t>
-      </w:r>
-      <w:r>
-        <w:rPr>
-          <w:rFonts w:ascii="Courier New" w:eastAsia="Times New Roman" w:hAnsi="Courier New" w:cs="Courier New"/>
-          <w:color w:val="D4D4D4"/>
-          <w:sz w:val="18"/>
-          <w:szCs w:val="18"/>
-          <w:lang w:val="en-US"/>
-        </w:rPr>
-        <w:t xml:space="preserve">     </w:t>
-      </w:r>
-      <w:r>
-        <w:rPr>
-          <w:rFonts w:ascii="Courier New" w:eastAsia="Times New Roman" w:hAnsi="Courier New" w:cs="Courier New"/>
-          <w:color w:val="DCDCDC"/>
-          <w:sz w:val="18"/>
-          <w:szCs w:val="18"/>
-          <w:lang w:val="en-US"/>
-        </w:rPr>
-        <w:t>{</w:t>
-      </w:r>
-      <w:r>
-        <w:rPr>
-          <w:rFonts w:ascii="Courier New" w:eastAsia="Times New Roman" w:hAnsi="Courier New" w:cs="Courier New"/>
-          <w:color w:val="CE9178"/>
-          <w:sz w:val="18"/>
-          <w:szCs w:val="18"/>
-          <w:lang w:val="en-US"/>
-        </w:rPr>
-        <w:t>'Female'</w:t>
-      </w:r>
-      <w:r>
-        <w:rPr>
-          <w:rFonts w:ascii="Courier New" w:eastAsia="Times New Roman" w:hAnsi="Courier New" w:cs="Courier New"/>
-          <w:color w:val="DCDCDC"/>
-          <w:sz w:val="18"/>
-          <w:szCs w:val="18"/>
-          <w:lang w:val="en-US"/>
-        </w:rPr>
-        <w:t>:</w:t>
-      </w:r>
-      <w:r>
-        <w:rPr>
-          <w:rFonts w:ascii="Courier New" w:eastAsia="Times New Roman" w:hAnsi="Courier New" w:cs="Courier New"/>
-          <w:color w:val="D4D4D4"/>
-          <w:sz w:val="18"/>
-          <w:szCs w:val="18"/>
-          <w:lang w:val="en-US"/>
-        </w:rPr>
-        <w:t xml:space="preserve"> </w:t>
-      </w:r>
-      <w:r>
-        <w:rPr>
-          <w:rFonts w:ascii="Courier New" w:eastAsia="Times New Roman" w:hAnsi="Courier New" w:cs="Courier New"/>
-          <w:color w:val="B5CEA8"/>
-          <w:sz w:val="18"/>
-          <w:szCs w:val="18"/>
-          <w:lang w:val="en-US"/>
-        </w:rPr>
-        <w:t>0</w:t>
-      </w:r>
-      <w:r>
-        <w:rPr>
-          <w:rFonts w:ascii="Courier New" w:eastAsia="Times New Roman" w:hAnsi="Courier New" w:cs="Courier New"/>
-          <w:color w:val="DCDCDC"/>
-          <w:sz w:val="18"/>
-          <w:szCs w:val="18"/>
-          <w:lang w:val="en-US"/>
-        </w:rPr>
-        <w:t>,</w:t>
-      </w:r>
-      <w:r>
-        <w:rPr>
-          <w:rFonts w:ascii="Courier New" w:eastAsia="Times New Roman" w:hAnsi="Courier New" w:cs="Courier New"/>
-          <w:color w:val="D4D4D4"/>
-          <w:sz w:val="18"/>
-          <w:szCs w:val="18"/>
-          <w:lang w:val="en-US"/>
-        </w:rPr>
-        <w:t xml:space="preserve"> </w:t>
-      </w:r>
-      <w:r>
-        <w:rPr>
-          <w:rFonts w:ascii="Courier New" w:eastAsia="Times New Roman" w:hAnsi="Courier New" w:cs="Courier New"/>
-          <w:color w:val="CE9178"/>
-          <w:sz w:val="18"/>
-          <w:szCs w:val="18"/>
-          <w:lang w:val="en-US"/>
-        </w:rPr>
-        <w:t>'Male'</w:t>
-      </w:r>
-      <w:r>
-        <w:rPr>
-          <w:rFonts w:ascii="Courier New" w:eastAsia="Times New Roman" w:hAnsi="Courier New" w:cs="Courier New"/>
-          <w:color w:val="DCDCDC"/>
-          <w:sz w:val="18"/>
-          <w:szCs w:val="18"/>
-          <w:lang w:val="en-US"/>
-        </w:rPr>
-        <w:t>:</w:t>
-      </w:r>
-      <w:r>
-        <w:rPr>
-          <w:rFonts w:ascii="Courier New" w:eastAsia="Times New Roman" w:hAnsi="Courier New" w:cs="Courier New"/>
-          <w:color w:val="D4D4D4"/>
-          <w:sz w:val="18"/>
-          <w:szCs w:val="18"/>
-          <w:lang w:val="en-US"/>
-        </w:rPr>
-        <w:t xml:space="preserve"> </w:t>
-      </w:r>
-      <w:r>
-        <w:rPr>
-          <w:rFonts w:ascii="Courier New" w:eastAsia="Times New Roman" w:hAnsi="Courier New" w:cs="Courier New"/>
-          <w:color w:val="B5CEA8"/>
-          <w:sz w:val="18"/>
-          <w:szCs w:val="18"/>
-          <w:lang w:val="en-US"/>
-        </w:rPr>
-        <w:t>1</w:t>
-      </w:r>
-      <w:r>
-        <w:rPr>
-          <w:rFonts w:ascii="Courier New" w:eastAsia="Times New Roman" w:hAnsi="Courier New" w:cs="Courier New"/>
-          <w:color w:val="DCDCDC"/>
-          <w:sz w:val="18"/>
-          <w:szCs w:val="18"/>
-          <w:lang w:val="en-US"/>
-        </w:rPr>
-        <w:t>},</w:t>
-      </w:r>
+        <w:rPr>
+          <w:rFonts w:cs="Times New Roman"/>
+          <w:sz w:val="22"/>
+        </w:rPr>
+      </w:pPr>
     </w:p>
     <w:p>
       <w:pPr>
-        <w:shd w:val="clear" w:color="auto" w:fill="1E1E1E"/>
-        <w:spacing w:line="219" w:lineRule="atLeast"/>
-        <w:ind w:left="360" w:firstLine="0"/>
-        <w:rPr>
-          <w:rFonts w:ascii="Courier New" w:eastAsia="Times New Roman" w:hAnsi="Courier New" w:cs="Courier New"/>
-          <w:color w:val="D4D4D4"/>
-          <w:sz w:val="18"/>
-          <w:szCs w:val="18"/>
-          <w:lang w:val="en-US"/>
-        </w:rPr>
-      </w:pPr>
-      <w:r>
-        <w:rPr>
-          <w:rFonts w:ascii="Courier New" w:eastAsia="Times New Roman" w:hAnsi="Courier New" w:cs="Courier New"/>
-          <w:color w:val="D4D4D4"/>
-          <w:sz w:val="18"/>
-          <w:szCs w:val="18"/>
-          <w:lang w:val="en-US"/>
-        </w:rPr>
-        <w:t xml:space="preserve">                </w:t>
-      </w:r>
-      <w:r>
-        <w:rPr>
-          <w:rFonts w:ascii="Courier New" w:eastAsia="Times New Roman" w:hAnsi="Courier New" w:cs="Courier New"/>
-          <w:color w:val="CE9178"/>
-          <w:sz w:val="18"/>
-          <w:szCs w:val="18"/>
-          <w:lang w:val="en-US"/>
-        </w:rPr>
-        <w:t>"Married"</w:t>
-      </w:r>
-      <w:r>
-        <w:rPr>
-          <w:rFonts w:ascii="Courier New" w:eastAsia="Times New Roman" w:hAnsi="Courier New" w:cs="Courier New"/>
-          <w:color w:val="DCDCDC"/>
-          <w:sz w:val="18"/>
-          <w:szCs w:val="18"/>
-          <w:lang w:val="en-US"/>
-        </w:rPr>
-        <w:t>:</w:t>
-      </w:r>
-      <w:r>
-        <w:rPr>
-          <w:rFonts w:ascii="Courier New" w:eastAsia="Times New Roman" w:hAnsi="Courier New" w:cs="Courier New"/>
-          <w:color w:val="D4D4D4"/>
-          <w:sz w:val="18"/>
-          <w:szCs w:val="18"/>
-          <w:lang w:val="en-US"/>
-        </w:rPr>
-        <w:t xml:space="preserve"> </w:t>
-      </w:r>
-      <w:r>
-        <w:rPr>
-          <w:rFonts w:ascii="Courier New" w:eastAsia="Times New Roman" w:hAnsi="Courier New" w:cs="Courier New"/>
-          <w:color w:val="DCDCDC"/>
-          <w:sz w:val="18"/>
-          <w:szCs w:val="18"/>
-          <w:lang w:val="en-US"/>
-        </w:rPr>
-        <w:t>{</w:t>
-      </w:r>
-      <w:r>
-        <w:rPr>
-          <w:rFonts w:ascii="Courier New" w:eastAsia="Times New Roman" w:hAnsi="Courier New" w:cs="Courier New"/>
-          <w:color w:val="CE9178"/>
-          <w:sz w:val="18"/>
-          <w:szCs w:val="18"/>
-          <w:lang w:val="en-US"/>
-        </w:rPr>
-        <w:t>'No'</w:t>
-      </w:r>
-      <w:r>
-        <w:rPr>
-          <w:rFonts w:ascii="Courier New" w:eastAsia="Times New Roman" w:hAnsi="Courier New" w:cs="Courier New"/>
-          <w:color w:val="DCDCDC"/>
-          <w:sz w:val="18"/>
-          <w:szCs w:val="18"/>
-          <w:lang w:val="en-US"/>
-        </w:rPr>
-        <w:t>:</w:t>
-      </w:r>
-      <w:r>
-        <w:rPr>
-          <w:rFonts w:ascii="Courier New" w:eastAsia="Times New Roman" w:hAnsi="Courier New" w:cs="Courier New"/>
-          <w:color w:val="D4D4D4"/>
-          <w:sz w:val="18"/>
-          <w:szCs w:val="18"/>
-          <w:lang w:val="en-US"/>
-        </w:rPr>
-        <w:t xml:space="preserve"> </w:t>
-      </w:r>
-      <w:r>
-        <w:rPr>
-          <w:rFonts w:ascii="Courier New" w:eastAsia="Times New Roman" w:hAnsi="Courier New" w:cs="Courier New"/>
-          <w:color w:val="B5CEA8"/>
-          <w:sz w:val="18"/>
-          <w:szCs w:val="18"/>
-          <w:lang w:val="en-US"/>
-        </w:rPr>
-        <w:t>0</w:t>
-      </w:r>
-      <w:r>
-        <w:rPr>
-          <w:rFonts w:ascii="Courier New" w:eastAsia="Times New Roman" w:hAnsi="Courier New" w:cs="Courier New"/>
-          <w:color w:val="DCDCDC"/>
-          <w:sz w:val="18"/>
-          <w:szCs w:val="18"/>
-          <w:lang w:val="en-US"/>
-        </w:rPr>
-        <w:t>,</w:t>
-      </w:r>
-      <w:r>
-        <w:rPr>
-          <w:rFonts w:ascii="Courier New" w:eastAsia="Times New Roman" w:hAnsi="Courier New" w:cs="Courier New"/>
-          <w:color w:val="D4D4D4"/>
-          <w:sz w:val="18"/>
-          <w:szCs w:val="18"/>
-          <w:lang w:val="en-US"/>
-        </w:rPr>
-        <w:t xml:space="preserve"> </w:t>
-      </w:r>
-      <w:r>
-        <w:rPr>
-          <w:rFonts w:ascii="Courier New" w:eastAsia="Times New Roman" w:hAnsi="Courier New" w:cs="Courier New"/>
-          <w:color w:val="CE9178"/>
-          <w:sz w:val="18"/>
-          <w:szCs w:val="18"/>
-          <w:lang w:val="en-US"/>
-        </w:rPr>
-        <w:t>'Yes'</w:t>
-      </w:r>
-      <w:r>
-        <w:rPr>
-          <w:rFonts w:ascii="Courier New" w:eastAsia="Times New Roman" w:hAnsi="Courier New" w:cs="Courier New"/>
-          <w:color w:val="DCDCDC"/>
-          <w:sz w:val="18"/>
-          <w:szCs w:val="18"/>
-          <w:lang w:val="en-US"/>
-        </w:rPr>
-        <w:t>:</w:t>
-      </w:r>
-      <w:r>
-        <w:rPr>
-          <w:rFonts w:ascii="Courier New" w:eastAsia="Times New Roman" w:hAnsi="Courier New" w:cs="Courier New"/>
-          <w:color w:val="D4D4D4"/>
-          <w:sz w:val="18"/>
-          <w:szCs w:val="18"/>
-          <w:lang w:val="en-US"/>
-        </w:rPr>
-        <w:t xml:space="preserve"> </w:t>
-      </w:r>
-      <w:r>
-        <w:rPr>
-          <w:rFonts w:ascii="Courier New" w:eastAsia="Times New Roman" w:hAnsi="Courier New" w:cs="Courier New"/>
-          <w:color w:val="B5CEA8"/>
-          <w:sz w:val="18"/>
-          <w:szCs w:val="18"/>
-          <w:lang w:val="en-US"/>
-        </w:rPr>
-        <w:t>1</w:t>
-      </w:r>
-      <w:r>
-        <w:rPr>
-          <w:rFonts w:ascii="Courier New" w:eastAsia="Times New Roman" w:hAnsi="Courier New" w:cs="Courier New"/>
-          <w:color w:val="DCDCDC"/>
-          <w:sz w:val="18"/>
-          <w:szCs w:val="18"/>
-          <w:lang w:val="en-US"/>
-        </w:rPr>
-        <w:t>},</w:t>
+        <w:jc w:val="center"/>
+        <w:rPr>
+          <w:rFonts w:cs="Times New Roman"/>
+          <w:b/>
+          <w:sz w:val="22"/>
+          <w:u w:val="single"/>
+        </w:rPr>
+      </w:pPr>
+      <w:r>
+        <w:rPr>
+          <w:rFonts w:cs="Times New Roman"/>
+          <w:b/>
+          <w:sz w:val="22"/>
+          <w:u w:val="single"/>
+        </w:rPr>
+        <w:t xml:space="preserve">Задание </w:t>
+      </w:r>
+      <w:r>
+        <w:rPr>
+          <w:rFonts w:cs="Times New Roman"/>
+          <w:b/>
+          <w:sz w:val="22"/>
+          <w:u w:val="single"/>
+        </w:rPr>
+        <w:t>3</w:t>
+      </w:r>
+      <w:r>
+        <w:rPr>
+          <w:rFonts w:cs="Times New Roman"/>
+          <w:b/>
+          <w:sz w:val="22"/>
+          <w:u w:val="single"/>
+        </w:rPr>
+        <w:t xml:space="preserve">. </w:t>
+      </w:r>
+      <w:r>
+        <w:rPr>
+          <w:rFonts w:cs="Times New Roman"/>
+          <w:b/>
+          <w:sz w:val="22"/>
+          <w:u w:val="single"/>
+        </w:rPr>
+        <w:t>Ансамблевые</w:t>
+      </w:r>
+      <w:r>
+        <w:rPr>
+          <w:rFonts w:cs="Times New Roman"/>
+          <w:b/>
+          <w:sz w:val="22"/>
+          <w:u w:val="single"/>
+        </w:rPr>
+        <w:t xml:space="preserve"> модели</w:t>
       </w:r>
     </w:p>
     <w:p>
       <w:pPr>
-        <w:shd w:val="clear" w:color="auto" w:fill="1E1E1E"/>
-        <w:spacing w:line="219" w:lineRule="atLeast"/>
-        <w:ind w:left="360" w:firstLine="0"/>
-        <w:rPr>
-          <w:rFonts w:ascii="Courier New" w:eastAsia="Times New Roman" w:hAnsi="Courier New" w:cs="Courier New"/>
-          <w:color w:val="D4D4D4"/>
-          <w:sz w:val="18"/>
-          <w:szCs w:val="18"/>
-          <w:lang w:val="en-US"/>
-        </w:rPr>
-      </w:pPr>
-      <w:r>
-        <w:rPr>
-          <w:rFonts w:ascii="Courier New" w:eastAsia="Times New Roman" w:hAnsi="Courier New" w:cs="Courier New"/>
-          <w:color w:val="D4D4D4"/>
-          <w:sz w:val="18"/>
-          <w:szCs w:val="18"/>
-          <w:lang w:val="en-US"/>
-        </w:rPr>
-        <w:t xml:space="preserve">                </w:t>
-      </w:r>
-      <w:r>
-        <w:rPr>
-          <w:rFonts w:ascii="Courier New" w:eastAsia="Times New Roman" w:hAnsi="Courier New" w:cs="Courier New"/>
-          <w:color w:val="CE9178"/>
-          <w:sz w:val="18"/>
-          <w:szCs w:val="18"/>
-          <w:lang w:val="en-US"/>
-        </w:rPr>
-        <w:t>"Dependents"</w:t>
-      </w:r>
-      <w:r>
-        <w:rPr>
-          <w:rFonts w:ascii="Courier New" w:eastAsia="Times New Roman" w:hAnsi="Courier New" w:cs="Courier New"/>
-          <w:color w:val="DCDCDC"/>
-          <w:sz w:val="18"/>
-          <w:szCs w:val="18"/>
-          <w:lang w:val="en-US"/>
-        </w:rPr>
-        <w:t>:</w:t>
-      </w:r>
-      <w:r>
-        <w:rPr>
-          <w:rFonts w:ascii="Courier New" w:eastAsia="Times New Roman" w:hAnsi="Courier New" w:cs="Courier New"/>
-          <w:color w:val="D4D4D4"/>
-          <w:sz w:val="18"/>
-          <w:szCs w:val="18"/>
-          <w:lang w:val="en-US"/>
+        <w:pStyle w:val="a5"/>
+        <w:numPr>
+          <w:ilvl w:val="0"/>
+          <w:numId w:val="11"/>
+        </w:numPr>
+        <w:spacing w:after="0"/>
+        <w:jc w:val="both"/>
+        <w:rPr>
+          <w:rFonts w:ascii="Times New Roman" w:hAnsi="Times New Roman" w:cs="Times New Roman"/>
+        </w:rPr>
+      </w:pPr>
+      <w:r>
+        <w:rPr>
+          <w:rFonts w:ascii="Times New Roman" w:hAnsi="Times New Roman" w:cs="Times New Roman"/>
+        </w:rPr>
+        <w:t xml:space="preserve">Воспользуемся данными о сердечных заболеваниях и обучим на них </w:t>
+      </w:r>
+      <w:proofErr w:type="spellStart"/>
+      <w:r>
+        <w:rPr>
+          <w:rFonts w:ascii="Times New Roman" w:hAnsi="Times New Roman" w:cs="Times New Roman"/>
+        </w:rPr>
+        <w:t>Random</w:t>
+      </w:r>
+      <w:proofErr w:type="spellEnd"/>
+      <w:r>
+        <w:rPr>
+          <w:rFonts w:ascii="Times New Roman" w:hAnsi="Times New Roman" w:cs="Times New Roman"/>
         </w:rPr>
         <w:t xml:space="preserve"> </w:t>
       </w:r>
-      <w:r>
-        <w:rPr>
-          <w:rFonts w:ascii="Courier New" w:eastAsia="Times New Roman" w:hAnsi="Courier New" w:cs="Courier New"/>
-          <w:color w:val="DCDCDC"/>
-          <w:sz w:val="18"/>
-          <w:szCs w:val="18"/>
-          <w:lang w:val="en-US"/>
-        </w:rPr>
-        <w:t>{</w:t>
-      </w:r>
-      <w:r>
-        <w:rPr>
-          <w:rFonts w:ascii="Courier New" w:eastAsia="Times New Roman" w:hAnsi="Courier New" w:cs="Courier New"/>
-          <w:color w:val="CE9178"/>
-          <w:sz w:val="18"/>
-          <w:szCs w:val="18"/>
-          <w:lang w:val="en-US"/>
-        </w:rPr>
-        <w:t>'0'</w:t>
-      </w:r>
-      <w:r>
-        <w:rPr>
-          <w:rFonts w:ascii="Courier New" w:eastAsia="Times New Roman" w:hAnsi="Courier New" w:cs="Courier New"/>
-          <w:color w:val="DCDCDC"/>
-          <w:sz w:val="18"/>
-          <w:szCs w:val="18"/>
-          <w:lang w:val="en-US"/>
-        </w:rPr>
-        <w:t>:</w:t>
-      </w:r>
-      <w:r>
-        <w:rPr>
-          <w:rFonts w:ascii="Courier New" w:eastAsia="Times New Roman" w:hAnsi="Courier New" w:cs="Courier New"/>
-          <w:color w:val="B5CEA8"/>
-          <w:sz w:val="18"/>
-          <w:szCs w:val="18"/>
-          <w:lang w:val="en-US"/>
-        </w:rPr>
-        <w:t>0</w:t>
-      </w:r>
-      <w:r>
-        <w:rPr>
-          <w:rFonts w:ascii="Courier New" w:eastAsia="Times New Roman" w:hAnsi="Courier New" w:cs="Courier New"/>
-          <w:color w:val="DCDCDC"/>
-          <w:sz w:val="18"/>
-          <w:szCs w:val="18"/>
-          <w:lang w:val="en-US"/>
-        </w:rPr>
-        <w:t>,</w:t>
-      </w:r>
-      <w:r>
-        <w:rPr>
-          <w:rFonts w:ascii="Courier New" w:eastAsia="Times New Roman" w:hAnsi="Courier New" w:cs="Courier New"/>
-          <w:color w:val="CE9178"/>
-          <w:sz w:val="18"/>
-          <w:szCs w:val="18"/>
-          <w:lang w:val="en-US"/>
-        </w:rPr>
-        <w:t>'1'</w:t>
-      </w:r>
-      <w:r>
-        <w:rPr>
-          <w:rFonts w:ascii="Courier New" w:eastAsia="Times New Roman" w:hAnsi="Courier New" w:cs="Courier New"/>
-          <w:color w:val="DCDCDC"/>
-          <w:sz w:val="18"/>
-          <w:szCs w:val="18"/>
-          <w:lang w:val="en-US"/>
-        </w:rPr>
-        <w:t>:</w:t>
-      </w:r>
-      <w:r>
-        <w:rPr>
-          <w:rFonts w:ascii="Courier New" w:eastAsia="Times New Roman" w:hAnsi="Courier New" w:cs="Courier New"/>
-          <w:color w:val="B5CEA8"/>
-          <w:sz w:val="18"/>
-          <w:szCs w:val="18"/>
-          <w:lang w:val="en-US"/>
-        </w:rPr>
-        <w:t>1</w:t>
-      </w:r>
-      <w:r>
-        <w:rPr>
-          <w:rFonts w:ascii="Courier New" w:eastAsia="Times New Roman" w:hAnsi="Courier New" w:cs="Courier New"/>
-          <w:color w:val="DCDCDC"/>
-          <w:sz w:val="18"/>
-          <w:szCs w:val="18"/>
-          <w:lang w:val="en-US"/>
-        </w:rPr>
-        <w:t>,</w:t>
-      </w:r>
-      <w:r>
-        <w:rPr>
-          <w:rFonts w:ascii="Courier New" w:eastAsia="Times New Roman" w:hAnsi="Courier New" w:cs="Courier New"/>
-          <w:color w:val="CE9178"/>
-          <w:sz w:val="18"/>
-          <w:szCs w:val="18"/>
-          <w:lang w:val="en-US"/>
-        </w:rPr>
-        <w:t>'2'</w:t>
-      </w:r>
-      <w:r>
-        <w:rPr>
-          <w:rFonts w:ascii="Courier New" w:eastAsia="Times New Roman" w:hAnsi="Courier New" w:cs="Courier New"/>
-          <w:color w:val="DCDCDC"/>
-          <w:sz w:val="18"/>
-          <w:szCs w:val="18"/>
-          <w:lang w:val="en-US"/>
-        </w:rPr>
-        <w:t>:</w:t>
-      </w:r>
-      <w:r>
-        <w:rPr>
-          <w:rFonts w:ascii="Courier New" w:eastAsia="Times New Roman" w:hAnsi="Courier New" w:cs="Courier New"/>
-          <w:color w:val="B5CEA8"/>
-          <w:sz w:val="18"/>
-          <w:szCs w:val="18"/>
-          <w:lang w:val="en-US"/>
-        </w:rPr>
-        <w:t>2</w:t>
-      </w:r>
-      <w:r>
-        <w:rPr>
-          <w:rFonts w:ascii="Courier New" w:eastAsia="Times New Roman" w:hAnsi="Courier New" w:cs="Courier New"/>
-          <w:color w:val="DCDCDC"/>
-          <w:sz w:val="18"/>
-          <w:szCs w:val="18"/>
-          <w:lang w:val="en-US"/>
-        </w:rPr>
-        <w:t>,</w:t>
-      </w:r>
-      <w:r>
-        <w:rPr>
-          <w:rFonts w:ascii="Courier New" w:eastAsia="Times New Roman" w:hAnsi="Courier New" w:cs="Courier New"/>
-          <w:color w:val="CE9178"/>
-          <w:sz w:val="18"/>
-          <w:szCs w:val="18"/>
-          <w:lang w:val="en-US"/>
-        </w:rPr>
-        <w:t>'3+'</w:t>
-      </w:r>
-      <w:r>
-        <w:rPr>
-          <w:rFonts w:ascii="Courier New" w:eastAsia="Times New Roman" w:hAnsi="Courier New" w:cs="Courier New"/>
-          <w:color w:val="DCDCDC"/>
-          <w:sz w:val="18"/>
-          <w:szCs w:val="18"/>
-          <w:lang w:val="en-US"/>
-        </w:rPr>
-        <w:t>:</w:t>
-      </w:r>
-      <w:r>
-        <w:rPr>
-          <w:rFonts w:ascii="Courier New" w:eastAsia="Times New Roman" w:hAnsi="Courier New" w:cs="Courier New"/>
-          <w:color w:val="B5CEA8"/>
-          <w:sz w:val="18"/>
-          <w:szCs w:val="18"/>
-          <w:lang w:val="en-US"/>
-        </w:rPr>
-        <w:t>3</w:t>
-      </w:r>
-      <w:r>
-        <w:rPr>
-          <w:rFonts w:ascii="Courier New" w:eastAsia="Times New Roman" w:hAnsi="Courier New" w:cs="Courier New"/>
-          <w:color w:val="DCDCDC"/>
-          <w:sz w:val="18"/>
-          <w:szCs w:val="18"/>
-          <w:lang w:val="en-US"/>
-        </w:rPr>
-        <w:t>},</w:t>
+      <w:proofErr w:type="spellStart"/>
+      <w:r>
+        <w:rPr>
+          <w:rFonts w:ascii="Times New Roman" w:hAnsi="Times New Roman" w:cs="Times New Roman"/>
+        </w:rPr>
+        <w:t>Forest</w:t>
+      </w:r>
+      <w:proofErr w:type="spellEnd"/>
+      <w:r>
+        <w:rPr>
+          <w:rFonts w:ascii="Times New Roman" w:hAnsi="Times New Roman" w:cs="Times New Roman"/>
+        </w:rPr>
+        <w:t>. Постройте график важности переменных для классификации. Назовите три самых важных для дальнейшего анализа параметра. При создании моделей используйте параметры:</w:t>
       </w:r>
     </w:p>
     <w:p>
       <w:pPr>
-        <w:shd w:val="clear" w:color="auto" w:fill="1E1E1E"/>
-        <w:spacing w:line="219" w:lineRule="atLeast"/>
-        <w:ind w:left="360" w:firstLine="0"/>
-        <w:rPr>
-          <w:rFonts w:ascii="Courier New" w:eastAsia="Times New Roman" w:hAnsi="Courier New" w:cs="Courier New"/>
-          <w:color w:val="D4D4D4"/>
-          <w:sz w:val="18"/>
-          <w:szCs w:val="18"/>
-          <w:lang w:val="en-US"/>
-        </w:rPr>
-      </w:pPr>
-      <w:r>
-        <w:rPr>
-          <w:rFonts w:ascii="Courier New" w:eastAsia="Times New Roman" w:hAnsi="Courier New" w:cs="Courier New"/>
-          <w:color w:val="D4D4D4"/>
-          <w:sz w:val="18"/>
-          <w:szCs w:val="18"/>
-          <w:lang w:val="en-US"/>
-        </w:rPr>
-        <w:t xml:space="preserve">                </w:t>
-      </w:r>
-      <w:r>
-        <w:rPr>
-          <w:rFonts w:ascii="Courier New" w:eastAsia="Times New Roman" w:hAnsi="Courier New" w:cs="Courier New"/>
-          <w:color w:val="CE9178"/>
-          <w:sz w:val="18"/>
-          <w:szCs w:val="18"/>
-          <w:lang w:val="en-US"/>
-        </w:rPr>
-        <w:t>"</w:t>
-      </w:r>
-      <w:proofErr w:type="spellStart"/>
-      <w:r>
-        <w:rPr>
-          <w:rFonts w:ascii="Courier New" w:eastAsia="Times New Roman" w:hAnsi="Courier New" w:cs="Courier New"/>
-          <w:color w:val="CE9178"/>
-          <w:sz w:val="18"/>
-          <w:szCs w:val="18"/>
-          <w:lang w:val="en-US"/>
-        </w:rPr>
-        <w:t>Loan_Status</w:t>
-      </w:r>
-      <w:proofErr w:type="spellEnd"/>
-      <w:r>
-        <w:rPr>
-          <w:rFonts w:ascii="Courier New" w:eastAsia="Times New Roman" w:hAnsi="Courier New" w:cs="Courier New"/>
-          <w:color w:val="CE9178"/>
-          <w:sz w:val="18"/>
-          <w:szCs w:val="18"/>
-          <w:lang w:val="en-US"/>
-        </w:rPr>
-        <w:t>"</w:t>
-      </w:r>
-      <w:r>
-        <w:rPr>
-          <w:rFonts w:ascii="Courier New" w:eastAsia="Times New Roman" w:hAnsi="Courier New" w:cs="Courier New"/>
-          <w:color w:val="DCDCDC"/>
-          <w:sz w:val="18"/>
-          <w:szCs w:val="18"/>
-          <w:lang w:val="en-US"/>
-        </w:rPr>
-        <w:t>:</w:t>
-      </w:r>
-      <w:r>
-        <w:rPr>
-          <w:rFonts w:ascii="Courier New" w:eastAsia="Times New Roman" w:hAnsi="Courier New" w:cs="Courier New"/>
-          <w:color w:val="D4D4D4"/>
-          <w:sz w:val="18"/>
-          <w:szCs w:val="18"/>
-          <w:lang w:val="en-US"/>
+        <w:pStyle w:val="a5"/>
+        <w:spacing w:after="0"/>
+        <w:ind w:left="1429"/>
+        <w:jc w:val="both"/>
+        <w:rPr>
+          <w:rStyle w:val="HTML"/>
+          <w:rFonts w:eastAsiaTheme="minorEastAsia"/>
+          <w:sz w:val="22"/>
+          <w:szCs w:val="22"/>
+          <w:lang w:val="en-US"/>
+        </w:rPr>
+      </w:pPr>
+      <w:proofErr w:type="spellStart"/>
+      <w:r>
+        <w:rPr>
+          <w:rStyle w:val="HTML"/>
+          <w:rFonts w:eastAsiaTheme="minorEastAsia"/>
+          <w:sz w:val="22"/>
+          <w:szCs w:val="22"/>
+          <w:lang w:val="en-US"/>
+        </w:rPr>
+        <w:t>parametrs</w:t>
+      </w:r>
+      <w:proofErr w:type="spellEnd"/>
+      <w:r>
+        <w:rPr>
+          <w:rStyle w:val="HTML"/>
+          <w:rFonts w:eastAsiaTheme="minorEastAsia"/>
+          <w:sz w:val="22"/>
+          <w:szCs w:val="22"/>
+          <w:lang w:val="en-US"/>
+        </w:rPr>
+        <w:t xml:space="preserve"> = {</w:t>
+      </w:r>
+      <w:r>
+        <w:rPr>
+          <w:rStyle w:val="hljs-string"/>
+          <w:rFonts w:ascii="Courier New" w:hAnsi="Courier New" w:cs="Courier New"/>
+          <w:lang w:val="en-US"/>
+        </w:rPr>
+        <w:t>'</w:t>
+      </w:r>
+      <w:proofErr w:type="spellStart"/>
+      <w:r>
+        <w:rPr>
+          <w:rStyle w:val="hljs-string"/>
+          <w:rFonts w:ascii="Courier New" w:hAnsi="Courier New" w:cs="Courier New"/>
+          <w:lang w:val="en-US"/>
+        </w:rPr>
+        <w:t>n_estimators</w:t>
+      </w:r>
+      <w:proofErr w:type="spellEnd"/>
+      <w:r>
+        <w:rPr>
+          <w:rStyle w:val="hljs-string"/>
+          <w:rFonts w:ascii="Courier New" w:hAnsi="Courier New" w:cs="Courier New"/>
+          <w:lang w:val="en-US"/>
+        </w:rPr>
+        <w:t>'</w:t>
+      </w:r>
+      <w:r>
+        <w:rPr>
+          <w:rStyle w:val="HTML"/>
+          <w:rFonts w:eastAsiaTheme="minorEastAsia"/>
+          <w:sz w:val="22"/>
+          <w:szCs w:val="22"/>
+          <w:lang w:val="en-US"/>
+        </w:rPr>
+        <w:t>: [</w:t>
+      </w:r>
+      <w:r>
+        <w:rPr>
+          <w:rStyle w:val="hljs-number"/>
+          <w:rFonts w:ascii="Courier New" w:hAnsi="Courier New" w:cs="Courier New"/>
+          <w:lang w:val="en-US"/>
+        </w:rPr>
+        <w:t>8</w:t>
+      </w:r>
+      <w:r>
+        <w:rPr>
+          <w:rStyle w:val="HTML"/>
+          <w:rFonts w:eastAsiaTheme="minorEastAsia"/>
+          <w:sz w:val="22"/>
+          <w:szCs w:val="22"/>
+          <w:lang w:val="en-US"/>
+        </w:rPr>
+        <w:t xml:space="preserve">], </w:t>
+      </w:r>
+      <w:r>
+        <w:rPr>
+          <w:rStyle w:val="hljs-string"/>
+          <w:rFonts w:ascii="Courier New" w:hAnsi="Courier New" w:cs="Courier New"/>
+          <w:lang w:val="en-US"/>
+        </w:rPr>
+        <w:t>'</w:t>
+      </w:r>
+      <w:proofErr w:type="spellStart"/>
+      <w:r>
+        <w:rPr>
+          <w:rStyle w:val="hljs-string"/>
+          <w:rFonts w:ascii="Courier New" w:hAnsi="Courier New" w:cs="Courier New"/>
+          <w:lang w:val="en-US"/>
+        </w:rPr>
+        <w:t>max_depth</w:t>
+      </w:r>
+      <w:proofErr w:type="spellEnd"/>
+      <w:r>
+        <w:rPr>
+          <w:rStyle w:val="hljs-string"/>
+          <w:rFonts w:ascii="Courier New" w:hAnsi="Courier New" w:cs="Courier New"/>
+          <w:lang w:val="en-US"/>
+        </w:rPr>
+        <w:t>'</w:t>
+      </w:r>
+      <w:r>
+        <w:rPr>
+          <w:rStyle w:val="HTML"/>
+          <w:rFonts w:eastAsiaTheme="minorEastAsia"/>
+          <w:sz w:val="22"/>
+          <w:szCs w:val="22"/>
+          <w:lang w:val="en-US"/>
+        </w:rPr>
+        <w:t>: [</w:t>
+      </w:r>
+      <w:r>
+        <w:rPr>
+          <w:rStyle w:val="hljs-number"/>
+          <w:rFonts w:ascii="Courier New" w:hAnsi="Courier New" w:cs="Courier New"/>
+          <w:lang w:val="en-US"/>
+        </w:rPr>
+        <w:t>4</w:t>
+      </w:r>
+      <w:r>
+        <w:rPr>
+          <w:rStyle w:val="HTML"/>
+          <w:rFonts w:eastAsiaTheme="minorEastAsia"/>
+          <w:sz w:val="22"/>
+          <w:szCs w:val="22"/>
+          <w:lang w:val="en-US"/>
+        </w:rPr>
+        <w:t>]}</w:t>
+      </w:r>
+    </w:p>
+    <w:p>
+      <w:pPr>
+        <w:pStyle w:val="a5"/>
+        <w:numPr>
+          <w:ilvl w:val="0"/>
+          <w:numId w:val="13"/>
+        </w:numPr>
+        <w:spacing w:after="0"/>
+        <w:jc w:val="both"/>
+        <w:rPr>
+          <w:rFonts w:ascii="Times New Roman" w:hAnsi="Times New Roman" w:cs="Times New Roman"/>
+        </w:rPr>
+      </w:pPr>
+      <w:r>
+        <w:rPr>
+          <w:rFonts w:ascii="Times New Roman" w:hAnsi="Times New Roman" w:cs="Times New Roman"/>
+          <w:i/>
+        </w:rPr>
+        <w:t>Дополнительно:</w:t>
+      </w:r>
+      <w:r>
+        <w:rPr>
+          <w:rFonts w:ascii="Times New Roman" w:hAnsi="Times New Roman" w:cs="Times New Roman"/>
         </w:rPr>
         <w:t xml:space="preserve"> </w:t>
       </w:r>
       <w:r>
         <w:rPr>
-          <w:rFonts w:ascii="Courier New" w:eastAsia="Times New Roman" w:hAnsi="Courier New" w:cs="Courier New"/>
-          <w:color w:val="DCDCDC"/>
-          <w:sz w:val="18"/>
-          <w:szCs w:val="18"/>
-          <w:lang w:val="en-US"/>
-        </w:rPr>
-        <w:t>{</w:t>
-      </w:r>
-      <w:r>
-        <w:rPr>
-          <w:rFonts w:ascii="Courier New" w:eastAsia="Times New Roman" w:hAnsi="Courier New" w:cs="Courier New"/>
-          <w:color w:val="CE9178"/>
-          <w:sz w:val="18"/>
-          <w:szCs w:val="18"/>
-          <w:lang w:val="en-US"/>
-        </w:rPr>
-        <w:t>'N'</w:t>
-      </w:r>
-      <w:r>
-        <w:rPr>
-          <w:rFonts w:ascii="Courier New" w:eastAsia="Times New Roman" w:hAnsi="Courier New" w:cs="Courier New"/>
-          <w:color w:val="DCDCDC"/>
-          <w:sz w:val="18"/>
-          <w:szCs w:val="18"/>
-          <w:lang w:val="en-US"/>
-        </w:rPr>
-        <w:t>:</w:t>
-      </w:r>
-      <w:r>
-        <w:rPr>
-          <w:rFonts w:ascii="Courier New" w:eastAsia="Times New Roman" w:hAnsi="Courier New" w:cs="Courier New"/>
-          <w:color w:val="D4D4D4"/>
-          <w:sz w:val="18"/>
-          <w:szCs w:val="18"/>
-          <w:lang w:val="en-US"/>
+          <w:rFonts w:ascii="Times New Roman" w:hAnsi="Times New Roman" w:cs="Times New Roman"/>
+        </w:rPr>
+        <w:t>Откройте</w:t>
+      </w:r>
+      <w:r>
+        <w:rPr>
+          <w:rFonts w:ascii="Times New Roman" w:hAnsi="Times New Roman" w:cs="Times New Roman"/>
+        </w:rPr>
+        <w:t xml:space="preserve"> файл </w:t>
+      </w:r>
+      <w:r>
+        <w:rPr>
+          <w:rFonts w:ascii="Times New Roman" w:hAnsi="Times New Roman" w:cs="Times New Roman"/>
+          <w:b/>
+        </w:rPr>
+        <w:t>«Задание 3.</w:t>
+      </w:r>
+      <w:proofErr w:type="spellStart"/>
+      <w:r>
+        <w:rPr>
+          <w:rFonts w:ascii="Times New Roman" w:hAnsi="Times New Roman" w:cs="Times New Roman"/>
+          <w:b/>
+          <w:lang w:val="en-US"/>
+        </w:rPr>
+        <w:t>ipynb</w:t>
+      </w:r>
+      <w:proofErr w:type="spellEnd"/>
+      <w:r>
+        <w:rPr>
+          <w:rFonts w:ascii="Times New Roman" w:hAnsi="Times New Roman" w:cs="Times New Roman"/>
+          <w:b/>
+        </w:rPr>
+        <w:t>»</w:t>
+      </w:r>
+      <w:r>
+        <w:rPr>
+          <w:rFonts w:ascii="Times New Roman" w:hAnsi="Times New Roman" w:cs="Times New Roman"/>
+        </w:rPr>
+        <w:t xml:space="preserve">. Запустите генерацию данных. Обучите на </w:t>
+      </w:r>
+      <w:r>
+        <w:rPr>
+          <w:rFonts w:ascii="Times New Roman" w:hAnsi="Times New Roman" w:cs="Times New Roman"/>
+          <w:lang w:val="en-US"/>
+        </w:rPr>
+        <w:t>train</w:t>
+      </w:r>
+      <w:r>
+        <w:rPr>
+          <w:rFonts w:ascii="Times New Roman" w:hAnsi="Times New Roman" w:cs="Times New Roman"/>
+        </w:rPr>
+        <w:t xml:space="preserve"> данных модель «</w:t>
+      </w:r>
+      <w:proofErr w:type="spellStart"/>
+      <w:r>
+        <w:rPr>
+          <w:rFonts w:ascii="Times New Roman" w:hAnsi="Times New Roman" w:cs="Times New Roman"/>
+        </w:rPr>
+        <w:t>Бэггинг</w:t>
+      </w:r>
+      <w:proofErr w:type="spellEnd"/>
+      <w:r>
+        <w:rPr>
+          <w:rFonts w:ascii="Times New Roman" w:hAnsi="Times New Roman" w:cs="Times New Roman"/>
+        </w:rPr>
+        <w:t xml:space="preserve"> на деревьях» с глубиной деревьев 3 – </w:t>
+      </w:r>
+      <w:proofErr w:type="spellStart"/>
+      <w:r>
+        <w:rPr>
+          <w:rFonts w:ascii="Times New Roman" w:hAnsi="Times New Roman" w:cs="Times New Roman"/>
+        </w:rPr>
+        <w:t>BaggingClassifier</w:t>
+      </w:r>
+      <w:proofErr w:type="spellEnd"/>
+      <w:r>
+        <w:rPr>
+          <w:rFonts w:ascii="Times New Roman" w:hAnsi="Times New Roman" w:cs="Times New Roman"/>
+        </w:rPr>
+        <w:t>(</w:t>
+      </w:r>
+      <w:proofErr w:type="spellStart"/>
+      <w:r>
+        <w:rPr>
+          <w:rFonts w:ascii="Times New Roman" w:hAnsi="Times New Roman" w:cs="Times New Roman"/>
+        </w:rPr>
+        <w:t>RandomForestClassifier</w:t>
+      </w:r>
+      <w:proofErr w:type="spellEnd"/>
+      <w:r>
+        <w:rPr>
+          <w:rFonts w:ascii="Times New Roman" w:hAnsi="Times New Roman" w:cs="Times New Roman"/>
+        </w:rPr>
+        <w:t xml:space="preserve">()). Предскажите результат на </w:t>
+      </w:r>
+      <w:r>
+        <w:rPr>
+          <w:rFonts w:ascii="Times New Roman" w:hAnsi="Times New Roman" w:cs="Times New Roman"/>
+          <w:lang w:val="en-US"/>
+        </w:rPr>
+        <w:t>test</w:t>
+      </w:r>
+      <w:r>
+        <w:rPr>
+          <w:rFonts w:ascii="Times New Roman" w:hAnsi="Times New Roman" w:cs="Times New Roman"/>
+        </w:rPr>
+        <w:t xml:space="preserve"> данных. Выведите ошибки </w:t>
+      </w:r>
+      <w:r>
+        <w:rPr>
+          <w:rFonts w:ascii="Times New Roman" w:hAnsi="Times New Roman" w:cs="Times New Roman"/>
+          <w:lang w:val="en-US"/>
+        </w:rPr>
+        <w:t>MSE</w:t>
+      </w:r>
+      <w:r>
+        <w:rPr>
+          <w:rFonts w:ascii="Times New Roman" w:hAnsi="Times New Roman" w:cs="Times New Roman"/>
+        </w:rPr>
+        <w:t xml:space="preserve"> и </w:t>
+      </w:r>
+      <w:r>
+        <w:rPr>
+          <w:rFonts w:ascii="Times New Roman" w:hAnsi="Times New Roman" w:cs="Times New Roman"/>
+          <w:lang w:val="en-US"/>
+        </w:rPr>
+        <w:t>MAE</w:t>
+      </w:r>
+      <w:r>
+        <w:rPr>
+          <w:rFonts w:ascii="Times New Roman" w:hAnsi="Times New Roman" w:cs="Times New Roman"/>
+        </w:rPr>
+        <w:t xml:space="preserve">. Визуализируйте результаты предсказания моделей. Используйте функцию </w:t>
+      </w:r>
+      <w:proofErr w:type="spellStart"/>
+      <w:r>
+        <w:rPr>
+          <w:rFonts w:ascii="Times New Roman" w:hAnsi="Times New Roman" w:cs="Times New Roman"/>
+        </w:rPr>
+        <w:t>plot_predicts</w:t>
+      </w:r>
+      <w:proofErr w:type="spellEnd"/>
+      <w:r>
+        <w:rPr>
+          <w:rFonts w:ascii="Times New Roman" w:hAnsi="Times New Roman" w:cs="Times New Roman"/>
+        </w:rPr>
+        <w:t xml:space="preserve"> из файла.</w:t>
+      </w:r>
+    </w:p>
+    <w:p>
+      <w:pPr>
+        <w:rPr>
+          <w:rFonts w:cs="Times New Roman"/>
+          <w:sz w:val="22"/>
+        </w:rPr>
+      </w:pPr>
+    </w:p>
+    <w:p>
+      <w:pPr>
+        <w:rPr>
+          <w:rFonts w:cs="Times New Roman"/>
+          <w:sz w:val="22"/>
+        </w:rPr>
+      </w:pPr>
+    </w:p>
+    <w:p>
+      <w:pPr>
+        <w:jc w:val="center"/>
+        <w:rPr>
+          <w:rFonts w:cs="Times New Roman"/>
+          <w:b/>
+          <w:sz w:val="26"/>
+          <w:szCs w:val="26"/>
+        </w:rPr>
+      </w:pPr>
+    </w:p>
+    <w:p>
+      <w:pPr>
+        <w:jc w:val="center"/>
+        <w:rPr>
+          <w:rFonts w:cs="Times New Roman"/>
+          <w:b/>
+          <w:sz w:val="26"/>
+          <w:szCs w:val="26"/>
+        </w:rPr>
+      </w:pPr>
+    </w:p>
+    <w:p>
+      <w:pPr>
+        <w:jc w:val="center"/>
+        <w:rPr>
+          <w:rFonts w:cs="Times New Roman"/>
+          <w:b/>
+          <w:sz w:val="26"/>
+          <w:szCs w:val="26"/>
+        </w:rPr>
+      </w:pPr>
+    </w:p>
+    <w:p>
+      <w:pPr>
+        <w:jc w:val="center"/>
+        <w:rPr>
+          <w:rFonts w:cs="Times New Roman"/>
+          <w:b/>
+          <w:sz w:val="26"/>
+          <w:szCs w:val="26"/>
+        </w:rPr>
+      </w:pPr>
+    </w:p>
+    <w:p>
+      <w:pPr>
+        <w:jc w:val="center"/>
+        <w:rPr>
+          <w:rFonts w:cs="Times New Roman"/>
+          <w:b/>
+          <w:sz w:val="26"/>
+          <w:szCs w:val="26"/>
+        </w:rPr>
+      </w:pPr>
+    </w:p>
+    <w:p>
+      <w:pPr>
+        <w:jc w:val="center"/>
+        <w:rPr>
+          <w:rFonts w:cs="Times New Roman"/>
+          <w:b/>
+          <w:sz w:val="26"/>
+          <w:szCs w:val="26"/>
+        </w:rPr>
+      </w:pPr>
+    </w:p>
+    <w:p>
+      <w:pPr>
+        <w:jc w:val="center"/>
+        <w:rPr>
+          <w:rFonts w:cs="Times New Roman"/>
+          <w:b/>
+          <w:sz w:val="26"/>
+          <w:szCs w:val="26"/>
+        </w:rPr>
+      </w:pPr>
+    </w:p>
+    <w:p>
+      <w:pPr>
+        <w:jc w:val="center"/>
+        <w:rPr>
+          <w:rFonts w:cs="Times New Roman"/>
+          <w:b/>
+          <w:sz w:val="26"/>
+          <w:szCs w:val="26"/>
+        </w:rPr>
+      </w:pPr>
+      <w:r>
+        <w:rPr>
+          <w:rFonts w:cs="Times New Roman"/>
+          <w:b/>
+          <w:sz w:val="26"/>
+          <w:szCs w:val="26"/>
+        </w:rPr>
+        <w:t>Вариант 2</w:t>
+      </w:r>
+    </w:p>
+    <w:p>
+      <w:pPr>
+        <w:jc w:val="center"/>
+        <w:rPr>
+          <w:rFonts w:cs="Times New Roman"/>
+          <w:b/>
+          <w:sz w:val="22"/>
+          <w:u w:val="single"/>
+        </w:rPr>
+      </w:pPr>
+      <w:r>
+        <w:rPr>
+          <w:rFonts w:cs="Times New Roman"/>
+          <w:b/>
+          <w:sz w:val="22"/>
+          <w:u w:val="single"/>
+        </w:rPr>
+        <w:t>Задание 1. Классификация текстов</w:t>
+      </w:r>
+    </w:p>
+    <w:p>
+      <w:pPr>
+        <w:pStyle w:val="a5"/>
+        <w:numPr>
+          <w:ilvl w:val="0"/>
+          <w:numId w:val="11"/>
+        </w:numPr>
+        <w:jc w:val="both"/>
+        <w:rPr>
+          <w:rFonts w:ascii="Times New Roman" w:hAnsi="Times New Roman" w:cs="Times New Roman"/>
+        </w:rPr>
+      </w:pPr>
+      <w:proofErr w:type="spellStart"/>
+      <w:r>
+        <w:rPr>
+          <w:rFonts w:ascii="Times New Roman" w:hAnsi="Times New Roman" w:cs="Times New Roman"/>
+        </w:rPr>
+        <w:t>Скачайта</w:t>
+      </w:r>
+      <w:proofErr w:type="spellEnd"/>
+      <w:r>
+        <w:rPr>
+          <w:rFonts w:ascii="Times New Roman" w:hAnsi="Times New Roman" w:cs="Times New Roman"/>
+        </w:rPr>
+        <w:t xml:space="preserve"> данные </w:t>
+      </w:r>
+      <w:proofErr w:type="spellStart"/>
+      <w:r>
+        <w:rPr>
+          <w:rFonts w:ascii="Times New Roman" w:hAnsi="Times New Roman" w:cs="Times New Roman"/>
+          <w:b/>
+          <w:lang w:val="en-US"/>
+        </w:rPr>
+        <w:t>coronavirus</w:t>
+      </w:r>
+      <w:proofErr w:type="spellEnd"/>
+      <w:r>
+        <w:rPr>
+          <w:rFonts w:ascii="Times New Roman" w:hAnsi="Times New Roman" w:cs="Times New Roman"/>
+          <w:b/>
+        </w:rPr>
+        <w:t>_</w:t>
+      </w:r>
+      <w:r>
+        <w:rPr>
+          <w:rFonts w:ascii="Times New Roman" w:hAnsi="Times New Roman" w:cs="Times New Roman"/>
+          <w:b/>
+          <w:lang w:val="en-US"/>
+        </w:rPr>
+        <w:t>tweets</w:t>
+      </w:r>
+      <w:r>
+        <w:rPr>
+          <w:rFonts w:ascii="Times New Roman" w:hAnsi="Times New Roman" w:cs="Times New Roman"/>
+          <w:b/>
+        </w:rPr>
+        <w:t>_</w:t>
+      </w:r>
+      <w:r>
+        <w:rPr>
+          <w:rFonts w:ascii="Times New Roman" w:hAnsi="Times New Roman" w:cs="Times New Roman"/>
+          <w:b/>
+          <w:lang w:val="en-US"/>
+        </w:rPr>
+        <w:t>with</w:t>
+      </w:r>
+      <w:r>
+        <w:rPr>
+          <w:rFonts w:ascii="Times New Roman" w:hAnsi="Times New Roman" w:cs="Times New Roman"/>
+          <w:b/>
+        </w:rPr>
+        <w:t>_</w:t>
+      </w:r>
+      <w:r>
+        <w:rPr>
+          <w:rFonts w:ascii="Times New Roman" w:hAnsi="Times New Roman" w:cs="Times New Roman"/>
+          <w:b/>
+          <w:lang w:val="en-US"/>
+        </w:rPr>
+        <w:t>labels</w:t>
+      </w:r>
+      <w:r>
+        <w:rPr>
+          <w:rFonts w:ascii="Times New Roman" w:hAnsi="Times New Roman" w:cs="Times New Roman"/>
+          <w:b/>
+        </w:rPr>
+        <w:t>.</w:t>
+      </w:r>
+      <w:proofErr w:type="spellStart"/>
+      <w:r>
+        <w:rPr>
+          <w:rFonts w:ascii="Times New Roman" w:hAnsi="Times New Roman" w:cs="Times New Roman"/>
+          <w:b/>
+          <w:lang w:val="en-US"/>
+        </w:rPr>
+        <w:t>csv</w:t>
+      </w:r>
+      <w:proofErr w:type="spellEnd"/>
+      <w:r>
+        <w:rPr>
+          <w:rFonts w:ascii="Times New Roman" w:hAnsi="Times New Roman" w:cs="Times New Roman"/>
+        </w:rPr>
+        <w:t xml:space="preserve">. Сделайте 2 группы в целевой переменной: </w:t>
+      </w:r>
+      <w:proofErr w:type="spellStart"/>
+      <w:r>
+        <w:rPr>
+          <w:rFonts w:ascii="Times New Roman" w:hAnsi="Times New Roman" w:cs="Times New Roman"/>
+        </w:rPr>
+        <w:t>Extremely</w:t>
+      </w:r>
+      <w:proofErr w:type="spellEnd"/>
+      <w:r>
+        <w:rPr>
+          <w:rFonts w:ascii="Times New Roman" w:hAnsi="Times New Roman" w:cs="Times New Roman"/>
         </w:rPr>
         <w:t xml:space="preserve"> </w:t>
       </w:r>
-      <w:r>
-        <w:rPr>
-          <w:rFonts w:ascii="Courier New" w:eastAsia="Times New Roman" w:hAnsi="Courier New" w:cs="Courier New"/>
-          <w:color w:val="B5CEA8"/>
-          <w:sz w:val="18"/>
-          <w:szCs w:val="18"/>
-          <w:lang w:val="en-US"/>
-        </w:rPr>
-        <w:t>0</w:t>
-      </w:r>
-      <w:r>
-        <w:rPr>
-          <w:rFonts w:ascii="Courier New" w:eastAsia="Times New Roman" w:hAnsi="Courier New" w:cs="Courier New"/>
-          <w:color w:val="DCDCDC"/>
-          <w:sz w:val="18"/>
-          <w:szCs w:val="18"/>
-          <w:lang w:val="en-US"/>
-        </w:rPr>
-        <w:t>,</w:t>
-      </w:r>
-      <w:r>
-        <w:rPr>
-          <w:rFonts w:ascii="Courier New" w:eastAsia="Times New Roman" w:hAnsi="Courier New" w:cs="Courier New"/>
-          <w:color w:val="D4D4D4"/>
-          <w:sz w:val="18"/>
-          <w:szCs w:val="18"/>
-          <w:lang w:val="en-US"/>
+      <w:proofErr w:type="spellStart"/>
+      <w:r>
+        <w:rPr>
+          <w:rFonts w:ascii="Times New Roman" w:hAnsi="Times New Roman" w:cs="Times New Roman"/>
+        </w:rPr>
+        <w:t>Positive</w:t>
+      </w:r>
+      <w:proofErr w:type="spellEnd"/>
+      <w:r>
+        <w:rPr>
+          <w:rFonts w:ascii="Times New Roman" w:hAnsi="Times New Roman" w:cs="Times New Roman"/>
+        </w:rPr>
+        <w:t xml:space="preserve"> отметьте как </w:t>
+      </w:r>
+      <w:proofErr w:type="spellStart"/>
+      <w:r>
+        <w:rPr>
+          <w:rFonts w:ascii="Times New Roman" w:hAnsi="Times New Roman" w:cs="Times New Roman"/>
+        </w:rPr>
+        <w:t>Positive</w:t>
+      </w:r>
+      <w:proofErr w:type="spellEnd"/>
+      <w:r>
+        <w:rPr>
+          <w:rFonts w:ascii="Times New Roman" w:hAnsi="Times New Roman" w:cs="Times New Roman"/>
+        </w:rPr>
+        <w:t xml:space="preserve">, а </w:t>
+      </w:r>
+      <w:proofErr w:type="spellStart"/>
+      <w:r>
+        <w:rPr>
+          <w:rFonts w:ascii="Times New Roman" w:hAnsi="Times New Roman" w:cs="Times New Roman"/>
+        </w:rPr>
+        <w:t>Extremely</w:t>
+      </w:r>
+      <w:proofErr w:type="spellEnd"/>
+      <w:r>
+        <w:rPr>
+          <w:rFonts w:ascii="Times New Roman" w:hAnsi="Times New Roman" w:cs="Times New Roman"/>
         </w:rPr>
         <w:t xml:space="preserve"> </w:t>
       </w:r>
-      <w:r>
-        <w:rPr>
-          <w:rFonts w:ascii="Courier New" w:eastAsia="Times New Roman" w:hAnsi="Courier New" w:cs="Courier New"/>
-          <w:color w:val="CE9178"/>
-          <w:sz w:val="18"/>
-          <w:szCs w:val="18"/>
-          <w:lang w:val="en-US"/>
-        </w:rPr>
-        <w:t>'Y'</w:t>
-      </w:r>
-      <w:r>
-        <w:rPr>
-          <w:rFonts w:ascii="Courier New" w:eastAsia="Times New Roman" w:hAnsi="Courier New" w:cs="Courier New"/>
-          <w:color w:val="DCDCDC"/>
-          <w:sz w:val="18"/>
-          <w:szCs w:val="18"/>
-          <w:lang w:val="en-US"/>
-        </w:rPr>
-        <w:t>:</w:t>
-      </w:r>
-      <w:r>
-        <w:rPr>
-          <w:rFonts w:ascii="Courier New" w:eastAsia="Times New Roman" w:hAnsi="Courier New" w:cs="Courier New"/>
-          <w:color w:val="D4D4D4"/>
-          <w:sz w:val="18"/>
-          <w:szCs w:val="18"/>
-          <w:lang w:val="en-US"/>
-        </w:rPr>
-        <w:t xml:space="preserve"> </w:t>
-      </w:r>
-      <w:r>
-        <w:rPr>
-          <w:rFonts w:ascii="Courier New" w:eastAsia="Times New Roman" w:hAnsi="Courier New" w:cs="Courier New"/>
-          <w:color w:val="B5CEA8"/>
-          <w:sz w:val="18"/>
-          <w:szCs w:val="18"/>
-          <w:lang w:val="en-US"/>
+      <w:proofErr w:type="spellStart"/>
+      <w:r>
+        <w:rPr>
+          <w:rFonts w:ascii="Times New Roman" w:hAnsi="Times New Roman" w:cs="Times New Roman"/>
+        </w:rPr>
+        <w:t>Negative</w:t>
+      </w:r>
+      <w:proofErr w:type="spellEnd"/>
+      <w:r>
+        <w:rPr>
+          <w:rFonts w:ascii="Times New Roman" w:hAnsi="Times New Roman" w:cs="Times New Roman"/>
+        </w:rPr>
+        <w:t xml:space="preserve"> – </w:t>
+      </w:r>
+      <w:proofErr w:type="spellStart"/>
+      <w:r>
+        <w:rPr>
+          <w:rFonts w:ascii="Times New Roman" w:hAnsi="Times New Roman" w:cs="Times New Roman"/>
+        </w:rPr>
+        <w:t>Negative</w:t>
+      </w:r>
+      <w:proofErr w:type="spellEnd"/>
+      <w:r>
+        <w:rPr>
+          <w:rFonts w:ascii="Times New Roman" w:hAnsi="Times New Roman" w:cs="Times New Roman"/>
+        </w:rPr>
+        <w:t xml:space="preserve">. Удалите класс </w:t>
+      </w:r>
+      <w:proofErr w:type="spellStart"/>
+      <w:r>
+        <w:rPr>
+          <w:rFonts w:ascii="Times New Roman" w:hAnsi="Times New Roman" w:cs="Times New Roman"/>
+        </w:rPr>
+        <w:t>Neutral</w:t>
+      </w:r>
+      <w:proofErr w:type="spellEnd"/>
+      <w:r>
+        <w:rPr>
+          <w:rFonts w:ascii="Times New Roman" w:hAnsi="Times New Roman" w:cs="Times New Roman"/>
+        </w:rPr>
+        <w:t xml:space="preserve">. Сколько наблюдений в каждом классе? Закодируйте их в числовом виде простым </w:t>
+      </w:r>
+      <w:proofErr w:type="spellStart"/>
+      <w:r>
+        <w:rPr>
+          <w:rFonts w:ascii="Times New Roman" w:hAnsi="Times New Roman" w:cs="Times New Roman"/>
+        </w:rPr>
+        <w:t>LabelEncoding'ом</w:t>
+      </w:r>
+      <w:proofErr w:type="spellEnd"/>
+      <w:r>
+        <w:rPr>
+          <w:rFonts w:ascii="Times New Roman" w:hAnsi="Times New Roman" w:cs="Times New Roman"/>
+        </w:rPr>
+        <w:t>.</w:t>
+      </w:r>
+    </w:p>
+    <w:p>
+      <w:pPr>
+        <w:pStyle w:val="a5"/>
+        <w:numPr>
+          <w:ilvl w:val="0"/>
+          <w:numId w:val="11"/>
+        </w:numPr>
+        <w:jc w:val="both"/>
+        <w:rPr>
+          <w:rFonts w:ascii="Times New Roman" w:hAnsi="Times New Roman" w:cs="Times New Roman"/>
+        </w:rPr>
+      </w:pPr>
+      <w:r>
+        <w:rPr>
+          <w:rFonts w:ascii="Times New Roman" w:hAnsi="Times New Roman" w:cs="Times New Roman"/>
+        </w:rPr>
+        <w:t xml:space="preserve">Очистите </w:t>
+      </w:r>
+      <w:proofErr w:type="spellStart"/>
+      <w:r>
+        <w:rPr>
+          <w:rFonts w:ascii="Times New Roman" w:hAnsi="Times New Roman" w:cs="Times New Roman"/>
+        </w:rPr>
+        <w:t>твиты</w:t>
+      </w:r>
+      <w:proofErr w:type="spellEnd"/>
+      <w:r>
+        <w:rPr>
+          <w:rFonts w:ascii="Times New Roman" w:hAnsi="Times New Roman" w:cs="Times New Roman"/>
+        </w:rPr>
+        <w:t xml:space="preserve">: удалите ссылки, пунктуацию, теги, которые начинаются с @ и #. </w:t>
+      </w:r>
+      <w:proofErr w:type="spellStart"/>
+      <w:r>
+        <w:rPr>
+          <w:rFonts w:ascii="Times New Roman" w:hAnsi="Times New Roman" w:cs="Times New Roman"/>
+        </w:rPr>
+        <w:t>Токенизируйте</w:t>
+      </w:r>
+      <w:proofErr w:type="spellEnd"/>
+      <w:r>
+        <w:rPr>
+          <w:rFonts w:ascii="Times New Roman" w:hAnsi="Times New Roman" w:cs="Times New Roman"/>
+        </w:rPr>
+        <w:t xml:space="preserve"> тексты </w:t>
+      </w:r>
+      <w:proofErr w:type="spellStart"/>
+      <w:r>
+        <w:rPr>
+          <w:rFonts w:ascii="Times New Roman" w:hAnsi="Times New Roman" w:cs="Times New Roman"/>
+        </w:rPr>
+        <w:t>твитов</w:t>
+      </w:r>
+      <w:proofErr w:type="spellEnd"/>
+      <w:r>
+        <w:rPr>
+          <w:rFonts w:ascii="Times New Roman" w:hAnsi="Times New Roman" w:cs="Times New Roman"/>
+        </w:rPr>
+        <w:t xml:space="preserve"> с помощью </w:t>
+      </w:r>
+      <w:proofErr w:type="spellStart"/>
+      <w:r>
+        <w:rPr>
+          <w:rFonts w:ascii="Times New Roman" w:hAnsi="Times New Roman" w:cs="Times New Roman"/>
+        </w:rPr>
+        <w:t>word_tokenize</w:t>
+      </w:r>
+      <w:proofErr w:type="spellEnd"/>
+      <w:r>
+        <w:rPr>
+          <w:rFonts w:ascii="Times New Roman" w:hAnsi="Times New Roman" w:cs="Times New Roman"/>
+        </w:rPr>
+        <w:t xml:space="preserve">() из библиотеки </w:t>
+      </w:r>
+      <w:proofErr w:type="spellStart"/>
+      <w:r>
+        <w:rPr>
+          <w:rFonts w:ascii="Times New Roman" w:hAnsi="Times New Roman" w:cs="Times New Roman"/>
+        </w:rPr>
+        <w:t>nltk</w:t>
+      </w:r>
+      <w:proofErr w:type="spellEnd"/>
+      <w:r>
+        <w:rPr>
+          <w:rFonts w:ascii="Times New Roman" w:hAnsi="Times New Roman" w:cs="Times New Roman"/>
+        </w:rPr>
+        <w:t xml:space="preserve">. </w:t>
+      </w:r>
+      <w:proofErr w:type="spellStart"/>
+      <w:r>
+        <w:rPr>
+          <w:rFonts w:ascii="Times New Roman" w:hAnsi="Times New Roman" w:cs="Times New Roman"/>
+        </w:rPr>
+        <w:t>Лемматизируйте</w:t>
+      </w:r>
+      <w:proofErr w:type="spellEnd"/>
+      <w:r>
+        <w:rPr>
+          <w:rFonts w:ascii="Times New Roman" w:hAnsi="Times New Roman" w:cs="Times New Roman"/>
+        </w:rPr>
+        <w:t xml:space="preserve"> с помощью </w:t>
+      </w:r>
+      <w:proofErr w:type="spellStart"/>
+      <w:r>
+        <w:rPr>
+          <w:rFonts w:ascii="Times New Roman" w:hAnsi="Times New Roman" w:cs="Times New Roman"/>
+        </w:rPr>
+        <w:t>WordNetLemmatizer</w:t>
+      </w:r>
+      <w:proofErr w:type="spellEnd"/>
+      <w:r>
+        <w:rPr>
+          <w:rFonts w:ascii="Times New Roman" w:hAnsi="Times New Roman" w:cs="Times New Roman"/>
+        </w:rPr>
+        <w:t>() из той же библиотеки.</w:t>
+      </w:r>
+    </w:p>
+    <w:p>
+      <w:pPr>
+        <w:pStyle w:val="a5"/>
+        <w:numPr>
+          <w:ilvl w:val="0"/>
+          <w:numId w:val="11"/>
+        </w:numPr>
+        <w:jc w:val="both"/>
+        <w:rPr>
+          <w:rFonts w:ascii="Times New Roman" w:hAnsi="Times New Roman" w:cs="Times New Roman"/>
+        </w:rPr>
+      </w:pPr>
+      <w:r>
+        <w:rPr>
+          <w:rFonts w:ascii="Times New Roman" w:hAnsi="Times New Roman" w:cs="Times New Roman"/>
+        </w:rPr>
+        <w:t xml:space="preserve">Разделите данные на обучающую и тестовую выборку (используйте только обработанные тексты </w:t>
+      </w:r>
+      <w:proofErr w:type="spellStart"/>
+      <w:r>
+        <w:rPr>
+          <w:rFonts w:ascii="Times New Roman" w:hAnsi="Times New Roman" w:cs="Times New Roman"/>
+        </w:rPr>
+        <w:t>твитов</w:t>
+      </w:r>
+      <w:proofErr w:type="spellEnd"/>
+      <w:r>
+        <w:rPr>
+          <w:rFonts w:ascii="Times New Roman" w:hAnsi="Times New Roman" w:cs="Times New Roman"/>
+        </w:rPr>
+        <w:t xml:space="preserve"> из прошлого пункта и разметку) в соотношении 60 на 40.</w:t>
+      </w:r>
+    </w:p>
+    <w:p>
+      <w:pPr>
+        <w:pStyle w:val="a5"/>
+        <w:numPr>
+          <w:ilvl w:val="0"/>
+          <w:numId w:val="11"/>
+        </w:numPr>
+        <w:jc w:val="both"/>
+        <w:rPr>
+          <w:rFonts w:ascii="Times New Roman" w:hAnsi="Times New Roman" w:cs="Times New Roman"/>
+        </w:rPr>
+      </w:pPr>
+      <w:r>
+        <w:rPr>
+          <w:rFonts w:ascii="Times New Roman" w:hAnsi="Times New Roman" w:cs="Times New Roman"/>
+        </w:rPr>
+        <w:t xml:space="preserve">Примените </w:t>
+      </w:r>
+      <w:proofErr w:type="spellStart"/>
+      <w:r>
+        <w:rPr>
+          <w:rFonts w:ascii="Times New Roman" w:hAnsi="Times New Roman" w:cs="Times New Roman"/>
+        </w:rPr>
+        <w:t>TfidfVectorizer</w:t>
+      </w:r>
+      <w:proofErr w:type="spellEnd"/>
+      <w:r>
+        <w:rPr>
+          <w:rFonts w:ascii="Times New Roman" w:hAnsi="Times New Roman" w:cs="Times New Roman"/>
+        </w:rPr>
+        <w:t>() с параметром «</w:t>
+      </w:r>
+      <w:proofErr w:type="spellStart"/>
+      <w:r>
+        <w:rPr>
+          <w:rFonts w:ascii="Times New Roman" w:hAnsi="Times New Roman" w:cs="Times New Roman"/>
+        </w:rPr>
+        <w:t>стоп-слова</w:t>
+      </w:r>
+      <w:proofErr w:type="spellEnd"/>
+      <w:r>
+        <w:rPr>
+          <w:rFonts w:ascii="Times New Roman" w:hAnsi="Times New Roman" w:cs="Times New Roman"/>
+        </w:rPr>
+        <w:t>» (</w:t>
+      </w:r>
+      <w:proofErr w:type="spellStart"/>
+      <w:r>
+        <w:rPr>
+          <w:rFonts w:ascii="Times New Roman" w:hAnsi="Times New Roman" w:cs="Times New Roman"/>
+        </w:rPr>
+        <w:t>stop_words='english</w:t>
+      </w:r>
+      <w:proofErr w:type="spellEnd"/>
+      <w:r>
+        <w:rPr>
+          <w:rFonts w:ascii="Times New Roman" w:hAnsi="Times New Roman" w:cs="Times New Roman"/>
+        </w:rPr>
+        <w:t xml:space="preserve">'). Обучите </w:t>
+      </w:r>
+      <w:proofErr w:type="spellStart"/>
+      <w:r>
+        <w:rPr>
+          <w:rFonts w:ascii="Times New Roman" w:hAnsi="Times New Roman" w:cs="Times New Roman"/>
+        </w:rPr>
+        <w:t>логистическую</w:t>
+      </w:r>
+      <w:proofErr w:type="spellEnd"/>
+      <w:r>
+        <w:rPr>
+          <w:rFonts w:ascii="Times New Roman" w:hAnsi="Times New Roman" w:cs="Times New Roman"/>
+        </w:rPr>
+        <w:t xml:space="preserve"> регрессию. Выведите </w:t>
+      </w:r>
+      <w:r>
+        <w:rPr>
+          <w:rFonts w:ascii="Times New Roman" w:hAnsi="Times New Roman" w:cs="Times New Roman"/>
+          <w:lang w:val="en-US"/>
+        </w:rPr>
+        <w:t>f</w:t>
+      </w:r>
+      <w:r>
+        <w:rPr>
+          <w:rFonts w:ascii="Times New Roman" w:hAnsi="Times New Roman" w:cs="Times New Roman"/>
         </w:rPr>
         <w:t>1</w:t>
       </w:r>
       <w:r>
         <w:rPr>
-          <w:rFonts w:ascii="Courier New" w:eastAsia="Times New Roman" w:hAnsi="Courier New" w:cs="Courier New"/>
-          <w:color w:val="DCDCDC"/>
-          <w:sz w:val="18"/>
-          <w:szCs w:val="18"/>
-          <w:lang w:val="en-US"/>
-        </w:rPr>
-        <w:t>}}</w:t>
+          <w:rFonts w:ascii="Times New Roman" w:hAnsi="Times New Roman" w:cs="Times New Roman"/>
+          <w:lang w:val="en-US"/>
+        </w:rPr>
+        <w:t>-score</w:t>
+      </w:r>
+      <w:r>
+        <w:rPr>
+          <w:rFonts w:ascii="Times New Roman" w:hAnsi="Times New Roman" w:cs="Times New Roman"/>
+        </w:rPr>
+        <w:t>.</w:t>
+      </w:r>
+    </w:p>
+    <w:p>
+      <w:pPr>
+        <w:jc w:val="center"/>
+        <w:rPr>
+          <w:rFonts w:cs="Times New Roman"/>
+          <w:b/>
+          <w:sz w:val="22"/>
+          <w:u w:val="single"/>
+        </w:rPr>
+      </w:pPr>
+      <w:r>
+        <w:rPr>
+          <w:rFonts w:cs="Times New Roman"/>
+          <w:b/>
+          <w:sz w:val="22"/>
+          <w:u w:val="single"/>
+        </w:rPr>
+        <w:t>Задание 2. K-ближайших соседей</w:t>
       </w:r>
     </w:p>
     <w:p>
@@ -1663,83 +2832,31 @@
       <w:r>
         <w:rPr>
           <w:rFonts w:ascii="Times New Roman" w:hAnsi="Times New Roman" w:cs="Times New Roman"/>
-          <w:bCs/>
-        </w:rPr>
-        <w:t xml:space="preserve">Назначьте целевой переменной </w:t>
-      </w:r>
-      <w:proofErr w:type="spellStart"/>
-      <w:r>
-        <w:rPr>
-          <w:rFonts w:ascii="Times New Roman" w:hAnsi="Times New Roman" w:cs="Times New Roman"/>
-          <w:bCs/>
-        </w:rPr>
-        <w:t>Loan_Status</w:t>
-      </w:r>
-      <w:proofErr w:type="spellEnd"/>
-      <w:r>
-        <w:rPr>
-          <w:rFonts w:ascii="Times New Roman" w:hAnsi="Times New Roman" w:cs="Times New Roman"/>
-          <w:bCs/>
-        </w:rPr>
-        <w:t xml:space="preserve">, удалите её из данных. Соберите обучающую выборку из числовых признаков. Разбейте выборку на обучающую и тестовую в соотношении 75% на 25%. Создайте и обучите модель </w:t>
-      </w:r>
-      <w:proofErr w:type="spellStart"/>
-      <w:r>
-        <w:rPr>
-          <w:rFonts w:ascii="Times New Roman" w:hAnsi="Times New Roman" w:cs="Times New Roman"/>
-          <w:bCs/>
-        </w:rPr>
-        <w:t>KNeighborsClassifier</w:t>
-      </w:r>
-      <w:proofErr w:type="spellEnd"/>
-      <w:r>
-        <w:rPr>
-          <w:rFonts w:ascii="Times New Roman" w:hAnsi="Times New Roman" w:cs="Times New Roman"/>
-          <w:bCs/>
-        </w:rPr>
-        <w:t xml:space="preserve"> с параметром </w:t>
-      </w:r>
-      <w:proofErr w:type="spellStart"/>
-      <w:r>
-        <w:rPr>
-          <w:rFonts w:ascii="Times New Roman" w:hAnsi="Times New Roman" w:cs="Times New Roman"/>
-          <w:bCs/>
-        </w:rPr>
-        <w:t>n_neighbors</w:t>
-      </w:r>
-      <w:proofErr w:type="spellEnd"/>
-      <w:r>
-        <w:rPr>
-          <w:rFonts w:ascii="Times New Roman" w:hAnsi="Times New Roman" w:cs="Times New Roman"/>
-          <w:bCs/>
-        </w:rPr>
-        <w:t xml:space="preserve"> = 5. Выполните предсказания модели на тестовой выборке. Выведите </w:t>
-      </w:r>
-      <w:proofErr w:type="spellStart"/>
-      <w:r>
-        <w:rPr>
-          <w:rFonts w:ascii="Times New Roman" w:hAnsi="Times New Roman" w:cs="Times New Roman"/>
-          <w:bCs/>
-        </w:rPr>
-        <w:t>accuracy_score</w:t>
-      </w:r>
-      <w:proofErr w:type="spellEnd"/>
-      <w:r>
-        <w:rPr>
-          <w:rFonts w:ascii="Times New Roman" w:hAnsi="Times New Roman" w:cs="Times New Roman"/>
-          <w:bCs/>
-        </w:rPr>
-        <w:t xml:space="preserve"> модели для тестовой выборки. Постройте и выведите матрицу ошибок (</w:t>
-      </w:r>
-      <w:proofErr w:type="spellStart"/>
-      <w:r>
-        <w:rPr>
-          <w:rFonts w:ascii="Times New Roman" w:hAnsi="Times New Roman" w:cs="Times New Roman"/>
-          <w:bCs/>
-        </w:rPr>
-        <w:t>Confusion</w:t>
-      </w:r>
-      <w:proofErr w:type="spellEnd"/>
+        </w:rPr>
+        <w:t xml:space="preserve">Загрузите данные </w:t>
+      </w:r>
+      <w:proofErr w:type="spellStart"/>
+      <w:r>
+        <w:rPr>
+          <w:rFonts w:ascii="Times New Roman" w:hAnsi="Times New Roman" w:cs="Times New Roman"/>
+          <w:b/>
+        </w:rPr>
+        <w:t>train_knn.csv</w:t>
+      </w:r>
+      <w:proofErr w:type="spellEnd"/>
+      <w:r>
+        <w:rPr>
+          <w:rFonts w:ascii="Times New Roman" w:hAnsi="Times New Roman" w:cs="Times New Roman"/>
+        </w:rPr>
+        <w:t xml:space="preserve">. </w:t>
+      </w:r>
+      <w:r>
+        <w:rPr>
+          <w:rFonts w:ascii="Times New Roman" w:hAnsi="Times New Roman" w:cs="Times New Roman"/>
+          <w:bCs/>
+        </w:rPr>
+        <w:t>Осуществите поиск пропущенных значений. Заполните</w:t>
+      </w:r>
       <w:r>
         <w:rPr>
           <w:rFonts w:ascii="Times New Roman" w:hAnsi="Times New Roman" w:cs="Times New Roman"/>
@@ -1747,1013 +2864,106 @@
         </w:rPr>
         <w:t xml:space="preserve"> </w:t>
       </w:r>
-      <w:proofErr w:type="spellStart"/>
-      <w:r>
-        <w:rPr>
-          <w:rFonts w:ascii="Times New Roman" w:hAnsi="Times New Roman" w:cs="Times New Roman"/>
-          <w:bCs/>
-        </w:rPr>
-        <w:t>Matrix</w:t>
-      </w:r>
-      <w:proofErr w:type="spellEnd"/>
-      <w:r>
-        <w:rPr>
-          <w:rFonts w:ascii="Times New Roman" w:hAnsi="Times New Roman" w:cs="Times New Roman"/>
-          <w:bCs/>
-        </w:rPr>
-        <w:t>)</w:t>
-      </w:r>
-    </w:p>
-    <w:p>
-      <w:pPr>
-        <w:rPr>
-          <w:rFonts w:cs="Times New Roman"/>
-          <w:sz w:val="22"/>
-        </w:rPr>
-      </w:pPr>
-    </w:p>
-    <w:p>
-      <w:pPr>
-        <w:jc w:val="center"/>
-        <w:rPr>
-          <w:rFonts w:cs="Times New Roman"/>
-          <w:b/>
-          <w:sz w:val="22"/>
-          <w:u w:val="single"/>
-        </w:rPr>
-      </w:pPr>
-      <w:r>
-        <w:rPr>
-          <w:rFonts w:cs="Times New Roman"/>
-          <w:b/>
-          <w:sz w:val="22"/>
-          <w:u w:val="single"/>
-        </w:rPr>
-        <w:t xml:space="preserve">Задание </w:t>
-      </w:r>
-      <w:r>
-        <w:rPr>
-          <w:rFonts w:cs="Times New Roman"/>
-          <w:b/>
-          <w:sz w:val="22"/>
-          <w:u w:val="single"/>
-        </w:rPr>
-        <w:t>3</w:t>
-      </w:r>
-      <w:r>
-        <w:rPr>
-          <w:rFonts w:cs="Times New Roman"/>
-          <w:b/>
-          <w:sz w:val="22"/>
-          <w:u w:val="single"/>
+      <w:r>
+        <w:rPr>
+          <w:rFonts w:ascii="Times New Roman" w:hAnsi="Times New Roman" w:cs="Times New Roman"/>
+          <w:bCs/>
+        </w:rPr>
+        <w:t>пропуски</w:t>
+      </w:r>
+      <w:r>
+        <w:rPr>
+          <w:rFonts w:ascii="Times New Roman" w:hAnsi="Times New Roman" w:cs="Times New Roman"/>
+          <w:bCs/>
+        </w:rPr>
+        <w:t xml:space="preserve"> </w:t>
+      </w:r>
+      <w:r>
+        <w:rPr>
+          <w:rFonts w:ascii="Times New Roman" w:hAnsi="Times New Roman" w:cs="Times New Roman"/>
+          <w:bCs/>
+        </w:rPr>
+        <w:t>в</w:t>
+      </w:r>
+      <w:r>
+        <w:rPr>
+          <w:rFonts w:ascii="Times New Roman" w:hAnsi="Times New Roman" w:cs="Times New Roman"/>
+          <w:bCs/>
+        </w:rPr>
+        <w:t xml:space="preserve"> </w:t>
+      </w:r>
+      <w:r>
+        <w:rPr>
+          <w:rFonts w:ascii="Times New Roman" w:hAnsi="Times New Roman" w:cs="Times New Roman"/>
+          <w:bCs/>
+        </w:rPr>
+        <w:t>данных</w:t>
+      </w:r>
+      <w:r>
+        <w:rPr>
+          <w:rFonts w:ascii="Times New Roman" w:hAnsi="Times New Roman" w:cs="Times New Roman"/>
+          <w:bCs/>
         </w:rPr>
         <w:t xml:space="preserve">. </w:t>
       </w:r>
       <w:r>
         <w:rPr>
-          <w:rFonts w:cs="Times New Roman"/>
-          <w:b/>
-          <w:sz w:val="22"/>
-          <w:u w:val="single"/>
-        </w:rPr>
-        <w:t>Ансамблевые</w:t>
-      </w:r>
-      <w:r>
-        <w:rPr>
-          <w:rFonts w:cs="Times New Roman"/>
-          <w:b/>
-          <w:sz w:val="22"/>
-          <w:u w:val="single"/>
-        </w:rPr>
-        <w:t xml:space="preserve"> модели</w:t>
-      </w:r>
-    </w:p>
-    <w:p>
-      <w:pPr>
-        <w:pStyle w:val="a5"/>
-        <w:numPr>
-          <w:ilvl w:val="0"/>
-          <w:numId w:val="11"/>
-        </w:numPr>
-        <w:spacing w:after="0"/>
-        <w:jc w:val="both"/>
-        <w:rPr>
-          <w:rFonts w:ascii="Times New Roman" w:hAnsi="Times New Roman" w:cs="Times New Roman"/>
-        </w:rPr>
-      </w:pPr>
-      <w:r>
-        <w:rPr>
-          <w:rFonts w:ascii="Times New Roman" w:hAnsi="Times New Roman" w:cs="Times New Roman"/>
-        </w:rPr>
-        <w:t xml:space="preserve">Воспользуемся данными о сердечных заболеваниях и обучим на них </w:t>
-      </w:r>
-      <w:proofErr w:type="spellStart"/>
-      <w:r>
-        <w:rPr>
-          <w:rFonts w:ascii="Times New Roman" w:hAnsi="Times New Roman" w:cs="Times New Roman"/>
-        </w:rPr>
-        <w:t>Random</w:t>
-      </w:r>
-      <w:proofErr w:type="spellEnd"/>
+          <w:rFonts w:ascii="Times New Roman" w:hAnsi="Times New Roman" w:cs="Times New Roman"/>
+          <w:bCs/>
+        </w:rPr>
+        <w:t xml:space="preserve">Удалите признак </w:t>
+      </w:r>
+      <w:proofErr w:type="spellStart"/>
+      <w:r>
+        <w:rPr>
+          <w:rFonts w:ascii="Times New Roman" w:hAnsi="Times New Roman" w:cs="Times New Roman"/>
+          <w:bCs/>
+        </w:rPr>
+        <w:t>Loan_ID</w:t>
+      </w:r>
+      <w:proofErr w:type="spellEnd"/>
+      <w:r>
+        <w:rPr>
+          <w:rFonts w:ascii="Times New Roman" w:hAnsi="Times New Roman" w:cs="Times New Roman"/>
+          <w:bCs/>
+        </w:rPr>
+        <w:t>.</w:t>
+      </w:r>
       <w:r>
         <w:rPr>
           <w:rFonts w:ascii="Times New Roman" w:hAnsi="Times New Roman" w:cs="Times New Roman"/>
         </w:rPr>
         <w:t xml:space="preserve"> </w:t>
       </w:r>
-      <w:proofErr w:type="spellStart"/>
-      <w:r>
-        <w:rPr>
-          <w:rFonts w:ascii="Times New Roman" w:hAnsi="Times New Roman" w:cs="Times New Roman"/>
-        </w:rPr>
-        <w:t>Forest</w:t>
-      </w:r>
-      <w:proofErr w:type="spellEnd"/>
-      <w:r>
-        <w:rPr>
-          <w:rFonts w:ascii="Times New Roman" w:hAnsi="Times New Roman" w:cs="Times New Roman"/>
-        </w:rPr>
-        <w:t>. Постройте график важности переменных для классификации. Назовите три самых важных для дальнейшего анализа параметра. При создании моделей используйте параметры:</w:t>
-      </w:r>
-    </w:p>
-    <w:p>
-      <w:pPr>
-        <w:pStyle w:val="a5"/>
-        <w:spacing w:after="0"/>
-        <w:ind w:left="1429"/>
-        <w:jc w:val="both"/>
-        <w:rPr>
-          <w:rStyle w:val="HTML"/>
-          <w:rFonts w:eastAsiaTheme="minorEastAsia"/>
-          <w:sz w:val="22"/>
-          <w:szCs w:val="22"/>
-          <w:lang w:val="en-US"/>
-        </w:rPr>
-      </w:pPr>
-      <w:proofErr w:type="spellStart"/>
-      <w:r>
-        <w:rPr>
-          <w:rStyle w:val="HTML"/>
-          <w:rFonts w:eastAsiaTheme="minorEastAsia"/>
-          <w:sz w:val="22"/>
-          <w:szCs w:val="22"/>
-          <w:lang w:val="en-US"/>
-        </w:rPr>
-        <w:t>parametrs</w:t>
-      </w:r>
-      <w:proofErr w:type="spellEnd"/>
-      <w:r>
-        <w:rPr>
-          <w:rStyle w:val="HTML"/>
-          <w:rFonts w:eastAsiaTheme="minorEastAsia"/>
-          <w:sz w:val="22"/>
-          <w:szCs w:val="22"/>
-          <w:lang w:val="en-US"/>
-        </w:rPr>
-        <w:t xml:space="preserve"> = {</w:t>
-      </w:r>
-      <w:r>
-        <w:rPr>
-          <w:rStyle w:val="hljs-string"/>
-          <w:rFonts w:ascii="Courier New" w:hAnsi="Courier New" w:cs="Courier New"/>
-          <w:lang w:val="en-US"/>
-        </w:rPr>
-        <w:t>'</w:t>
-      </w:r>
-      <w:proofErr w:type="spellStart"/>
-      <w:r>
-        <w:rPr>
-          <w:rStyle w:val="hljs-string"/>
-          <w:rFonts w:ascii="Courier New" w:hAnsi="Courier New" w:cs="Courier New"/>
-          <w:lang w:val="en-US"/>
-        </w:rPr>
-        <w:t>n_estimators</w:t>
-      </w:r>
-      <w:proofErr w:type="spellEnd"/>
-      <w:r>
-        <w:rPr>
-          <w:rStyle w:val="hljs-string"/>
-          <w:rFonts w:ascii="Courier New" w:hAnsi="Courier New" w:cs="Courier New"/>
-          <w:lang w:val="en-US"/>
-        </w:rPr>
-        <w:t>'</w:t>
-      </w:r>
-      <w:r>
-        <w:rPr>
-          <w:rStyle w:val="HTML"/>
-          <w:rFonts w:eastAsiaTheme="minorEastAsia"/>
-          <w:sz w:val="22"/>
-          <w:szCs w:val="22"/>
-          <w:lang w:val="en-US"/>
-        </w:rPr>
-        <w:t>: [</w:t>
-      </w:r>
-      <w:r>
-        <w:rPr>
-          <w:rStyle w:val="hljs-number"/>
-          <w:rFonts w:ascii="Courier New" w:hAnsi="Courier New" w:cs="Courier New"/>
-          <w:lang w:val="en-US"/>
-        </w:rPr>
-        <w:t>8</w:t>
-      </w:r>
-      <w:r>
-        <w:rPr>
-          <w:rStyle w:val="HTML"/>
-          <w:rFonts w:eastAsiaTheme="minorEastAsia"/>
-          <w:sz w:val="22"/>
-          <w:szCs w:val="22"/>
-          <w:lang w:val="en-US"/>
-        </w:rPr>
-        <w:t xml:space="preserve">], </w:t>
-      </w:r>
-      <w:r>
-        <w:rPr>
-          <w:rStyle w:val="hljs-string"/>
-          <w:rFonts w:ascii="Courier New" w:hAnsi="Courier New" w:cs="Courier New"/>
-          <w:lang w:val="en-US"/>
-        </w:rPr>
-        <w:t>'</w:t>
-      </w:r>
-      <w:proofErr w:type="spellStart"/>
-      <w:r>
-        <w:rPr>
-          <w:rStyle w:val="hljs-string"/>
-          <w:rFonts w:ascii="Courier New" w:hAnsi="Courier New" w:cs="Courier New"/>
-          <w:lang w:val="en-US"/>
-        </w:rPr>
-        <w:t>max_depth</w:t>
-      </w:r>
-      <w:proofErr w:type="spellEnd"/>
-      <w:r>
-        <w:rPr>
-          <w:rStyle w:val="hljs-string"/>
-          <w:rFonts w:ascii="Courier New" w:hAnsi="Courier New" w:cs="Courier New"/>
-          <w:lang w:val="en-US"/>
-        </w:rPr>
-        <w:t>'</w:t>
-      </w:r>
-      <w:r>
-        <w:rPr>
-          <w:rStyle w:val="HTML"/>
-          <w:rFonts w:eastAsiaTheme="minorEastAsia"/>
-          <w:sz w:val="22"/>
-          <w:szCs w:val="22"/>
-          <w:lang w:val="en-US"/>
-        </w:rPr>
-        <w:t>: [</w:t>
-      </w:r>
-      <w:r>
-        <w:rPr>
-          <w:rStyle w:val="hljs-number"/>
-          <w:rFonts w:ascii="Courier New" w:hAnsi="Courier New" w:cs="Courier New"/>
-          <w:lang w:val="en-US"/>
-        </w:rPr>
-        <w:t>4</w:t>
-      </w:r>
-      <w:r>
-        <w:rPr>
-          <w:rStyle w:val="HTML"/>
-          <w:rFonts w:eastAsiaTheme="minorEastAsia"/>
-          <w:sz w:val="22"/>
-          <w:szCs w:val="22"/>
-          <w:lang w:val="en-US"/>
-        </w:rPr>
-        <w:t>]}</w:t>
-      </w:r>
-    </w:p>
-    <w:p>
-      <w:pPr>
-        <w:pStyle w:val="a5"/>
-        <w:numPr>
-          <w:ilvl w:val="0"/>
-          <w:numId w:val="13"/>
-        </w:numPr>
-        <w:spacing w:after="0"/>
-        <w:jc w:val="both"/>
-        <w:rPr>
-          <w:rFonts w:ascii="Times New Roman" w:hAnsi="Times New Roman" w:cs="Times New Roman"/>
-        </w:rPr>
-      </w:pPr>
-      <w:r>
-        <w:rPr>
-          <w:rFonts w:ascii="Times New Roman" w:hAnsi="Times New Roman" w:cs="Times New Roman"/>
-        </w:rPr>
-        <w:t xml:space="preserve">Скачайте файл </w:t>
-      </w:r>
-      <w:r>
-        <w:rPr>
-          <w:rFonts w:ascii="Times New Roman" w:hAnsi="Times New Roman" w:cs="Times New Roman"/>
-          <w:b/>
-        </w:rPr>
-        <w:t>«Задание 3.</w:t>
-      </w:r>
-      <w:proofErr w:type="spellStart"/>
-      <w:r>
-        <w:rPr>
-          <w:rFonts w:ascii="Times New Roman" w:hAnsi="Times New Roman" w:cs="Times New Roman"/>
-          <w:b/>
-          <w:lang w:val="en-US"/>
-        </w:rPr>
-        <w:t>ipynb</w:t>
-      </w:r>
-      <w:proofErr w:type="spellEnd"/>
-      <w:r>
-        <w:rPr>
-          <w:rFonts w:ascii="Times New Roman" w:hAnsi="Times New Roman" w:cs="Times New Roman"/>
-          <w:b/>
-        </w:rPr>
-        <w:t>»</w:t>
-      </w:r>
-      <w:r>
-        <w:rPr>
-          <w:rFonts w:ascii="Times New Roman" w:hAnsi="Times New Roman" w:cs="Times New Roman"/>
-        </w:rPr>
-        <w:t xml:space="preserve">. Запустите генерацию данных. Обучите на </w:t>
-      </w:r>
-      <w:r>
-        <w:rPr>
-          <w:rFonts w:ascii="Times New Roman" w:hAnsi="Times New Roman" w:cs="Times New Roman"/>
-          <w:lang w:val="en-US"/>
-        </w:rPr>
-        <w:t>train</w:t>
-      </w:r>
-      <w:r>
-        <w:rPr>
-          <w:rFonts w:ascii="Times New Roman" w:hAnsi="Times New Roman" w:cs="Times New Roman"/>
-        </w:rPr>
-        <w:t xml:space="preserve"> данных модель «</w:t>
-      </w:r>
-      <w:proofErr w:type="spellStart"/>
-      <w:r>
-        <w:rPr>
-          <w:rFonts w:ascii="Times New Roman" w:hAnsi="Times New Roman" w:cs="Times New Roman"/>
-        </w:rPr>
-        <w:t>Бэггинг</w:t>
-      </w:r>
-      <w:proofErr w:type="spellEnd"/>
-      <w:r>
-        <w:rPr>
-          <w:rFonts w:ascii="Times New Roman" w:hAnsi="Times New Roman" w:cs="Times New Roman"/>
-        </w:rPr>
-        <w:t xml:space="preserve"> на деревьях» с глубиной деревьев 3 – </w:t>
-      </w:r>
-      <w:proofErr w:type="spellStart"/>
-      <w:r>
-        <w:rPr>
-          <w:rFonts w:ascii="Times New Roman" w:hAnsi="Times New Roman" w:cs="Times New Roman"/>
-        </w:rPr>
-        <w:t>BaggingClassifier</w:t>
-      </w:r>
-      <w:proofErr w:type="spellEnd"/>
-      <w:r>
-        <w:rPr>
-          <w:rFonts w:ascii="Times New Roman" w:hAnsi="Times New Roman" w:cs="Times New Roman"/>
-        </w:rPr>
-        <w:t>(</w:t>
-      </w:r>
-      <w:proofErr w:type="spellStart"/>
-      <w:r>
-        <w:rPr>
-          <w:rFonts w:ascii="Times New Roman" w:hAnsi="Times New Roman" w:cs="Times New Roman"/>
-        </w:rPr>
-        <w:t>RandomForestClassifier</w:t>
-      </w:r>
-      <w:proofErr w:type="spellEnd"/>
-      <w:r>
-        <w:rPr>
-          <w:rFonts w:ascii="Times New Roman" w:hAnsi="Times New Roman" w:cs="Times New Roman"/>
-        </w:rPr>
-        <w:t xml:space="preserve">()). Предскажите результат на </w:t>
-      </w:r>
-      <w:r>
-        <w:rPr>
-          <w:rFonts w:ascii="Times New Roman" w:hAnsi="Times New Roman" w:cs="Times New Roman"/>
-          <w:lang w:val="en-US"/>
-        </w:rPr>
-        <w:t>test</w:t>
-      </w:r>
-      <w:r>
-        <w:rPr>
-          <w:rFonts w:ascii="Times New Roman" w:hAnsi="Times New Roman" w:cs="Times New Roman"/>
-        </w:rPr>
-        <w:t xml:space="preserve"> данных. Выведите ошибки </w:t>
-      </w:r>
-      <w:r>
-        <w:rPr>
-          <w:rFonts w:ascii="Times New Roman" w:hAnsi="Times New Roman" w:cs="Times New Roman"/>
-          <w:lang w:val="en-US"/>
-        </w:rPr>
-        <w:t>MSE</w:t>
-      </w:r>
-      <w:r>
-        <w:rPr>
-          <w:rFonts w:ascii="Times New Roman" w:hAnsi="Times New Roman" w:cs="Times New Roman"/>
-        </w:rPr>
-        <w:t xml:space="preserve"> и </w:t>
-      </w:r>
-      <w:r>
-        <w:rPr>
-          <w:rFonts w:ascii="Times New Roman" w:hAnsi="Times New Roman" w:cs="Times New Roman"/>
-          <w:lang w:val="en-US"/>
-        </w:rPr>
-        <w:t>MAE</w:t>
-      </w:r>
-      <w:r>
-        <w:rPr>
-          <w:rFonts w:ascii="Times New Roman" w:hAnsi="Times New Roman" w:cs="Times New Roman"/>
-        </w:rPr>
-        <w:t xml:space="preserve">. Визуализируйте результаты предсказания моделей. Используйте функцию </w:t>
-      </w:r>
-      <w:proofErr w:type="spellStart"/>
-      <w:r>
-        <w:rPr>
-          <w:rFonts w:ascii="Times New Roman" w:hAnsi="Times New Roman" w:cs="Times New Roman"/>
-        </w:rPr>
-        <w:t>plot_predicts</w:t>
-      </w:r>
-      <w:proofErr w:type="spellEnd"/>
-      <w:r>
-        <w:rPr>
-          <w:rFonts w:ascii="Times New Roman" w:hAnsi="Times New Roman" w:cs="Times New Roman"/>
-        </w:rPr>
-        <w:t xml:space="preserve"> из файла.</w:t>
-      </w:r>
-    </w:p>
-    <w:p>
-      <w:pPr>
-        <w:rPr>
-          <w:rFonts w:cs="Times New Roman"/>
-          <w:sz w:val="22"/>
-        </w:rPr>
-      </w:pPr>
-    </w:p>
-    <w:p>
-      <w:pPr>
-        <w:rPr>
-          <w:rFonts w:cs="Times New Roman"/>
-          <w:sz w:val="22"/>
-        </w:rPr>
-      </w:pPr>
-    </w:p>
-    <w:p>
-      <w:pPr>
-        <w:jc w:val="center"/>
-        <w:rPr>
-          <w:rFonts w:cs="Times New Roman"/>
-          <w:b/>
-          <w:sz w:val="26"/>
-          <w:szCs w:val="26"/>
-        </w:rPr>
-      </w:pPr>
-    </w:p>
-    <w:p>
-      <w:pPr>
-        <w:jc w:val="center"/>
-        <w:rPr>
-          <w:rFonts w:cs="Times New Roman"/>
-          <w:b/>
-          <w:sz w:val="26"/>
-          <w:szCs w:val="26"/>
-        </w:rPr>
-      </w:pPr>
-    </w:p>
-    <w:p>
-      <w:pPr>
-        <w:jc w:val="center"/>
-        <w:rPr>
-          <w:rFonts w:cs="Times New Roman"/>
-          <w:b/>
-          <w:sz w:val="26"/>
-          <w:szCs w:val="26"/>
-        </w:rPr>
-      </w:pPr>
-    </w:p>
-    <w:p>
-      <w:pPr>
-        <w:jc w:val="center"/>
-        <w:rPr>
-          <w:rFonts w:cs="Times New Roman"/>
-          <w:b/>
-          <w:sz w:val="26"/>
-          <w:szCs w:val="26"/>
-        </w:rPr>
-      </w:pPr>
-      <w:r>
-        <w:rPr>
-          <w:rFonts w:cs="Times New Roman"/>
-          <w:b/>
-          <w:sz w:val="26"/>
-          <w:szCs w:val="26"/>
-        </w:rPr>
-        <w:t>Вариант 2</w:t>
-      </w:r>
-    </w:p>
-    <w:p>
-      <w:pPr>
-        <w:jc w:val="center"/>
-        <w:rPr>
-          <w:rFonts w:cs="Times New Roman"/>
-          <w:b/>
-          <w:sz w:val="22"/>
-          <w:u w:val="single"/>
-        </w:rPr>
-      </w:pPr>
-      <w:r>
-        <w:rPr>
-          <w:rFonts w:cs="Times New Roman"/>
-          <w:b/>
-          <w:sz w:val="22"/>
-          <w:u w:val="single"/>
-        </w:rPr>
-        <w:t>Задание 1. Классификация текстов</w:t>
-      </w:r>
-    </w:p>
-    <w:p>
-      <w:pPr>
-        <w:pStyle w:val="a5"/>
-        <w:numPr>
-          <w:ilvl w:val="0"/>
-          <w:numId w:val="11"/>
-        </w:numPr>
-        <w:jc w:val="both"/>
-        <w:rPr>
-          <w:rFonts w:ascii="Times New Roman" w:hAnsi="Times New Roman" w:cs="Times New Roman"/>
-        </w:rPr>
-      </w:pPr>
-      <w:proofErr w:type="spellStart"/>
-      <w:r>
-        <w:rPr>
-          <w:rFonts w:ascii="Times New Roman" w:hAnsi="Times New Roman" w:cs="Times New Roman"/>
-        </w:rPr>
-        <w:t>Скачайта</w:t>
-      </w:r>
-      <w:proofErr w:type="spellEnd"/>
-      <w:r>
-        <w:rPr>
-          <w:rFonts w:ascii="Times New Roman" w:hAnsi="Times New Roman" w:cs="Times New Roman"/>
-        </w:rPr>
-        <w:t xml:space="preserve"> данные </w:t>
-      </w:r>
-      <w:proofErr w:type="spellStart"/>
-      <w:r>
-        <w:rPr>
-          <w:rFonts w:ascii="Times New Roman" w:hAnsi="Times New Roman" w:cs="Times New Roman"/>
-          <w:b/>
-          <w:lang w:val="en-US"/>
-        </w:rPr>
-        <w:t>coronavirus</w:t>
-      </w:r>
-      <w:proofErr w:type="spellEnd"/>
-      <w:r>
-        <w:rPr>
-          <w:rFonts w:ascii="Times New Roman" w:hAnsi="Times New Roman" w:cs="Times New Roman"/>
-          <w:b/>
-        </w:rPr>
-        <w:t>_</w:t>
-      </w:r>
-      <w:r>
-        <w:rPr>
-          <w:rFonts w:ascii="Times New Roman" w:hAnsi="Times New Roman" w:cs="Times New Roman"/>
-          <w:b/>
-          <w:lang w:val="en-US"/>
-        </w:rPr>
-        <w:t>tweets</w:t>
-      </w:r>
-      <w:r>
-        <w:rPr>
-          <w:rFonts w:ascii="Times New Roman" w:hAnsi="Times New Roman" w:cs="Times New Roman"/>
-          <w:b/>
-        </w:rPr>
-        <w:t>_</w:t>
-      </w:r>
-      <w:r>
-        <w:rPr>
-          <w:rFonts w:ascii="Times New Roman" w:hAnsi="Times New Roman" w:cs="Times New Roman"/>
-          <w:b/>
-          <w:lang w:val="en-US"/>
-        </w:rPr>
-        <w:t>with</w:t>
-      </w:r>
-      <w:r>
-        <w:rPr>
-          <w:rFonts w:ascii="Times New Roman" w:hAnsi="Times New Roman" w:cs="Times New Roman"/>
-          <w:b/>
-        </w:rPr>
-        <w:t>_</w:t>
-      </w:r>
-      <w:r>
-        <w:rPr>
-          <w:rFonts w:ascii="Times New Roman" w:hAnsi="Times New Roman" w:cs="Times New Roman"/>
-          <w:b/>
-          <w:lang w:val="en-US"/>
-        </w:rPr>
-        <w:t>labels</w:t>
-      </w:r>
-      <w:r>
-        <w:rPr>
-          <w:rFonts w:ascii="Times New Roman" w:hAnsi="Times New Roman" w:cs="Times New Roman"/>
-          <w:b/>
-        </w:rPr>
-        <w:t>.</w:t>
-      </w:r>
-      <w:proofErr w:type="spellStart"/>
-      <w:r>
-        <w:rPr>
-          <w:rFonts w:ascii="Times New Roman" w:hAnsi="Times New Roman" w:cs="Times New Roman"/>
-          <w:b/>
-          <w:lang w:val="en-US"/>
-        </w:rPr>
-        <w:t>csv</w:t>
-      </w:r>
-      <w:proofErr w:type="spellEnd"/>
-      <w:r>
-        <w:rPr>
-          <w:rFonts w:ascii="Times New Roman" w:hAnsi="Times New Roman" w:cs="Times New Roman"/>
-        </w:rPr>
-        <w:t xml:space="preserve">. Сделайте 2 группы в целевой переменной: </w:t>
-      </w:r>
-      <w:proofErr w:type="spellStart"/>
-      <w:r>
-        <w:rPr>
-          <w:rFonts w:ascii="Times New Roman" w:hAnsi="Times New Roman" w:cs="Times New Roman"/>
-        </w:rPr>
-        <w:t>Extremely</w:t>
-      </w:r>
-      <w:proofErr w:type="spellEnd"/>
-      <w:r>
-        <w:rPr>
-          <w:rFonts w:ascii="Times New Roman" w:hAnsi="Times New Roman" w:cs="Times New Roman"/>
-        </w:rPr>
-        <w:t xml:space="preserve"> </w:t>
-      </w:r>
-      <w:proofErr w:type="spellStart"/>
-      <w:r>
-        <w:rPr>
-          <w:rFonts w:ascii="Times New Roman" w:hAnsi="Times New Roman" w:cs="Times New Roman"/>
-        </w:rPr>
-        <w:t>Positive</w:t>
-      </w:r>
-      <w:proofErr w:type="spellEnd"/>
-      <w:r>
-        <w:rPr>
-          <w:rFonts w:ascii="Times New Roman" w:hAnsi="Times New Roman" w:cs="Times New Roman"/>
-        </w:rPr>
-        <w:t xml:space="preserve"> отметьте как </w:t>
-      </w:r>
-      <w:proofErr w:type="spellStart"/>
-      <w:r>
-        <w:rPr>
-          <w:rFonts w:ascii="Times New Roman" w:hAnsi="Times New Roman" w:cs="Times New Roman"/>
-        </w:rPr>
-        <w:t>Positive</w:t>
-      </w:r>
-      <w:proofErr w:type="spellEnd"/>
-      <w:r>
-        <w:rPr>
-          <w:rFonts w:ascii="Times New Roman" w:hAnsi="Times New Roman" w:cs="Times New Roman"/>
-        </w:rPr>
-        <w:t xml:space="preserve">, а </w:t>
-      </w:r>
-      <w:proofErr w:type="spellStart"/>
-      <w:r>
-        <w:rPr>
-          <w:rFonts w:ascii="Times New Roman" w:hAnsi="Times New Roman" w:cs="Times New Roman"/>
-        </w:rPr>
-        <w:t>Extremely</w:t>
-      </w:r>
-      <w:proofErr w:type="spellEnd"/>
-      <w:r>
-        <w:rPr>
-          <w:rFonts w:ascii="Times New Roman" w:hAnsi="Times New Roman" w:cs="Times New Roman"/>
-        </w:rPr>
-        <w:t xml:space="preserve"> </w:t>
-      </w:r>
-      <w:proofErr w:type="spellStart"/>
-      <w:r>
-        <w:rPr>
-          <w:rFonts w:ascii="Times New Roman" w:hAnsi="Times New Roman" w:cs="Times New Roman"/>
-        </w:rPr>
-        <w:t>Negative</w:t>
-      </w:r>
-      <w:proofErr w:type="spellEnd"/>
-      <w:r>
-        <w:rPr>
-          <w:rFonts w:ascii="Times New Roman" w:hAnsi="Times New Roman" w:cs="Times New Roman"/>
-        </w:rPr>
-        <w:t xml:space="preserve"> – </w:t>
-      </w:r>
-      <w:proofErr w:type="spellStart"/>
-      <w:r>
-        <w:rPr>
-          <w:rFonts w:ascii="Times New Roman" w:hAnsi="Times New Roman" w:cs="Times New Roman"/>
-        </w:rPr>
-        <w:t>Negative</w:t>
-      </w:r>
-      <w:proofErr w:type="spellEnd"/>
-      <w:r>
-        <w:rPr>
-          <w:rFonts w:ascii="Times New Roman" w:hAnsi="Times New Roman" w:cs="Times New Roman"/>
-        </w:rPr>
-        <w:t xml:space="preserve">. Удалите класс </w:t>
-      </w:r>
-      <w:proofErr w:type="spellStart"/>
-      <w:r>
-        <w:rPr>
-          <w:rFonts w:ascii="Times New Roman" w:hAnsi="Times New Roman" w:cs="Times New Roman"/>
-        </w:rPr>
-        <w:t>Neutral</w:t>
-      </w:r>
-      <w:proofErr w:type="spellEnd"/>
-      <w:r>
-        <w:rPr>
-          <w:rFonts w:ascii="Times New Roman" w:hAnsi="Times New Roman" w:cs="Times New Roman"/>
-        </w:rPr>
-        <w:t xml:space="preserve">. Сколько наблюдений в каждом классе? Закодируйте их в числовом виде простым </w:t>
-      </w:r>
-      <w:proofErr w:type="spellStart"/>
-      <w:r>
-        <w:rPr>
-          <w:rFonts w:ascii="Times New Roman" w:hAnsi="Times New Roman" w:cs="Times New Roman"/>
-        </w:rPr>
-        <w:t>LabelEncoding'ом</w:t>
-      </w:r>
-      <w:proofErr w:type="spellEnd"/>
-      <w:r>
-        <w:rPr>
-          <w:rFonts w:ascii="Times New Roman" w:hAnsi="Times New Roman" w:cs="Times New Roman"/>
-        </w:rPr>
-        <w:t>.</w:t>
-      </w:r>
-    </w:p>
-    <w:p>
-      <w:pPr>
-        <w:pStyle w:val="a5"/>
-        <w:numPr>
-          <w:ilvl w:val="0"/>
-          <w:numId w:val="11"/>
-        </w:numPr>
-        <w:jc w:val="both"/>
-        <w:rPr>
-          <w:rFonts w:ascii="Times New Roman" w:hAnsi="Times New Roman" w:cs="Times New Roman"/>
-        </w:rPr>
-      </w:pPr>
-      <w:r>
-        <w:rPr>
-          <w:rFonts w:ascii="Times New Roman" w:hAnsi="Times New Roman" w:cs="Times New Roman"/>
-        </w:rPr>
-        <w:t xml:space="preserve">Очистите </w:t>
-      </w:r>
-      <w:proofErr w:type="spellStart"/>
-      <w:r>
-        <w:rPr>
-          <w:rFonts w:ascii="Times New Roman" w:hAnsi="Times New Roman" w:cs="Times New Roman"/>
-        </w:rPr>
-        <w:t>твиты</w:t>
-      </w:r>
-      <w:proofErr w:type="spellEnd"/>
-      <w:r>
-        <w:rPr>
-          <w:rFonts w:ascii="Times New Roman" w:hAnsi="Times New Roman" w:cs="Times New Roman"/>
-        </w:rPr>
-        <w:t xml:space="preserve">: удалите ссылки, пунктуацию, теги, которые начинаются с @ и #. </w:t>
-      </w:r>
-      <w:proofErr w:type="spellStart"/>
-      <w:r>
-        <w:rPr>
-          <w:rFonts w:ascii="Times New Roman" w:hAnsi="Times New Roman" w:cs="Times New Roman"/>
-        </w:rPr>
-        <w:t>Токенизируйте</w:t>
-      </w:r>
-      <w:proofErr w:type="spellEnd"/>
-      <w:r>
-        <w:rPr>
-          <w:rFonts w:ascii="Times New Roman" w:hAnsi="Times New Roman" w:cs="Times New Roman"/>
-        </w:rPr>
-        <w:t xml:space="preserve"> тексты </w:t>
-      </w:r>
-      <w:proofErr w:type="spellStart"/>
-      <w:r>
-        <w:rPr>
-          <w:rFonts w:ascii="Times New Roman" w:hAnsi="Times New Roman" w:cs="Times New Roman"/>
-        </w:rPr>
-        <w:t>твитов</w:t>
-      </w:r>
-      <w:proofErr w:type="spellEnd"/>
-      <w:r>
-        <w:rPr>
-          <w:rFonts w:ascii="Times New Roman" w:hAnsi="Times New Roman" w:cs="Times New Roman"/>
-        </w:rPr>
-        <w:t xml:space="preserve"> с помощью </w:t>
-      </w:r>
-      <w:proofErr w:type="spellStart"/>
-      <w:r>
-        <w:rPr>
-          <w:rFonts w:ascii="Times New Roman" w:hAnsi="Times New Roman" w:cs="Times New Roman"/>
-        </w:rPr>
-        <w:t>word_tokenize</w:t>
-      </w:r>
-      <w:proofErr w:type="spellEnd"/>
-      <w:r>
-        <w:rPr>
-          <w:rFonts w:ascii="Times New Roman" w:hAnsi="Times New Roman" w:cs="Times New Roman"/>
-        </w:rPr>
-        <w:t xml:space="preserve">() из библиотеки </w:t>
-      </w:r>
-      <w:proofErr w:type="spellStart"/>
-      <w:r>
-        <w:rPr>
-          <w:rFonts w:ascii="Times New Roman" w:hAnsi="Times New Roman" w:cs="Times New Roman"/>
-        </w:rPr>
-        <w:t>nltk</w:t>
-      </w:r>
-      <w:proofErr w:type="spellEnd"/>
-      <w:r>
-        <w:rPr>
-          <w:rFonts w:ascii="Times New Roman" w:hAnsi="Times New Roman" w:cs="Times New Roman"/>
-        </w:rPr>
-        <w:t xml:space="preserve">. </w:t>
-      </w:r>
-      <w:proofErr w:type="spellStart"/>
-      <w:r>
-        <w:rPr>
-          <w:rFonts w:ascii="Times New Roman" w:hAnsi="Times New Roman" w:cs="Times New Roman"/>
-        </w:rPr>
-        <w:t>Лемматизируйте</w:t>
-      </w:r>
-      <w:proofErr w:type="spellEnd"/>
-      <w:r>
-        <w:rPr>
-          <w:rFonts w:ascii="Times New Roman" w:hAnsi="Times New Roman" w:cs="Times New Roman"/>
-        </w:rPr>
-        <w:t xml:space="preserve"> с помощью </w:t>
-      </w:r>
-      <w:proofErr w:type="spellStart"/>
-      <w:r>
-        <w:rPr>
-          <w:rFonts w:ascii="Times New Roman" w:hAnsi="Times New Roman" w:cs="Times New Roman"/>
-        </w:rPr>
-        <w:t>WordNetLemmatizer</w:t>
-      </w:r>
-      <w:proofErr w:type="spellEnd"/>
-      <w:r>
-        <w:rPr>
-          <w:rFonts w:ascii="Times New Roman" w:hAnsi="Times New Roman" w:cs="Times New Roman"/>
-        </w:rPr>
-        <w:t>() из той же библиотеки.</w:t>
-      </w:r>
-    </w:p>
-    <w:p>
-      <w:pPr>
-        <w:pStyle w:val="a5"/>
-        <w:numPr>
-          <w:ilvl w:val="0"/>
-          <w:numId w:val="11"/>
-        </w:numPr>
-        <w:jc w:val="both"/>
-        <w:rPr>
-          <w:rFonts w:ascii="Times New Roman" w:hAnsi="Times New Roman" w:cs="Times New Roman"/>
-        </w:rPr>
-      </w:pPr>
-      <w:r>
-        <w:rPr>
-          <w:rFonts w:ascii="Times New Roman" w:hAnsi="Times New Roman" w:cs="Times New Roman"/>
-        </w:rPr>
-        <w:t xml:space="preserve">Разделите данные на обучающую и тестовую выборку (используйте только обработанные тексты </w:t>
-      </w:r>
-      <w:proofErr w:type="spellStart"/>
-      <w:r>
-        <w:rPr>
-          <w:rFonts w:ascii="Times New Roman" w:hAnsi="Times New Roman" w:cs="Times New Roman"/>
-        </w:rPr>
-        <w:t>твитов</w:t>
-      </w:r>
-      <w:proofErr w:type="spellEnd"/>
-      <w:r>
-        <w:rPr>
-          <w:rFonts w:ascii="Times New Roman" w:hAnsi="Times New Roman" w:cs="Times New Roman"/>
-        </w:rPr>
-        <w:t xml:space="preserve"> из прошлого пункта и разметку) в соотношении 60 на 40.</w:t>
-      </w:r>
-    </w:p>
-    <w:p>
-      <w:pPr>
-        <w:pStyle w:val="a5"/>
-        <w:numPr>
-          <w:ilvl w:val="0"/>
-          <w:numId w:val="11"/>
-        </w:numPr>
-        <w:jc w:val="both"/>
-        <w:rPr>
-          <w:rFonts w:ascii="Times New Roman" w:hAnsi="Times New Roman" w:cs="Times New Roman"/>
-        </w:rPr>
-      </w:pPr>
-      <w:r>
-        <w:rPr>
-          <w:rFonts w:ascii="Times New Roman" w:hAnsi="Times New Roman" w:cs="Times New Roman"/>
-        </w:rPr>
-        <w:t xml:space="preserve">Примените </w:t>
-      </w:r>
-      <w:proofErr w:type="spellStart"/>
-      <w:r>
-        <w:rPr>
-          <w:rFonts w:ascii="Times New Roman" w:hAnsi="Times New Roman" w:cs="Times New Roman"/>
-        </w:rPr>
-        <w:t>TfidfVectorizer</w:t>
-      </w:r>
-      <w:proofErr w:type="spellEnd"/>
-      <w:r>
-        <w:rPr>
-          <w:rFonts w:ascii="Times New Roman" w:hAnsi="Times New Roman" w:cs="Times New Roman"/>
-        </w:rPr>
-        <w:t>() с параметром «</w:t>
-      </w:r>
-      <w:proofErr w:type="spellStart"/>
-      <w:r>
-        <w:rPr>
-          <w:rFonts w:ascii="Times New Roman" w:hAnsi="Times New Roman" w:cs="Times New Roman"/>
-        </w:rPr>
-        <w:t>стоп-слова</w:t>
-      </w:r>
-      <w:proofErr w:type="spellEnd"/>
-      <w:r>
-        <w:rPr>
-          <w:rFonts w:ascii="Times New Roman" w:hAnsi="Times New Roman" w:cs="Times New Roman"/>
-        </w:rPr>
-        <w:t>» (</w:t>
-      </w:r>
-      <w:proofErr w:type="spellStart"/>
-      <w:r>
-        <w:rPr>
-          <w:rFonts w:ascii="Times New Roman" w:hAnsi="Times New Roman" w:cs="Times New Roman"/>
-        </w:rPr>
-        <w:t>stop_words='english</w:t>
-      </w:r>
-      <w:proofErr w:type="spellEnd"/>
-      <w:r>
-        <w:rPr>
-          <w:rFonts w:ascii="Times New Roman" w:hAnsi="Times New Roman" w:cs="Times New Roman"/>
-        </w:rPr>
-        <w:t xml:space="preserve">'). Обучите </w:t>
-      </w:r>
-      <w:proofErr w:type="spellStart"/>
-      <w:r>
-        <w:rPr>
-          <w:rFonts w:ascii="Times New Roman" w:hAnsi="Times New Roman" w:cs="Times New Roman"/>
-        </w:rPr>
-        <w:t>логистическую</w:t>
-      </w:r>
-      <w:proofErr w:type="spellEnd"/>
-      <w:r>
-        <w:rPr>
-          <w:rFonts w:ascii="Times New Roman" w:hAnsi="Times New Roman" w:cs="Times New Roman"/>
-        </w:rPr>
-        <w:t xml:space="preserve"> регрессию. Выведите </w:t>
-      </w:r>
-      <w:r>
-        <w:rPr>
-          <w:rFonts w:ascii="Times New Roman" w:hAnsi="Times New Roman" w:cs="Times New Roman"/>
-          <w:lang w:val="en-US"/>
-        </w:rPr>
-        <w:t>f</w:t>
-      </w:r>
-      <w:r>
-        <w:rPr>
-          <w:rFonts w:ascii="Times New Roman" w:hAnsi="Times New Roman" w:cs="Times New Roman"/>
-        </w:rPr>
-        <w:t>1</w:t>
-      </w:r>
-      <w:r>
-        <w:rPr>
-          <w:rFonts w:ascii="Times New Roman" w:hAnsi="Times New Roman" w:cs="Times New Roman"/>
-          <w:lang w:val="en-US"/>
-        </w:rPr>
-        <w:t>-score</w:t>
-      </w:r>
-      <w:r>
-        <w:rPr>
-          <w:rFonts w:ascii="Times New Roman" w:hAnsi="Times New Roman" w:cs="Times New Roman"/>
-        </w:rPr>
-        <w:t>.</w:t>
-      </w:r>
-    </w:p>
-    <w:p>
-      <w:pPr>
-        <w:jc w:val="center"/>
-        <w:rPr>
-          <w:rFonts w:cs="Times New Roman"/>
-          <w:b/>
-          <w:sz w:val="22"/>
-          <w:u w:val="single"/>
-        </w:rPr>
-      </w:pPr>
-      <w:r>
-        <w:rPr>
-          <w:rFonts w:cs="Times New Roman"/>
-          <w:b/>
-          <w:sz w:val="22"/>
-          <w:u w:val="single"/>
-        </w:rPr>
-        <w:t>Задание 2. K-ближайших соседей</w:t>
+      <w:r>
+        <w:rPr>
+          <w:rFonts w:ascii="Times New Roman" w:hAnsi="Times New Roman" w:cs="Times New Roman"/>
+          <w:bCs/>
+        </w:rPr>
+        <w:t xml:space="preserve">С помощью </w:t>
+      </w:r>
+      <w:proofErr w:type="spellStart"/>
+      <w:r>
+        <w:rPr>
+          <w:rFonts w:ascii="Times New Roman" w:hAnsi="Times New Roman" w:cs="Times New Roman"/>
+          <w:bCs/>
+        </w:rPr>
+        <w:t>sns.countplot</w:t>
+      </w:r>
+      <w:proofErr w:type="spellEnd"/>
+      <w:r>
+        <w:rPr>
+          <w:rFonts w:ascii="Times New Roman" w:hAnsi="Times New Roman" w:cs="Times New Roman"/>
+          <w:bCs/>
+        </w:rPr>
+        <w:t xml:space="preserve"> выведите диаграмму количества кредитов, выданных людя</w:t>
+      </w:r>
+      <w:r>
+        <w:rPr>
+          <w:rFonts w:ascii="Times New Roman" w:hAnsi="Times New Roman" w:cs="Times New Roman"/>
+          <w:bCs/>
+        </w:rPr>
+        <w:t>м с разным семейным положением.</w:t>
       </w:r>
     </w:p>
     <w:p>
@@ -2766,113 +2976,1004 @@
         <w:spacing w:after="0" w:line="240" w:lineRule="auto"/>
         <w:jc w:val="both"/>
         <w:rPr>
-          <w:rFonts w:ascii="Times New Roman" w:hAnsi="Times New Roman" w:cs="Times New Roman"/>
-          <w:lang w:val="en-US"/>
-        </w:rPr>
-      </w:pPr>
-      <w:r>
-        <w:rPr>
-          <w:rFonts w:ascii="Times New Roman" w:hAnsi="Times New Roman" w:cs="Times New Roman"/>
-        </w:rPr>
-        <w:t xml:space="preserve">Загрузите данные </w:t>
-      </w:r>
-      <w:proofErr w:type="spellStart"/>
-      <w:r>
-        <w:rPr>
-          <w:rFonts w:ascii="Times New Roman" w:hAnsi="Times New Roman" w:cs="Times New Roman"/>
-          <w:b/>
-        </w:rPr>
-        <w:t>train_knn.csv</w:t>
-      </w:r>
-      <w:proofErr w:type="spellEnd"/>
-      <w:r>
-        <w:rPr>
-          <w:rFonts w:ascii="Times New Roman" w:hAnsi="Times New Roman" w:cs="Times New Roman"/>
-        </w:rPr>
-        <w:t xml:space="preserve">. </w:t>
-      </w:r>
-      <w:r>
-        <w:rPr>
-          <w:rFonts w:ascii="Times New Roman" w:hAnsi="Times New Roman" w:cs="Times New Roman"/>
-          <w:bCs/>
-        </w:rPr>
-        <w:t>Осуществите поиск пропущенных значений. Заполните</w:t>
-      </w:r>
-      <w:r>
-        <w:rPr>
-          <w:rFonts w:ascii="Times New Roman" w:hAnsi="Times New Roman" w:cs="Times New Roman"/>
-          <w:bCs/>
-          <w:lang w:val="en-US"/>
+          <w:rFonts w:cs="Times New Roman"/>
+          <w:bCs/>
+        </w:rPr>
+      </w:pPr>
+      <w:r>
+        <w:rPr>
+          <w:rFonts w:ascii="Times New Roman" w:hAnsi="Times New Roman" w:cs="Times New Roman"/>
+          <w:bCs/>
+        </w:rPr>
+        <w:t xml:space="preserve">Удалите выбросы из данных из столбца </w:t>
+      </w:r>
+      <w:r>
+        <w:rPr>
+          <w:rFonts w:ascii="Times New Roman" w:hAnsi="Times New Roman" w:cs="Times New Roman"/>
+          <w:bCs/>
+        </w:rPr>
+        <w:t>Обратите внимание на</w:t>
+      </w:r>
+      <w:r>
+        <w:rPr>
+          <w:rFonts w:ascii="Times New Roman" w:hAnsi="Times New Roman" w:cs="Times New Roman"/>
+          <w:bCs/>
+        </w:rPr>
+        <w:t xml:space="preserve"> корреляцию больше 0,</w:t>
+      </w:r>
+      <w:r>
+        <w:rPr>
+          <w:rFonts w:ascii="Times New Roman" w:hAnsi="Times New Roman" w:cs="Times New Roman"/>
+          <w:bCs/>
+        </w:rPr>
+        <w:t>7</w:t>
+      </w:r>
+      <w:r>
+        <w:rPr>
+          <w:rFonts w:ascii="Times New Roman" w:hAnsi="Times New Roman" w:cs="Times New Roman"/>
+          <w:bCs/>
+        </w:rPr>
+        <w:t>.</w:t>
+      </w:r>
+      <w:r>
+        <w:rPr>
+          <w:rFonts w:cs="Times New Roman"/>
+          <w:bCs/>
         </w:rPr>
         <w:t xml:space="preserve"> </w:t>
       </w:r>
       <w:r>
         <w:rPr>
-          <w:rFonts w:ascii="Times New Roman" w:hAnsi="Times New Roman" w:cs="Times New Roman"/>
-          <w:bCs/>
-        </w:rPr>
-        <w:t>пропуски</w:t>
-      </w:r>
-      <w:r>
-        <w:rPr>
-          <w:rFonts w:ascii="Times New Roman" w:hAnsi="Times New Roman" w:cs="Times New Roman"/>
-          <w:bCs/>
-          <w:lang w:val="en-US"/>
+          <w:rFonts w:cs="Times New Roman"/>
+          <w:bCs/>
         </w:rPr>
         <w:t xml:space="preserve"> </w:t>
       </w:r>
-      <w:r>
-        <w:rPr>
-          <w:rFonts w:ascii="Times New Roman" w:hAnsi="Times New Roman" w:cs="Times New Roman"/>
-          <w:bCs/>
-        </w:rPr>
-        <w:t>в</w:t>
-      </w:r>
-      <w:r>
-        <w:rPr>
-          <w:rFonts w:ascii="Times New Roman" w:hAnsi="Times New Roman" w:cs="Times New Roman"/>
-          <w:bCs/>
+      <w:proofErr w:type="spellStart"/>
+      <w:r>
+        <w:rPr>
+          <w:rFonts w:ascii="Times New Roman" w:hAnsi="Times New Roman" w:cs="Times New Roman"/>
+          <w:bCs/>
+        </w:rPr>
+        <w:t>Переконвертируйте</w:t>
+      </w:r>
+      <w:proofErr w:type="spellEnd"/>
+      <w:r>
+        <w:rPr>
+          <w:rFonts w:ascii="Times New Roman" w:hAnsi="Times New Roman" w:cs="Times New Roman"/>
+          <w:bCs/>
+        </w:rPr>
+        <w:t xml:space="preserve"> следующие категориальные данные в целочисленные значения:</w:t>
+      </w:r>
+    </w:p>
+    <w:p>
+      <w:pPr>
+        <w:shd w:val="clear" w:color="auto" w:fill="1E1E1E"/>
+        <w:spacing w:line="219" w:lineRule="atLeast"/>
+        <w:ind w:left="360" w:firstLine="0"/>
+        <w:rPr>
+          <w:rFonts w:ascii="Courier New" w:eastAsia="Times New Roman" w:hAnsi="Courier New" w:cs="Courier New"/>
+          <w:color w:val="D4D4D4"/>
+          <w:sz w:val="18"/>
+          <w:szCs w:val="18"/>
+          <w:lang w:val="en-US"/>
+        </w:rPr>
+      </w:pPr>
+      <w:proofErr w:type="spellStart"/>
+      <w:r>
+        <w:rPr>
+          <w:rFonts w:ascii="Courier New" w:eastAsia="Times New Roman" w:hAnsi="Courier New" w:cs="Courier New"/>
+          <w:color w:val="D4D4D4"/>
+          <w:sz w:val="18"/>
+          <w:szCs w:val="18"/>
+          <w:lang w:val="en-US"/>
+        </w:rPr>
+        <w:t>cleanup_nums</w:t>
+      </w:r>
+      <w:proofErr w:type="spellEnd"/>
+      <w:r>
+        <w:rPr>
+          <w:rFonts w:ascii="Courier New" w:eastAsia="Times New Roman" w:hAnsi="Courier New" w:cs="Courier New"/>
+          <w:color w:val="D4D4D4"/>
+          <w:sz w:val="18"/>
+          <w:szCs w:val="18"/>
+          <w:lang w:val="en-US"/>
+        </w:rPr>
+        <w:t xml:space="preserve"> = </w:t>
+      </w:r>
+      <w:r>
+        <w:rPr>
+          <w:rFonts w:ascii="Courier New" w:eastAsia="Times New Roman" w:hAnsi="Courier New" w:cs="Courier New"/>
+          <w:color w:val="DCDCDC"/>
+          <w:sz w:val="18"/>
+          <w:szCs w:val="18"/>
+          <w:lang w:val="en-US"/>
+        </w:rPr>
+        <w:t>{</w:t>
+      </w:r>
+    </w:p>
+    <w:p>
+      <w:pPr>
+        <w:shd w:val="clear" w:color="auto" w:fill="1E1E1E"/>
+        <w:spacing w:line="219" w:lineRule="atLeast"/>
+        <w:ind w:left="360" w:firstLine="0"/>
+        <w:rPr>
+          <w:rFonts w:ascii="Courier New" w:eastAsia="Times New Roman" w:hAnsi="Courier New" w:cs="Courier New"/>
+          <w:color w:val="D4D4D4"/>
+          <w:sz w:val="18"/>
+          <w:szCs w:val="18"/>
+          <w:lang w:val="en-US"/>
+        </w:rPr>
+      </w:pPr>
+      <w:r>
+        <w:rPr>
+          <w:rFonts w:ascii="Courier New" w:eastAsia="Times New Roman" w:hAnsi="Courier New" w:cs="Courier New"/>
+          <w:color w:val="D4D4D4"/>
+          <w:sz w:val="18"/>
+          <w:szCs w:val="18"/>
+          <w:lang w:val="en-US"/>
+        </w:rPr>
+        <w:t xml:space="preserve">                </w:t>
+      </w:r>
+      <w:r>
+        <w:rPr>
+          <w:rFonts w:ascii="Courier New" w:eastAsia="Times New Roman" w:hAnsi="Courier New" w:cs="Courier New"/>
+          <w:color w:val="CE9178"/>
+          <w:sz w:val="18"/>
+          <w:szCs w:val="18"/>
+          <w:lang w:val="en-US"/>
+        </w:rPr>
+        <w:t>"Education"</w:t>
+      </w:r>
+      <w:r>
+        <w:rPr>
+          <w:rFonts w:ascii="Courier New" w:eastAsia="Times New Roman" w:hAnsi="Courier New" w:cs="Courier New"/>
+          <w:color w:val="DCDCDC"/>
+          <w:sz w:val="18"/>
+          <w:szCs w:val="18"/>
+          <w:lang w:val="en-US"/>
+        </w:rPr>
+        <w:t>:</w:t>
+      </w:r>
+      <w:r>
+        <w:rPr>
+          <w:rFonts w:ascii="Courier New" w:eastAsia="Times New Roman" w:hAnsi="Courier New" w:cs="Courier New"/>
+          <w:color w:val="D4D4D4"/>
+          <w:sz w:val="18"/>
+          <w:szCs w:val="18"/>
           <w:lang w:val="en-US"/>
         </w:rPr>
         <w:t xml:space="preserve"> </w:t>
       </w:r>
       <w:r>
         <w:rPr>
-          <w:rFonts w:ascii="Times New Roman" w:hAnsi="Times New Roman" w:cs="Times New Roman"/>
-          <w:bCs/>
-        </w:rPr>
-        <w:t>данных</w:t>
-      </w:r>
-      <w:r>
-        <w:rPr>
-          <w:rFonts w:ascii="Times New Roman" w:hAnsi="Times New Roman" w:cs="Times New Roman"/>
-          <w:bCs/>
-          <w:lang w:val="en-US"/>
-        </w:rPr>
-        <w:t xml:space="preserve">. </w:t>
-      </w:r>
-      <w:r>
-        <w:rPr>
-          <w:rFonts w:ascii="Times New Roman" w:hAnsi="Times New Roman" w:cs="Times New Roman"/>
-          <w:bCs/>
-        </w:rPr>
-        <w:t xml:space="preserve">Удалите признак </w:t>
-      </w:r>
-      <w:proofErr w:type="spellStart"/>
-      <w:r>
-        <w:rPr>
-          <w:rFonts w:ascii="Times New Roman" w:hAnsi="Times New Roman" w:cs="Times New Roman"/>
-          <w:bCs/>
-        </w:rPr>
-        <w:t>Loan_ID</w:t>
-      </w:r>
-      <w:proofErr w:type="spellEnd"/>
-      <w:r>
-        <w:rPr>
-          <w:rFonts w:ascii="Times New Roman" w:hAnsi="Times New Roman" w:cs="Times New Roman"/>
-          <w:bCs/>
-        </w:rPr>
-        <w:t>.</w:t>
+          <w:rFonts w:ascii="Courier New" w:eastAsia="Times New Roman" w:hAnsi="Courier New" w:cs="Courier New"/>
+          <w:color w:val="DCDCDC"/>
+          <w:sz w:val="18"/>
+          <w:szCs w:val="18"/>
+          <w:lang w:val="en-US"/>
+        </w:rPr>
+        <w:t>{</w:t>
+      </w:r>
+      <w:r>
+        <w:rPr>
+          <w:rFonts w:ascii="Courier New" w:eastAsia="Times New Roman" w:hAnsi="Courier New" w:cs="Courier New"/>
+          <w:color w:val="CE9178"/>
+          <w:sz w:val="18"/>
+          <w:szCs w:val="18"/>
+          <w:lang w:val="en-US"/>
+        </w:rPr>
+        <w:t>'Not Graduate'</w:t>
+      </w:r>
+      <w:r>
+        <w:rPr>
+          <w:rFonts w:ascii="Courier New" w:eastAsia="Times New Roman" w:hAnsi="Courier New" w:cs="Courier New"/>
+          <w:color w:val="D4D4D4"/>
+          <w:sz w:val="18"/>
+          <w:szCs w:val="18"/>
+          <w:lang w:val="en-US"/>
+        </w:rPr>
+        <w:t xml:space="preserve"> </w:t>
+      </w:r>
+      <w:r>
+        <w:rPr>
+          <w:rFonts w:ascii="Courier New" w:eastAsia="Times New Roman" w:hAnsi="Courier New" w:cs="Courier New"/>
+          <w:color w:val="DCDCDC"/>
+          <w:sz w:val="18"/>
+          <w:szCs w:val="18"/>
+          <w:lang w:val="en-US"/>
+        </w:rPr>
+        <w:t>:</w:t>
+      </w:r>
+      <w:r>
+        <w:rPr>
+          <w:rFonts w:ascii="Courier New" w:eastAsia="Times New Roman" w:hAnsi="Courier New" w:cs="Courier New"/>
+          <w:color w:val="D4D4D4"/>
+          <w:sz w:val="18"/>
+          <w:szCs w:val="18"/>
+          <w:lang w:val="en-US"/>
+        </w:rPr>
+        <w:t xml:space="preserve"> </w:t>
+      </w:r>
+      <w:r>
+        <w:rPr>
+          <w:rFonts w:ascii="Courier New" w:eastAsia="Times New Roman" w:hAnsi="Courier New" w:cs="Courier New"/>
+          <w:color w:val="B5CEA8"/>
+          <w:sz w:val="18"/>
+          <w:szCs w:val="18"/>
+          <w:lang w:val="en-US"/>
+        </w:rPr>
+        <w:t>0</w:t>
+      </w:r>
+      <w:r>
+        <w:rPr>
+          <w:rFonts w:ascii="Courier New" w:eastAsia="Times New Roman" w:hAnsi="Courier New" w:cs="Courier New"/>
+          <w:color w:val="DCDCDC"/>
+          <w:sz w:val="18"/>
+          <w:szCs w:val="18"/>
+          <w:lang w:val="en-US"/>
+        </w:rPr>
+        <w:t>,</w:t>
+      </w:r>
+      <w:r>
+        <w:rPr>
+          <w:rFonts w:ascii="Courier New" w:eastAsia="Times New Roman" w:hAnsi="Courier New" w:cs="Courier New"/>
+          <w:color w:val="D4D4D4"/>
+          <w:sz w:val="18"/>
+          <w:szCs w:val="18"/>
+          <w:lang w:val="en-US"/>
+        </w:rPr>
+        <w:t xml:space="preserve"> </w:t>
+      </w:r>
+      <w:r>
+        <w:rPr>
+          <w:rFonts w:ascii="Courier New" w:eastAsia="Times New Roman" w:hAnsi="Courier New" w:cs="Courier New"/>
+          <w:color w:val="CE9178"/>
+          <w:sz w:val="18"/>
+          <w:szCs w:val="18"/>
+          <w:lang w:val="en-US"/>
+        </w:rPr>
+        <w:t>'Graduate'</w:t>
+      </w:r>
+      <w:r>
+        <w:rPr>
+          <w:rFonts w:ascii="Courier New" w:eastAsia="Times New Roman" w:hAnsi="Courier New" w:cs="Courier New"/>
+          <w:color w:val="D4D4D4"/>
+          <w:sz w:val="18"/>
+          <w:szCs w:val="18"/>
+          <w:lang w:val="en-US"/>
+        </w:rPr>
+        <w:t xml:space="preserve"> </w:t>
+      </w:r>
+      <w:r>
+        <w:rPr>
+          <w:rFonts w:ascii="Courier New" w:eastAsia="Times New Roman" w:hAnsi="Courier New" w:cs="Courier New"/>
+          <w:color w:val="DCDCDC"/>
+          <w:sz w:val="18"/>
+          <w:szCs w:val="18"/>
+          <w:lang w:val="en-US"/>
+        </w:rPr>
+        <w:t>:</w:t>
+      </w:r>
+      <w:r>
+        <w:rPr>
+          <w:rFonts w:ascii="Courier New" w:eastAsia="Times New Roman" w:hAnsi="Courier New" w:cs="Courier New"/>
+          <w:color w:val="D4D4D4"/>
+          <w:sz w:val="18"/>
+          <w:szCs w:val="18"/>
+          <w:lang w:val="en-US"/>
+        </w:rPr>
+        <w:t xml:space="preserve"> </w:t>
+      </w:r>
+      <w:r>
+        <w:rPr>
+          <w:rFonts w:ascii="Courier New" w:eastAsia="Times New Roman" w:hAnsi="Courier New" w:cs="Courier New"/>
+          <w:color w:val="B5CEA8"/>
+          <w:sz w:val="18"/>
+          <w:szCs w:val="18"/>
+          <w:lang w:val="en-US"/>
+        </w:rPr>
+        <w:t>1</w:t>
+      </w:r>
+      <w:r>
+        <w:rPr>
+          <w:rFonts w:ascii="Courier New" w:eastAsia="Times New Roman" w:hAnsi="Courier New" w:cs="Courier New"/>
+          <w:color w:val="DCDCDC"/>
+          <w:sz w:val="18"/>
+          <w:szCs w:val="18"/>
+          <w:lang w:val="en-US"/>
+        </w:rPr>
+        <w:t>},</w:t>
+      </w:r>
+    </w:p>
+    <w:p>
+      <w:pPr>
+        <w:shd w:val="clear" w:color="auto" w:fill="1E1E1E"/>
+        <w:spacing w:line="219" w:lineRule="atLeast"/>
+        <w:ind w:left="360" w:firstLine="0"/>
+        <w:rPr>
+          <w:rFonts w:ascii="Courier New" w:eastAsia="Times New Roman" w:hAnsi="Courier New" w:cs="Courier New"/>
+          <w:color w:val="D4D4D4"/>
+          <w:sz w:val="18"/>
+          <w:szCs w:val="18"/>
+          <w:lang w:val="en-US"/>
+        </w:rPr>
+      </w:pPr>
+      <w:r>
+        <w:rPr>
+          <w:rFonts w:ascii="Courier New" w:eastAsia="Times New Roman" w:hAnsi="Courier New" w:cs="Courier New"/>
+          <w:color w:val="D4D4D4"/>
+          <w:sz w:val="18"/>
+          <w:szCs w:val="18"/>
+          <w:lang w:val="en-US"/>
+        </w:rPr>
+        <w:t xml:space="preserve">                </w:t>
+      </w:r>
+      <w:r>
+        <w:rPr>
+          <w:rFonts w:ascii="Courier New" w:eastAsia="Times New Roman" w:hAnsi="Courier New" w:cs="Courier New"/>
+          <w:color w:val="CE9178"/>
+          <w:sz w:val="18"/>
+          <w:szCs w:val="18"/>
+          <w:lang w:val="en-US"/>
+        </w:rPr>
+        <w:t>"</w:t>
+      </w:r>
+      <w:proofErr w:type="spellStart"/>
+      <w:r>
+        <w:rPr>
+          <w:rFonts w:ascii="Courier New" w:eastAsia="Times New Roman" w:hAnsi="Courier New" w:cs="Courier New"/>
+          <w:color w:val="CE9178"/>
+          <w:sz w:val="18"/>
+          <w:szCs w:val="18"/>
+          <w:lang w:val="en-US"/>
+        </w:rPr>
+        <w:t>Self_Employed</w:t>
+      </w:r>
+      <w:proofErr w:type="spellEnd"/>
+      <w:r>
+        <w:rPr>
+          <w:rFonts w:ascii="Courier New" w:eastAsia="Times New Roman" w:hAnsi="Courier New" w:cs="Courier New"/>
+          <w:color w:val="CE9178"/>
+          <w:sz w:val="18"/>
+          <w:szCs w:val="18"/>
+          <w:lang w:val="en-US"/>
+        </w:rPr>
+        <w:t>"</w:t>
+      </w:r>
+      <w:r>
+        <w:rPr>
+          <w:rFonts w:ascii="Courier New" w:eastAsia="Times New Roman" w:hAnsi="Courier New" w:cs="Courier New"/>
+          <w:color w:val="DCDCDC"/>
+          <w:sz w:val="18"/>
+          <w:szCs w:val="18"/>
+          <w:lang w:val="en-US"/>
+        </w:rPr>
+        <w:t>:</w:t>
+      </w:r>
+      <w:r>
+        <w:rPr>
+          <w:rFonts w:ascii="Courier New" w:eastAsia="Times New Roman" w:hAnsi="Courier New" w:cs="Courier New"/>
+          <w:color w:val="D4D4D4"/>
+          <w:sz w:val="18"/>
+          <w:szCs w:val="18"/>
+          <w:lang w:val="en-US"/>
+        </w:rPr>
+        <w:t xml:space="preserve"> </w:t>
+      </w:r>
+      <w:r>
+        <w:rPr>
+          <w:rFonts w:ascii="Courier New" w:eastAsia="Times New Roman" w:hAnsi="Courier New" w:cs="Courier New"/>
+          <w:color w:val="DCDCDC"/>
+          <w:sz w:val="18"/>
+          <w:szCs w:val="18"/>
+          <w:lang w:val="en-US"/>
+        </w:rPr>
+        <w:t>{</w:t>
+      </w:r>
+      <w:r>
+        <w:rPr>
+          <w:rFonts w:ascii="Courier New" w:eastAsia="Times New Roman" w:hAnsi="Courier New" w:cs="Courier New"/>
+          <w:color w:val="CE9178"/>
+          <w:sz w:val="18"/>
+          <w:szCs w:val="18"/>
+          <w:lang w:val="en-US"/>
+        </w:rPr>
+        <w:t>'No'</w:t>
+      </w:r>
+      <w:r>
+        <w:rPr>
+          <w:rFonts w:ascii="Courier New" w:eastAsia="Times New Roman" w:hAnsi="Courier New" w:cs="Courier New"/>
+          <w:color w:val="DCDCDC"/>
+          <w:sz w:val="18"/>
+          <w:szCs w:val="18"/>
+          <w:lang w:val="en-US"/>
+        </w:rPr>
+        <w:t>:</w:t>
+      </w:r>
+      <w:r>
+        <w:rPr>
+          <w:rFonts w:ascii="Courier New" w:eastAsia="Times New Roman" w:hAnsi="Courier New" w:cs="Courier New"/>
+          <w:color w:val="D4D4D4"/>
+          <w:sz w:val="18"/>
+          <w:szCs w:val="18"/>
+          <w:lang w:val="en-US"/>
+        </w:rPr>
+        <w:t xml:space="preserve"> </w:t>
+      </w:r>
+      <w:r>
+        <w:rPr>
+          <w:rFonts w:ascii="Courier New" w:eastAsia="Times New Roman" w:hAnsi="Courier New" w:cs="Courier New"/>
+          <w:color w:val="B5CEA8"/>
+          <w:sz w:val="18"/>
+          <w:szCs w:val="18"/>
+          <w:lang w:val="en-US"/>
+        </w:rPr>
+        <w:t>0</w:t>
+      </w:r>
+      <w:r>
+        <w:rPr>
+          <w:rFonts w:ascii="Courier New" w:eastAsia="Times New Roman" w:hAnsi="Courier New" w:cs="Courier New"/>
+          <w:color w:val="DCDCDC"/>
+          <w:sz w:val="18"/>
+          <w:szCs w:val="18"/>
+          <w:lang w:val="en-US"/>
+        </w:rPr>
+        <w:t>,</w:t>
+      </w:r>
+      <w:r>
+        <w:rPr>
+          <w:rFonts w:ascii="Courier New" w:eastAsia="Times New Roman" w:hAnsi="Courier New" w:cs="Courier New"/>
+          <w:color w:val="D4D4D4"/>
+          <w:sz w:val="18"/>
+          <w:szCs w:val="18"/>
+          <w:lang w:val="en-US"/>
+        </w:rPr>
+        <w:t xml:space="preserve"> </w:t>
+      </w:r>
+      <w:r>
+        <w:rPr>
+          <w:rFonts w:ascii="Courier New" w:eastAsia="Times New Roman" w:hAnsi="Courier New" w:cs="Courier New"/>
+          <w:color w:val="CE9178"/>
+          <w:sz w:val="18"/>
+          <w:szCs w:val="18"/>
+          <w:lang w:val="en-US"/>
+        </w:rPr>
+        <w:t>'Yes'</w:t>
+      </w:r>
+      <w:r>
+        <w:rPr>
+          <w:rFonts w:ascii="Courier New" w:eastAsia="Times New Roman" w:hAnsi="Courier New" w:cs="Courier New"/>
+          <w:color w:val="DCDCDC"/>
+          <w:sz w:val="18"/>
+          <w:szCs w:val="18"/>
+          <w:lang w:val="en-US"/>
+        </w:rPr>
+        <w:t>:</w:t>
+      </w:r>
+      <w:r>
+        <w:rPr>
+          <w:rFonts w:ascii="Courier New" w:eastAsia="Times New Roman" w:hAnsi="Courier New" w:cs="Courier New"/>
+          <w:color w:val="D4D4D4"/>
+          <w:sz w:val="18"/>
+          <w:szCs w:val="18"/>
+          <w:lang w:val="en-US"/>
+        </w:rPr>
+        <w:t xml:space="preserve"> </w:t>
+      </w:r>
+      <w:r>
+        <w:rPr>
+          <w:rFonts w:ascii="Courier New" w:eastAsia="Times New Roman" w:hAnsi="Courier New" w:cs="Courier New"/>
+          <w:color w:val="B5CEA8"/>
+          <w:sz w:val="18"/>
+          <w:szCs w:val="18"/>
+          <w:lang w:val="en-US"/>
+        </w:rPr>
+        <w:t>1</w:t>
+      </w:r>
+      <w:r>
+        <w:rPr>
+          <w:rFonts w:ascii="Courier New" w:eastAsia="Times New Roman" w:hAnsi="Courier New" w:cs="Courier New"/>
+          <w:color w:val="DCDCDC"/>
+          <w:sz w:val="18"/>
+          <w:szCs w:val="18"/>
+          <w:lang w:val="en-US"/>
+        </w:rPr>
+        <w:t>},</w:t>
+      </w:r>
+    </w:p>
+    <w:p>
+      <w:pPr>
+        <w:shd w:val="clear" w:color="auto" w:fill="1E1E1E"/>
+        <w:spacing w:line="219" w:lineRule="atLeast"/>
+        <w:ind w:left="360" w:firstLine="0"/>
+        <w:rPr>
+          <w:rFonts w:ascii="Courier New" w:eastAsia="Times New Roman" w:hAnsi="Courier New" w:cs="Courier New"/>
+          <w:color w:val="D4D4D4"/>
+          <w:sz w:val="18"/>
+          <w:szCs w:val="18"/>
+          <w:lang w:val="en-US"/>
+        </w:rPr>
+      </w:pPr>
+      <w:r>
+        <w:rPr>
+          <w:rFonts w:ascii="Courier New" w:eastAsia="Times New Roman" w:hAnsi="Courier New" w:cs="Courier New"/>
+          <w:color w:val="D4D4D4"/>
+          <w:sz w:val="18"/>
+          <w:szCs w:val="18"/>
+          <w:lang w:val="en-US"/>
+        </w:rPr>
+        <w:t xml:space="preserve">                </w:t>
+      </w:r>
+      <w:r>
+        <w:rPr>
+          <w:rFonts w:ascii="Courier New" w:eastAsia="Times New Roman" w:hAnsi="Courier New" w:cs="Courier New"/>
+          <w:color w:val="CE9178"/>
+          <w:sz w:val="18"/>
+          <w:szCs w:val="18"/>
+          <w:lang w:val="en-US"/>
+        </w:rPr>
+        <w:t>"</w:t>
+      </w:r>
+      <w:proofErr w:type="spellStart"/>
+      <w:r>
+        <w:rPr>
+          <w:rFonts w:ascii="Courier New" w:eastAsia="Times New Roman" w:hAnsi="Courier New" w:cs="Courier New"/>
+          <w:color w:val="CE9178"/>
+          <w:sz w:val="18"/>
+          <w:szCs w:val="18"/>
+          <w:lang w:val="en-US"/>
+        </w:rPr>
+        <w:t>Property_Area</w:t>
+      </w:r>
+      <w:proofErr w:type="spellEnd"/>
+      <w:r>
+        <w:rPr>
+          <w:rFonts w:ascii="Courier New" w:eastAsia="Times New Roman" w:hAnsi="Courier New" w:cs="Courier New"/>
+          <w:color w:val="CE9178"/>
+          <w:sz w:val="18"/>
+          <w:szCs w:val="18"/>
+          <w:lang w:val="en-US"/>
+        </w:rPr>
+        <w:t>"</w:t>
+      </w:r>
+      <w:r>
+        <w:rPr>
+          <w:rFonts w:ascii="Courier New" w:eastAsia="Times New Roman" w:hAnsi="Courier New" w:cs="Courier New"/>
+          <w:color w:val="DCDCDC"/>
+          <w:sz w:val="18"/>
+          <w:szCs w:val="18"/>
+          <w:lang w:val="en-US"/>
+        </w:rPr>
+        <w:t>:</w:t>
+      </w:r>
+      <w:r>
+        <w:rPr>
+          <w:rFonts w:ascii="Courier New" w:eastAsia="Times New Roman" w:hAnsi="Courier New" w:cs="Courier New"/>
+          <w:color w:val="D4D4D4"/>
+          <w:sz w:val="18"/>
+          <w:szCs w:val="18"/>
+          <w:lang w:val="en-US"/>
+        </w:rPr>
+        <w:t xml:space="preserve"> </w:t>
+      </w:r>
+      <w:r>
+        <w:rPr>
+          <w:rFonts w:ascii="Courier New" w:eastAsia="Times New Roman" w:hAnsi="Courier New" w:cs="Courier New"/>
+          <w:color w:val="DCDCDC"/>
+          <w:sz w:val="18"/>
+          <w:szCs w:val="18"/>
+          <w:lang w:val="en-US"/>
+        </w:rPr>
+        <w:t>{</w:t>
+      </w:r>
+      <w:r>
+        <w:rPr>
+          <w:rFonts w:ascii="Courier New" w:eastAsia="Times New Roman" w:hAnsi="Courier New" w:cs="Courier New"/>
+          <w:color w:val="CE9178"/>
+          <w:sz w:val="18"/>
+          <w:szCs w:val="18"/>
+          <w:lang w:val="en-US"/>
+        </w:rPr>
+        <w:t>'</w:t>
+      </w:r>
+      <w:proofErr w:type="spellStart"/>
+      <w:r>
+        <w:rPr>
+          <w:rFonts w:ascii="Courier New" w:eastAsia="Times New Roman" w:hAnsi="Courier New" w:cs="Courier New"/>
+          <w:color w:val="CE9178"/>
+          <w:sz w:val="18"/>
+          <w:szCs w:val="18"/>
+          <w:lang w:val="en-US"/>
+        </w:rPr>
+        <w:t>Semiurban</w:t>
+      </w:r>
+      <w:proofErr w:type="spellEnd"/>
+      <w:r>
+        <w:rPr>
+          <w:rFonts w:ascii="Courier New" w:eastAsia="Times New Roman" w:hAnsi="Courier New" w:cs="Courier New"/>
+          <w:color w:val="CE9178"/>
+          <w:sz w:val="18"/>
+          <w:szCs w:val="18"/>
+          <w:lang w:val="en-US"/>
+        </w:rPr>
+        <w:t>'</w:t>
+      </w:r>
+      <w:r>
+        <w:rPr>
+          <w:rFonts w:ascii="Courier New" w:eastAsia="Times New Roman" w:hAnsi="Courier New" w:cs="Courier New"/>
+          <w:color w:val="D4D4D4"/>
+          <w:sz w:val="18"/>
+          <w:szCs w:val="18"/>
+          <w:lang w:val="en-US"/>
+        </w:rPr>
+        <w:t xml:space="preserve"> </w:t>
+      </w:r>
+      <w:r>
+        <w:rPr>
+          <w:rFonts w:ascii="Courier New" w:eastAsia="Times New Roman" w:hAnsi="Courier New" w:cs="Courier New"/>
+          <w:color w:val="DCDCDC"/>
+          <w:sz w:val="18"/>
+          <w:szCs w:val="18"/>
+          <w:lang w:val="en-US"/>
+        </w:rPr>
+        <w:t>:</w:t>
+      </w:r>
+      <w:r>
+        <w:rPr>
+          <w:rFonts w:ascii="Courier New" w:eastAsia="Times New Roman" w:hAnsi="Courier New" w:cs="Courier New"/>
+          <w:color w:val="D4D4D4"/>
+          <w:sz w:val="18"/>
+          <w:szCs w:val="18"/>
+          <w:lang w:val="en-US"/>
+        </w:rPr>
+        <w:t xml:space="preserve"> </w:t>
+      </w:r>
+      <w:r>
+        <w:rPr>
+          <w:rFonts w:ascii="Courier New" w:eastAsia="Times New Roman" w:hAnsi="Courier New" w:cs="Courier New"/>
+          <w:color w:val="B5CEA8"/>
+          <w:sz w:val="18"/>
+          <w:szCs w:val="18"/>
+          <w:lang w:val="en-US"/>
+        </w:rPr>
+        <w:t>0</w:t>
+      </w:r>
+      <w:r>
+        <w:rPr>
+          <w:rFonts w:ascii="Courier New" w:eastAsia="Times New Roman" w:hAnsi="Courier New" w:cs="Courier New"/>
+          <w:color w:val="DCDCDC"/>
+          <w:sz w:val="18"/>
+          <w:szCs w:val="18"/>
+          <w:lang w:val="en-US"/>
+        </w:rPr>
+        <w:t>,</w:t>
+      </w:r>
+      <w:r>
+        <w:rPr>
+          <w:rFonts w:ascii="Courier New" w:eastAsia="Times New Roman" w:hAnsi="Courier New" w:cs="Courier New"/>
+          <w:color w:val="D4D4D4"/>
+          <w:sz w:val="18"/>
+          <w:szCs w:val="18"/>
+          <w:lang w:val="en-US"/>
+        </w:rPr>
+        <w:t xml:space="preserve"> </w:t>
+      </w:r>
+      <w:r>
+        <w:rPr>
+          <w:rFonts w:ascii="Courier New" w:eastAsia="Times New Roman" w:hAnsi="Courier New" w:cs="Courier New"/>
+          <w:color w:val="CE9178"/>
+          <w:sz w:val="18"/>
+          <w:szCs w:val="18"/>
+          <w:lang w:val="en-US"/>
+        </w:rPr>
+        <w:t>'Urban'</w:t>
+      </w:r>
+      <w:r>
+        <w:rPr>
+          <w:rFonts w:ascii="Courier New" w:eastAsia="Times New Roman" w:hAnsi="Courier New" w:cs="Courier New"/>
+          <w:color w:val="D4D4D4"/>
+          <w:sz w:val="18"/>
+          <w:szCs w:val="18"/>
+          <w:lang w:val="en-US"/>
+        </w:rPr>
+        <w:t xml:space="preserve"> </w:t>
+      </w:r>
+      <w:r>
+        <w:rPr>
+          <w:rFonts w:ascii="Courier New" w:eastAsia="Times New Roman" w:hAnsi="Courier New" w:cs="Courier New"/>
+          <w:color w:val="DCDCDC"/>
+          <w:sz w:val="18"/>
+          <w:szCs w:val="18"/>
+          <w:lang w:val="en-US"/>
+        </w:rPr>
+        <w:t>:</w:t>
+      </w:r>
+      <w:r>
+        <w:rPr>
+          <w:rFonts w:ascii="Courier New" w:eastAsia="Times New Roman" w:hAnsi="Courier New" w:cs="Courier New"/>
+          <w:color w:val="D4D4D4"/>
+          <w:sz w:val="18"/>
+          <w:szCs w:val="18"/>
+          <w:lang w:val="en-US"/>
+        </w:rPr>
+        <w:t xml:space="preserve"> </w:t>
+      </w:r>
+      <w:r>
+        <w:rPr>
+          <w:rFonts w:ascii="Courier New" w:eastAsia="Times New Roman" w:hAnsi="Courier New" w:cs="Courier New"/>
+          <w:color w:val="B5CEA8"/>
+          <w:sz w:val="18"/>
+          <w:szCs w:val="18"/>
+          <w:lang w:val="en-US"/>
+        </w:rPr>
+        <w:t>1</w:t>
+      </w:r>
+      <w:r>
+        <w:rPr>
+          <w:rFonts w:ascii="Courier New" w:eastAsia="Times New Roman" w:hAnsi="Courier New" w:cs="Courier New"/>
+          <w:color w:val="DCDCDC"/>
+          <w:sz w:val="18"/>
+          <w:szCs w:val="18"/>
+          <w:lang w:val="en-US"/>
+        </w:rPr>
+        <w:t>,</w:t>
+      </w:r>
+      <w:r>
+        <w:rPr>
+          <w:rFonts w:ascii="Courier New" w:eastAsia="Times New Roman" w:hAnsi="Courier New" w:cs="Courier New"/>
+          <w:color w:val="CE9178"/>
+          <w:sz w:val="18"/>
+          <w:szCs w:val="18"/>
+          <w:lang w:val="en-US"/>
+        </w:rPr>
+        <w:t>'Rural'</w:t>
+      </w:r>
+      <w:r>
+        <w:rPr>
+          <w:rFonts w:ascii="Courier New" w:eastAsia="Times New Roman" w:hAnsi="Courier New" w:cs="Courier New"/>
+          <w:color w:val="D4D4D4"/>
+          <w:sz w:val="18"/>
+          <w:szCs w:val="18"/>
+          <w:lang w:val="en-US"/>
+        </w:rPr>
+        <w:t xml:space="preserve"> </w:t>
+      </w:r>
+      <w:r>
+        <w:rPr>
+          <w:rFonts w:ascii="Courier New" w:eastAsia="Times New Roman" w:hAnsi="Courier New" w:cs="Courier New"/>
+          <w:color w:val="DCDCDC"/>
+          <w:sz w:val="18"/>
+          <w:szCs w:val="18"/>
+          <w:lang w:val="en-US"/>
+        </w:rPr>
+        <w:t>:</w:t>
+      </w:r>
+      <w:r>
+        <w:rPr>
+          <w:rFonts w:ascii="Courier New" w:eastAsia="Times New Roman" w:hAnsi="Courier New" w:cs="Courier New"/>
+          <w:color w:val="D4D4D4"/>
+          <w:sz w:val="18"/>
+          <w:szCs w:val="18"/>
+          <w:lang w:val="en-US"/>
+        </w:rPr>
+        <w:t xml:space="preserve"> </w:t>
+      </w:r>
+      <w:r>
+        <w:rPr>
+          <w:rFonts w:ascii="Courier New" w:eastAsia="Times New Roman" w:hAnsi="Courier New" w:cs="Courier New"/>
+          <w:color w:val="B5CEA8"/>
+          <w:sz w:val="18"/>
+          <w:szCs w:val="18"/>
+          <w:lang w:val="en-US"/>
+        </w:rPr>
+        <w:t>2</w:t>
+      </w:r>
+      <w:r>
+        <w:rPr>
+          <w:rFonts w:ascii="Courier New" w:eastAsia="Times New Roman" w:hAnsi="Courier New" w:cs="Courier New"/>
+          <w:color w:val="DCDCDC"/>
+          <w:sz w:val="18"/>
+          <w:szCs w:val="18"/>
+          <w:lang w:val="en-US"/>
+        </w:rPr>
+        <w:t>},</w:t>
+      </w:r>
+    </w:p>
+    <w:p>
+      <w:pPr>
+        <w:shd w:val="clear" w:color="auto" w:fill="1E1E1E"/>
+        <w:spacing w:line="219" w:lineRule="atLeast"/>
+        <w:ind w:left="360" w:firstLine="0"/>
+        <w:rPr>
+          <w:rFonts w:ascii="Courier New" w:eastAsia="Times New Roman" w:hAnsi="Courier New" w:cs="Courier New"/>
+          <w:color w:val="D4D4D4"/>
+          <w:sz w:val="18"/>
+          <w:szCs w:val="18"/>
+          <w:lang w:val="en-US"/>
+        </w:rPr>
+      </w:pPr>
+      <w:r>
+        <w:rPr>
+          <w:rFonts w:ascii="Courier New" w:eastAsia="Times New Roman" w:hAnsi="Courier New" w:cs="Courier New"/>
+          <w:color w:val="D4D4D4"/>
+          <w:sz w:val="18"/>
+          <w:szCs w:val="18"/>
+          <w:lang w:val="en-US"/>
+        </w:rPr>
+        <w:t xml:space="preserve">                </w:t>
+      </w:r>
+      <w:r>
+        <w:rPr>
+          <w:rFonts w:ascii="Courier New" w:eastAsia="Times New Roman" w:hAnsi="Courier New" w:cs="Courier New"/>
+          <w:color w:val="CE9178"/>
+          <w:sz w:val="18"/>
+          <w:szCs w:val="18"/>
+          <w:lang w:val="en-US"/>
+        </w:rPr>
+        <w:t>"</w:t>
+      </w:r>
+      <w:proofErr w:type="spellStart"/>
+      <w:r>
+        <w:rPr>
+          <w:rFonts w:ascii="Courier New" w:eastAsia="Times New Roman" w:hAnsi="Courier New" w:cs="Courier New"/>
+          <w:color w:val="CE9178"/>
+          <w:sz w:val="18"/>
+          <w:szCs w:val="18"/>
+          <w:lang w:val="en-US"/>
+        </w:rPr>
+        <w:t>Loan_Status</w:t>
+      </w:r>
+      <w:proofErr w:type="spellEnd"/>
+      <w:r>
+        <w:rPr>
+          <w:rFonts w:ascii="Courier New" w:eastAsia="Times New Roman" w:hAnsi="Courier New" w:cs="Courier New"/>
+          <w:color w:val="CE9178"/>
+          <w:sz w:val="18"/>
+          <w:szCs w:val="18"/>
+          <w:lang w:val="en-US"/>
+        </w:rPr>
+        <w:t>"</w:t>
+      </w:r>
+      <w:r>
+        <w:rPr>
+          <w:rFonts w:ascii="Courier New" w:eastAsia="Times New Roman" w:hAnsi="Courier New" w:cs="Courier New"/>
+          <w:color w:val="DCDCDC"/>
+          <w:sz w:val="18"/>
+          <w:szCs w:val="18"/>
+          <w:lang w:val="en-US"/>
+        </w:rPr>
+        <w:t>:</w:t>
+      </w:r>
+      <w:r>
+        <w:rPr>
+          <w:rFonts w:ascii="Courier New" w:eastAsia="Times New Roman" w:hAnsi="Courier New" w:cs="Courier New"/>
+          <w:color w:val="D4D4D4"/>
+          <w:sz w:val="18"/>
+          <w:szCs w:val="18"/>
+          <w:lang w:val="en-US"/>
+        </w:rPr>
+        <w:t xml:space="preserve"> </w:t>
+      </w:r>
+      <w:r>
+        <w:rPr>
+          <w:rFonts w:ascii="Courier New" w:eastAsia="Times New Roman" w:hAnsi="Courier New" w:cs="Courier New"/>
+          <w:color w:val="DCDCDC"/>
+          <w:sz w:val="18"/>
+          <w:szCs w:val="18"/>
+          <w:lang w:val="en-US"/>
+        </w:rPr>
+        <w:t>{</w:t>
+      </w:r>
+      <w:r>
+        <w:rPr>
+          <w:rFonts w:ascii="Courier New" w:eastAsia="Times New Roman" w:hAnsi="Courier New" w:cs="Courier New"/>
+          <w:color w:val="CE9178"/>
+          <w:sz w:val="18"/>
+          <w:szCs w:val="18"/>
+          <w:lang w:val="en-US"/>
+        </w:rPr>
+        <w:t>'N'</w:t>
+      </w:r>
+      <w:r>
+        <w:rPr>
+          <w:rFonts w:ascii="Courier New" w:eastAsia="Times New Roman" w:hAnsi="Courier New" w:cs="Courier New"/>
+          <w:color w:val="DCDCDC"/>
+          <w:sz w:val="18"/>
+          <w:szCs w:val="18"/>
+          <w:lang w:val="en-US"/>
+        </w:rPr>
+        <w:t>:</w:t>
+      </w:r>
+      <w:r>
+        <w:rPr>
+          <w:rFonts w:ascii="Courier New" w:eastAsia="Times New Roman" w:hAnsi="Courier New" w:cs="Courier New"/>
+          <w:color w:val="D4D4D4"/>
+          <w:sz w:val="18"/>
+          <w:szCs w:val="18"/>
+          <w:lang w:val="en-US"/>
+        </w:rPr>
+        <w:t xml:space="preserve"> </w:t>
+      </w:r>
+      <w:r>
+        <w:rPr>
+          <w:rFonts w:ascii="Courier New" w:eastAsia="Times New Roman" w:hAnsi="Courier New" w:cs="Courier New"/>
+          <w:color w:val="B5CEA8"/>
+          <w:sz w:val="18"/>
+          <w:szCs w:val="18"/>
+          <w:lang w:val="en-US"/>
+        </w:rPr>
+        <w:t>0</w:t>
+      </w:r>
+      <w:r>
+        <w:rPr>
+          <w:rFonts w:ascii="Courier New" w:eastAsia="Times New Roman" w:hAnsi="Courier New" w:cs="Courier New"/>
+          <w:color w:val="DCDCDC"/>
+          <w:sz w:val="18"/>
+          <w:szCs w:val="18"/>
+          <w:lang w:val="en-US"/>
+        </w:rPr>
+        <w:t>,</w:t>
+      </w:r>
+      <w:r>
+        <w:rPr>
+          <w:rFonts w:ascii="Courier New" w:eastAsia="Times New Roman" w:hAnsi="Courier New" w:cs="Courier New"/>
+          <w:color w:val="D4D4D4"/>
+          <w:sz w:val="18"/>
+          <w:szCs w:val="18"/>
+          <w:lang w:val="en-US"/>
+        </w:rPr>
+        <w:t xml:space="preserve"> </w:t>
+      </w:r>
+      <w:r>
+        <w:rPr>
+          <w:rFonts w:ascii="Courier New" w:eastAsia="Times New Roman" w:hAnsi="Courier New" w:cs="Courier New"/>
+          <w:color w:val="CE9178"/>
+          <w:sz w:val="18"/>
+          <w:szCs w:val="18"/>
+          <w:lang w:val="en-US"/>
+        </w:rPr>
+        <w:t>'Y'</w:t>
+      </w:r>
+      <w:r>
+        <w:rPr>
+          <w:rFonts w:ascii="Courier New" w:eastAsia="Times New Roman" w:hAnsi="Courier New" w:cs="Courier New"/>
+          <w:color w:val="DCDCDC"/>
+          <w:sz w:val="18"/>
+          <w:szCs w:val="18"/>
+          <w:lang w:val="en-US"/>
+        </w:rPr>
+        <w:t>:</w:t>
+      </w:r>
+      <w:r>
+        <w:rPr>
+          <w:rFonts w:ascii="Courier New" w:eastAsia="Times New Roman" w:hAnsi="Courier New" w:cs="Courier New"/>
+          <w:color w:val="D4D4D4"/>
+          <w:sz w:val="18"/>
+          <w:szCs w:val="18"/>
+          <w:lang w:val="en-US"/>
+        </w:rPr>
+        <w:t xml:space="preserve"> </w:t>
+      </w:r>
+      <w:r>
+        <w:rPr>
+          <w:rFonts w:ascii="Courier New" w:eastAsia="Times New Roman" w:hAnsi="Courier New" w:cs="Courier New"/>
+          <w:color w:val="B5CEA8"/>
+          <w:sz w:val="18"/>
+          <w:szCs w:val="18"/>
+          <w:lang w:val="en-US"/>
+        </w:rPr>
+        <w:t>1</w:t>
+      </w:r>
+      <w:r>
+        <w:rPr>
+          <w:rFonts w:ascii="Courier New" w:eastAsia="Times New Roman" w:hAnsi="Courier New" w:cs="Courier New"/>
+          <w:color w:val="DCDCDC"/>
+          <w:sz w:val="18"/>
+          <w:szCs w:val="18"/>
+          <w:lang w:val="en-US"/>
+        </w:rPr>
+        <w:t>}}</w:t>
       </w:r>
     </w:p>
     <w:p>
@@ -2893,1080 +3994,6 @@
           <w:rFonts w:ascii="Times New Roman" w:hAnsi="Times New Roman" w:cs="Times New Roman"/>
           <w:bCs/>
         </w:rPr>
-        <w:t xml:space="preserve">С помощью </w:t>
-      </w:r>
-      <w:proofErr w:type="spellStart"/>
-      <w:r>
-        <w:rPr>
-          <w:rFonts w:ascii="Times New Roman" w:hAnsi="Times New Roman" w:cs="Times New Roman"/>
-          <w:bCs/>
-        </w:rPr>
-        <w:t>sns.countplot</w:t>
-      </w:r>
-      <w:proofErr w:type="spellEnd"/>
-      <w:r>
-        <w:rPr>
-          <w:rFonts w:ascii="Times New Roman" w:hAnsi="Times New Roman" w:cs="Times New Roman"/>
-          <w:bCs/>
-        </w:rPr>
-        <w:t xml:space="preserve"> выведите диаграмму количества кредитов, выданных людям с разным семейным положением. С помощью </w:t>
-      </w:r>
-      <w:proofErr w:type="spellStart"/>
-      <w:r>
-        <w:rPr>
-          <w:rFonts w:ascii="Times New Roman" w:hAnsi="Times New Roman" w:cs="Times New Roman"/>
-          <w:bCs/>
-        </w:rPr>
-        <w:t>sns.countplot</w:t>
-      </w:r>
-      <w:proofErr w:type="spellEnd"/>
-      <w:r>
-        <w:rPr>
-          <w:rFonts w:ascii="Times New Roman" w:hAnsi="Times New Roman" w:cs="Times New Roman"/>
-          <w:bCs/>
-        </w:rPr>
-        <w:t xml:space="preserve"> выведите диаграмму количества кредитов, выданных людям, проживающим в разной местности. Посчитайте и проанализируйте долю значений целевой переменной от общего объема выборки.</w:t>
-      </w:r>
-    </w:p>
-    <w:p>
-      <w:pPr>
-        <w:pStyle w:val="a5"/>
-        <w:numPr>
-          <w:ilvl w:val="0"/>
-          <w:numId w:val="9"/>
-        </w:numPr>
-        <w:spacing w:after="0" w:line="240" w:lineRule="auto"/>
-        <w:jc w:val="both"/>
-        <w:rPr>
-          <w:rFonts w:cs="Times New Roman"/>
-          <w:bCs/>
-        </w:rPr>
-      </w:pPr>
-      <w:r>
-        <w:rPr>
-          <w:rFonts w:ascii="Times New Roman" w:hAnsi="Times New Roman" w:cs="Times New Roman"/>
-          <w:bCs/>
-        </w:rPr>
-        <w:t xml:space="preserve">Удалите выбросы из данных из столбца </w:t>
-      </w:r>
-      <w:proofErr w:type="spellStart"/>
-      <w:r>
-        <w:rPr>
-          <w:rFonts w:ascii="Times New Roman" w:hAnsi="Times New Roman" w:cs="Times New Roman"/>
-          <w:bCs/>
-        </w:rPr>
-        <w:t>CoapplicantIncome</w:t>
-      </w:r>
-      <w:proofErr w:type="spellEnd"/>
-      <w:r>
-        <w:rPr>
-          <w:rFonts w:ascii="Times New Roman" w:hAnsi="Times New Roman" w:cs="Times New Roman"/>
-          <w:bCs/>
-        </w:rPr>
-        <w:t>.</w:t>
-      </w:r>
-      <w:r>
-        <w:rPr>
-          <w:rFonts w:cs="Times New Roman"/>
-          <w:bCs/>
-        </w:rPr>
-        <w:t xml:space="preserve"> </w:t>
-      </w:r>
-      <w:r>
-        <w:rPr>
-          <w:rFonts w:ascii="Times New Roman" w:hAnsi="Times New Roman" w:cs="Times New Roman"/>
-          <w:bCs/>
-        </w:rPr>
-        <w:t xml:space="preserve">Постройте и визуализируйте с помощью </w:t>
-      </w:r>
-      <w:proofErr w:type="spellStart"/>
-      <w:r>
-        <w:rPr>
-          <w:rFonts w:ascii="Times New Roman" w:hAnsi="Times New Roman" w:cs="Times New Roman"/>
-          <w:bCs/>
-        </w:rPr>
-        <w:t>sns.heatmap</w:t>
-      </w:r>
-      <w:proofErr w:type="spellEnd"/>
-      <w:r>
-        <w:rPr>
-          <w:rFonts w:ascii="Times New Roman" w:hAnsi="Times New Roman" w:cs="Times New Roman"/>
-          <w:bCs/>
-        </w:rPr>
-        <w:t xml:space="preserve"> матрицу корреляций. Оставьте на графике только корреляцию больше 0,7.</w:t>
-      </w:r>
-      <w:r>
-        <w:rPr>
-          <w:rFonts w:cs="Times New Roman"/>
-          <w:bCs/>
-        </w:rPr>
-        <w:t xml:space="preserve"> </w:t>
-      </w:r>
-      <w:proofErr w:type="spellStart"/>
-      <w:r>
-        <w:rPr>
-          <w:rFonts w:ascii="Times New Roman" w:hAnsi="Times New Roman" w:cs="Times New Roman"/>
-          <w:bCs/>
-        </w:rPr>
-        <w:t>Переконвертируйте</w:t>
-      </w:r>
-      <w:proofErr w:type="spellEnd"/>
-      <w:r>
-        <w:rPr>
-          <w:rFonts w:ascii="Times New Roman" w:hAnsi="Times New Roman" w:cs="Times New Roman"/>
-          <w:bCs/>
-        </w:rPr>
-        <w:t xml:space="preserve"> следующие категориальные данные в целочисленные значения:</w:t>
-      </w:r>
-    </w:p>
-    <w:p>
-      <w:pPr>
-        <w:shd w:val="clear" w:color="auto" w:fill="1E1E1E"/>
-        <w:spacing w:line="219" w:lineRule="atLeast"/>
-        <w:ind w:left="360" w:firstLine="0"/>
-        <w:rPr>
-          <w:rFonts w:ascii="Courier New" w:eastAsia="Times New Roman" w:hAnsi="Courier New" w:cs="Courier New"/>
-          <w:color w:val="D4D4D4"/>
-          <w:sz w:val="18"/>
-          <w:szCs w:val="18"/>
-          <w:lang w:val="en-US"/>
-        </w:rPr>
-      </w:pPr>
-      <w:proofErr w:type="spellStart"/>
-      <w:r>
-        <w:rPr>
-          <w:rFonts w:ascii="Courier New" w:eastAsia="Times New Roman" w:hAnsi="Courier New" w:cs="Courier New"/>
-          <w:color w:val="D4D4D4"/>
-          <w:sz w:val="18"/>
-          <w:szCs w:val="18"/>
-          <w:lang w:val="en-US"/>
-        </w:rPr>
-        <w:t>cleanup_nums</w:t>
-      </w:r>
-      <w:proofErr w:type="spellEnd"/>
-      <w:r>
-        <w:rPr>
-          <w:rFonts w:ascii="Courier New" w:eastAsia="Times New Roman" w:hAnsi="Courier New" w:cs="Courier New"/>
-          <w:color w:val="D4D4D4"/>
-          <w:sz w:val="18"/>
-          <w:szCs w:val="18"/>
-          <w:lang w:val="en-US"/>
-        </w:rPr>
-        <w:t xml:space="preserve"> = </w:t>
-      </w:r>
-      <w:r>
-        <w:rPr>
-          <w:rFonts w:ascii="Courier New" w:eastAsia="Times New Roman" w:hAnsi="Courier New" w:cs="Courier New"/>
-          <w:color w:val="DCDCDC"/>
-          <w:sz w:val="18"/>
-          <w:szCs w:val="18"/>
-          <w:lang w:val="en-US"/>
-        </w:rPr>
-        <w:t>{</w:t>
-      </w:r>
-    </w:p>
-    <w:p>
-      <w:pPr>
-        <w:shd w:val="clear" w:color="auto" w:fill="1E1E1E"/>
-        <w:spacing w:line="219" w:lineRule="atLeast"/>
-        <w:ind w:left="360" w:firstLine="0"/>
-        <w:rPr>
-          <w:rFonts w:ascii="Courier New" w:eastAsia="Times New Roman" w:hAnsi="Courier New" w:cs="Courier New"/>
-          <w:color w:val="D4D4D4"/>
-          <w:sz w:val="18"/>
-          <w:szCs w:val="18"/>
-          <w:lang w:val="en-US"/>
-        </w:rPr>
-      </w:pPr>
-      <w:r>
-        <w:rPr>
-          <w:rFonts w:ascii="Courier New" w:eastAsia="Times New Roman" w:hAnsi="Courier New" w:cs="Courier New"/>
-          <w:color w:val="D4D4D4"/>
-          <w:sz w:val="18"/>
-          <w:szCs w:val="18"/>
-          <w:lang w:val="en-US"/>
-        </w:rPr>
-        <w:t xml:space="preserve">                </w:t>
-      </w:r>
-      <w:r>
-        <w:rPr>
-          <w:rFonts w:ascii="Courier New" w:eastAsia="Times New Roman" w:hAnsi="Courier New" w:cs="Courier New"/>
-          <w:color w:val="CE9178"/>
-          <w:sz w:val="18"/>
-          <w:szCs w:val="18"/>
-          <w:lang w:val="en-US"/>
-        </w:rPr>
-        <w:t>"Education"</w:t>
-      </w:r>
-      <w:r>
-        <w:rPr>
-          <w:rFonts w:ascii="Courier New" w:eastAsia="Times New Roman" w:hAnsi="Courier New" w:cs="Courier New"/>
-          <w:color w:val="DCDCDC"/>
-          <w:sz w:val="18"/>
-          <w:szCs w:val="18"/>
-          <w:lang w:val="en-US"/>
-        </w:rPr>
-        <w:t>:</w:t>
-      </w:r>
-      <w:r>
-        <w:rPr>
-          <w:rFonts w:ascii="Courier New" w:eastAsia="Times New Roman" w:hAnsi="Courier New" w:cs="Courier New"/>
-          <w:color w:val="D4D4D4"/>
-          <w:sz w:val="18"/>
-          <w:szCs w:val="18"/>
-          <w:lang w:val="en-US"/>
-        </w:rPr>
-        <w:t xml:space="preserve"> </w:t>
-      </w:r>
-      <w:r>
-        <w:rPr>
-          <w:rFonts w:ascii="Courier New" w:eastAsia="Times New Roman" w:hAnsi="Courier New" w:cs="Courier New"/>
-          <w:color w:val="DCDCDC"/>
-          <w:sz w:val="18"/>
-          <w:szCs w:val="18"/>
-          <w:lang w:val="en-US"/>
-        </w:rPr>
-        <w:t>{</w:t>
-      </w:r>
-      <w:r>
-        <w:rPr>
-          <w:rFonts w:ascii="Courier New" w:eastAsia="Times New Roman" w:hAnsi="Courier New" w:cs="Courier New"/>
-          <w:color w:val="CE9178"/>
-          <w:sz w:val="18"/>
-          <w:szCs w:val="18"/>
-          <w:lang w:val="en-US"/>
-        </w:rPr>
-        <w:t>'Not Graduate'</w:t>
-      </w:r>
-      <w:r>
-        <w:rPr>
-          <w:rFonts w:ascii="Courier New" w:eastAsia="Times New Roman" w:hAnsi="Courier New" w:cs="Courier New"/>
-          <w:color w:val="D4D4D4"/>
-          <w:sz w:val="18"/>
-          <w:szCs w:val="18"/>
-          <w:lang w:val="en-US"/>
-        </w:rPr>
-        <w:t xml:space="preserve"> </w:t>
-      </w:r>
-      <w:r>
-        <w:rPr>
-          <w:rFonts w:ascii="Courier New" w:eastAsia="Times New Roman" w:hAnsi="Courier New" w:cs="Courier New"/>
-          <w:color w:val="DCDCDC"/>
-          <w:sz w:val="18"/>
-          <w:szCs w:val="18"/>
-          <w:lang w:val="en-US"/>
-        </w:rPr>
-        <w:t>:</w:t>
-      </w:r>
-      <w:r>
-        <w:rPr>
-          <w:rFonts w:ascii="Courier New" w:eastAsia="Times New Roman" w:hAnsi="Courier New" w:cs="Courier New"/>
-          <w:color w:val="D4D4D4"/>
-          <w:sz w:val="18"/>
-          <w:szCs w:val="18"/>
-          <w:lang w:val="en-US"/>
-        </w:rPr>
-        <w:t xml:space="preserve"> </w:t>
-      </w:r>
-      <w:r>
-        <w:rPr>
-          <w:rFonts w:ascii="Courier New" w:eastAsia="Times New Roman" w:hAnsi="Courier New" w:cs="Courier New"/>
-          <w:color w:val="B5CEA8"/>
-          <w:sz w:val="18"/>
-          <w:szCs w:val="18"/>
-          <w:lang w:val="en-US"/>
-        </w:rPr>
-        <w:t>0</w:t>
-      </w:r>
-      <w:r>
-        <w:rPr>
-          <w:rFonts w:ascii="Courier New" w:eastAsia="Times New Roman" w:hAnsi="Courier New" w:cs="Courier New"/>
-          <w:color w:val="DCDCDC"/>
-          <w:sz w:val="18"/>
-          <w:szCs w:val="18"/>
-          <w:lang w:val="en-US"/>
-        </w:rPr>
-        <w:t>,</w:t>
-      </w:r>
-      <w:r>
-        <w:rPr>
-          <w:rFonts w:ascii="Courier New" w:eastAsia="Times New Roman" w:hAnsi="Courier New" w:cs="Courier New"/>
-          <w:color w:val="D4D4D4"/>
-          <w:sz w:val="18"/>
-          <w:szCs w:val="18"/>
-          <w:lang w:val="en-US"/>
-        </w:rPr>
-        <w:t xml:space="preserve"> </w:t>
-      </w:r>
-      <w:r>
-        <w:rPr>
-          <w:rFonts w:ascii="Courier New" w:eastAsia="Times New Roman" w:hAnsi="Courier New" w:cs="Courier New"/>
-          <w:color w:val="CE9178"/>
-          <w:sz w:val="18"/>
-          <w:szCs w:val="18"/>
-          <w:lang w:val="en-US"/>
-        </w:rPr>
-        <w:t>'Graduate'</w:t>
-      </w:r>
-      <w:r>
-        <w:rPr>
-          <w:rFonts w:ascii="Courier New" w:eastAsia="Times New Roman" w:hAnsi="Courier New" w:cs="Courier New"/>
-          <w:color w:val="D4D4D4"/>
-          <w:sz w:val="18"/>
-          <w:szCs w:val="18"/>
-          <w:lang w:val="en-US"/>
-        </w:rPr>
-        <w:t xml:space="preserve"> </w:t>
-      </w:r>
-      <w:r>
-        <w:rPr>
-          <w:rFonts w:ascii="Courier New" w:eastAsia="Times New Roman" w:hAnsi="Courier New" w:cs="Courier New"/>
-          <w:color w:val="DCDCDC"/>
-          <w:sz w:val="18"/>
-          <w:szCs w:val="18"/>
-          <w:lang w:val="en-US"/>
-        </w:rPr>
-        <w:t>:</w:t>
-      </w:r>
-      <w:r>
-        <w:rPr>
-          <w:rFonts w:ascii="Courier New" w:eastAsia="Times New Roman" w:hAnsi="Courier New" w:cs="Courier New"/>
-          <w:color w:val="D4D4D4"/>
-          <w:sz w:val="18"/>
-          <w:szCs w:val="18"/>
-          <w:lang w:val="en-US"/>
-        </w:rPr>
-        <w:t xml:space="preserve"> </w:t>
-      </w:r>
-      <w:r>
-        <w:rPr>
-          <w:rFonts w:ascii="Courier New" w:eastAsia="Times New Roman" w:hAnsi="Courier New" w:cs="Courier New"/>
-          <w:color w:val="B5CEA8"/>
-          <w:sz w:val="18"/>
-          <w:szCs w:val="18"/>
-          <w:lang w:val="en-US"/>
-        </w:rPr>
-        <w:t>1</w:t>
-      </w:r>
-      <w:r>
-        <w:rPr>
-          <w:rFonts w:ascii="Courier New" w:eastAsia="Times New Roman" w:hAnsi="Courier New" w:cs="Courier New"/>
-          <w:color w:val="DCDCDC"/>
-          <w:sz w:val="18"/>
-          <w:szCs w:val="18"/>
-          <w:lang w:val="en-US"/>
-        </w:rPr>
-        <w:t>},</w:t>
-      </w:r>
-    </w:p>
-    <w:p>
-      <w:pPr>
-        <w:shd w:val="clear" w:color="auto" w:fill="1E1E1E"/>
-        <w:spacing w:line="219" w:lineRule="atLeast"/>
-        <w:ind w:left="360" w:firstLine="0"/>
-        <w:rPr>
-          <w:rFonts w:ascii="Courier New" w:eastAsia="Times New Roman" w:hAnsi="Courier New" w:cs="Courier New"/>
-          <w:color w:val="D4D4D4"/>
-          <w:sz w:val="18"/>
-          <w:szCs w:val="18"/>
-          <w:lang w:val="en-US"/>
-        </w:rPr>
-      </w:pPr>
-      <w:r>
-        <w:rPr>
-          <w:rFonts w:ascii="Courier New" w:eastAsia="Times New Roman" w:hAnsi="Courier New" w:cs="Courier New"/>
-          <w:color w:val="D4D4D4"/>
-          <w:sz w:val="18"/>
-          <w:szCs w:val="18"/>
-          <w:lang w:val="en-US"/>
-        </w:rPr>
-        <w:t xml:space="preserve">                </w:t>
-      </w:r>
-      <w:r>
-        <w:rPr>
-          <w:rFonts w:ascii="Courier New" w:eastAsia="Times New Roman" w:hAnsi="Courier New" w:cs="Courier New"/>
-          <w:color w:val="CE9178"/>
-          <w:sz w:val="18"/>
-          <w:szCs w:val="18"/>
-          <w:lang w:val="en-US"/>
-        </w:rPr>
-        <w:t>"</w:t>
-      </w:r>
-      <w:proofErr w:type="spellStart"/>
-      <w:r>
-        <w:rPr>
-          <w:rFonts w:ascii="Courier New" w:eastAsia="Times New Roman" w:hAnsi="Courier New" w:cs="Courier New"/>
-          <w:color w:val="CE9178"/>
-          <w:sz w:val="18"/>
-          <w:szCs w:val="18"/>
-          <w:lang w:val="en-US"/>
-        </w:rPr>
-        <w:t>Self_Employed</w:t>
-      </w:r>
-      <w:proofErr w:type="spellEnd"/>
-      <w:r>
-        <w:rPr>
-          <w:rFonts w:ascii="Courier New" w:eastAsia="Times New Roman" w:hAnsi="Courier New" w:cs="Courier New"/>
-          <w:color w:val="CE9178"/>
-          <w:sz w:val="18"/>
-          <w:szCs w:val="18"/>
-          <w:lang w:val="en-US"/>
-        </w:rPr>
-        <w:t>"</w:t>
-      </w:r>
-      <w:r>
-        <w:rPr>
-          <w:rFonts w:ascii="Courier New" w:eastAsia="Times New Roman" w:hAnsi="Courier New" w:cs="Courier New"/>
-          <w:color w:val="DCDCDC"/>
-          <w:sz w:val="18"/>
-          <w:szCs w:val="18"/>
-          <w:lang w:val="en-US"/>
-        </w:rPr>
-        <w:t>:</w:t>
-      </w:r>
-      <w:r>
-        <w:rPr>
-          <w:rFonts w:ascii="Courier New" w:eastAsia="Times New Roman" w:hAnsi="Courier New" w:cs="Courier New"/>
-          <w:color w:val="D4D4D4"/>
-          <w:sz w:val="18"/>
-          <w:szCs w:val="18"/>
-          <w:lang w:val="en-US"/>
-        </w:rPr>
-        <w:t xml:space="preserve"> </w:t>
-      </w:r>
-      <w:r>
-        <w:rPr>
-          <w:rFonts w:ascii="Courier New" w:eastAsia="Times New Roman" w:hAnsi="Courier New" w:cs="Courier New"/>
-          <w:color w:val="DCDCDC"/>
-          <w:sz w:val="18"/>
-          <w:szCs w:val="18"/>
-          <w:lang w:val="en-US"/>
-        </w:rPr>
-        <w:t>{</w:t>
-      </w:r>
-      <w:r>
-        <w:rPr>
-          <w:rFonts w:ascii="Courier New" w:eastAsia="Times New Roman" w:hAnsi="Courier New" w:cs="Courier New"/>
-          <w:color w:val="CE9178"/>
-          <w:sz w:val="18"/>
-          <w:szCs w:val="18"/>
-          <w:lang w:val="en-US"/>
-        </w:rPr>
-        <w:t>'No'</w:t>
-      </w:r>
-      <w:r>
-        <w:rPr>
-          <w:rFonts w:ascii="Courier New" w:eastAsia="Times New Roman" w:hAnsi="Courier New" w:cs="Courier New"/>
-          <w:color w:val="DCDCDC"/>
-          <w:sz w:val="18"/>
-          <w:szCs w:val="18"/>
-          <w:lang w:val="en-US"/>
-        </w:rPr>
-        <w:t>:</w:t>
-      </w:r>
-      <w:r>
-        <w:rPr>
-          <w:rFonts w:ascii="Courier New" w:eastAsia="Times New Roman" w:hAnsi="Courier New" w:cs="Courier New"/>
-          <w:color w:val="D4D4D4"/>
-          <w:sz w:val="18"/>
-          <w:szCs w:val="18"/>
-          <w:lang w:val="en-US"/>
-        </w:rPr>
-        <w:t xml:space="preserve"> </w:t>
-      </w:r>
-      <w:r>
-        <w:rPr>
-          <w:rFonts w:ascii="Courier New" w:eastAsia="Times New Roman" w:hAnsi="Courier New" w:cs="Courier New"/>
-          <w:color w:val="B5CEA8"/>
-          <w:sz w:val="18"/>
-          <w:szCs w:val="18"/>
-          <w:lang w:val="en-US"/>
-        </w:rPr>
-        <w:t>0</w:t>
-      </w:r>
-      <w:r>
-        <w:rPr>
-          <w:rFonts w:ascii="Courier New" w:eastAsia="Times New Roman" w:hAnsi="Courier New" w:cs="Courier New"/>
-          <w:color w:val="DCDCDC"/>
-          <w:sz w:val="18"/>
-          <w:szCs w:val="18"/>
-          <w:lang w:val="en-US"/>
-        </w:rPr>
-        <w:t>,</w:t>
-      </w:r>
-      <w:r>
-        <w:rPr>
-          <w:rFonts w:ascii="Courier New" w:eastAsia="Times New Roman" w:hAnsi="Courier New" w:cs="Courier New"/>
-          <w:color w:val="D4D4D4"/>
-          <w:sz w:val="18"/>
-          <w:szCs w:val="18"/>
-          <w:lang w:val="en-US"/>
-        </w:rPr>
-        <w:t xml:space="preserve"> </w:t>
-      </w:r>
-      <w:r>
-        <w:rPr>
-          <w:rFonts w:ascii="Courier New" w:eastAsia="Times New Roman" w:hAnsi="Courier New" w:cs="Courier New"/>
-          <w:color w:val="CE9178"/>
-          <w:sz w:val="18"/>
-          <w:szCs w:val="18"/>
-          <w:lang w:val="en-US"/>
-        </w:rPr>
-        <w:t>'Yes'</w:t>
-      </w:r>
-      <w:r>
-        <w:rPr>
-          <w:rFonts w:ascii="Courier New" w:eastAsia="Times New Roman" w:hAnsi="Courier New" w:cs="Courier New"/>
-          <w:color w:val="DCDCDC"/>
-          <w:sz w:val="18"/>
-          <w:szCs w:val="18"/>
-          <w:lang w:val="en-US"/>
-        </w:rPr>
-        <w:t>:</w:t>
-      </w:r>
-      <w:r>
-        <w:rPr>
-          <w:rFonts w:ascii="Courier New" w:eastAsia="Times New Roman" w:hAnsi="Courier New" w:cs="Courier New"/>
-          <w:color w:val="D4D4D4"/>
-          <w:sz w:val="18"/>
-          <w:szCs w:val="18"/>
-          <w:lang w:val="en-US"/>
-        </w:rPr>
-        <w:t xml:space="preserve"> </w:t>
-      </w:r>
-      <w:r>
-        <w:rPr>
-          <w:rFonts w:ascii="Courier New" w:eastAsia="Times New Roman" w:hAnsi="Courier New" w:cs="Courier New"/>
-          <w:color w:val="B5CEA8"/>
-          <w:sz w:val="18"/>
-          <w:szCs w:val="18"/>
-          <w:lang w:val="en-US"/>
-        </w:rPr>
-        <w:t>1</w:t>
-      </w:r>
-      <w:r>
-        <w:rPr>
-          <w:rFonts w:ascii="Courier New" w:eastAsia="Times New Roman" w:hAnsi="Courier New" w:cs="Courier New"/>
-          <w:color w:val="DCDCDC"/>
-          <w:sz w:val="18"/>
-          <w:szCs w:val="18"/>
-          <w:lang w:val="en-US"/>
-        </w:rPr>
-        <w:t>},</w:t>
-      </w:r>
-    </w:p>
-    <w:p>
-      <w:pPr>
-        <w:shd w:val="clear" w:color="auto" w:fill="1E1E1E"/>
-        <w:spacing w:line="219" w:lineRule="atLeast"/>
-        <w:ind w:left="360" w:firstLine="0"/>
-        <w:rPr>
-          <w:rFonts w:ascii="Courier New" w:eastAsia="Times New Roman" w:hAnsi="Courier New" w:cs="Courier New"/>
-          <w:color w:val="D4D4D4"/>
-          <w:sz w:val="18"/>
-          <w:szCs w:val="18"/>
-          <w:lang w:val="en-US"/>
-        </w:rPr>
-      </w:pPr>
-      <w:r>
-        <w:rPr>
-          <w:rFonts w:ascii="Courier New" w:eastAsia="Times New Roman" w:hAnsi="Courier New" w:cs="Courier New"/>
-          <w:color w:val="D4D4D4"/>
-          <w:sz w:val="18"/>
-          <w:szCs w:val="18"/>
-          <w:lang w:val="en-US"/>
-        </w:rPr>
-        <w:t xml:space="preserve">                </w:t>
-      </w:r>
-      <w:r>
-        <w:rPr>
-          <w:rFonts w:ascii="Courier New" w:eastAsia="Times New Roman" w:hAnsi="Courier New" w:cs="Courier New"/>
-          <w:color w:val="CE9178"/>
-          <w:sz w:val="18"/>
-          <w:szCs w:val="18"/>
-          <w:lang w:val="en-US"/>
-        </w:rPr>
-        <w:t>"</w:t>
-      </w:r>
-      <w:proofErr w:type="spellStart"/>
-      <w:r>
-        <w:rPr>
-          <w:rFonts w:ascii="Courier New" w:eastAsia="Times New Roman" w:hAnsi="Courier New" w:cs="Courier New"/>
-          <w:color w:val="CE9178"/>
-          <w:sz w:val="18"/>
-          <w:szCs w:val="18"/>
-          <w:lang w:val="en-US"/>
-        </w:rPr>
-        <w:t>Property_Area</w:t>
-      </w:r>
-      <w:proofErr w:type="spellEnd"/>
-      <w:r>
-        <w:rPr>
-          <w:rFonts w:ascii="Courier New" w:eastAsia="Times New Roman" w:hAnsi="Courier New" w:cs="Courier New"/>
-          <w:color w:val="CE9178"/>
-          <w:sz w:val="18"/>
-          <w:szCs w:val="18"/>
-          <w:lang w:val="en-US"/>
-        </w:rPr>
-        <w:t>"</w:t>
-      </w:r>
-      <w:r>
-        <w:rPr>
-          <w:rFonts w:ascii="Courier New" w:eastAsia="Times New Roman" w:hAnsi="Courier New" w:cs="Courier New"/>
-          <w:color w:val="DCDCDC"/>
-          <w:sz w:val="18"/>
-          <w:szCs w:val="18"/>
-          <w:lang w:val="en-US"/>
-        </w:rPr>
-        <w:t>:</w:t>
-      </w:r>
-      <w:r>
-        <w:rPr>
-          <w:rFonts w:ascii="Courier New" w:eastAsia="Times New Roman" w:hAnsi="Courier New" w:cs="Courier New"/>
-          <w:color w:val="D4D4D4"/>
-          <w:sz w:val="18"/>
-          <w:szCs w:val="18"/>
-          <w:lang w:val="en-US"/>
-        </w:rPr>
-        <w:t xml:space="preserve"> </w:t>
-      </w:r>
-      <w:r>
-        <w:rPr>
-          <w:rFonts w:ascii="Courier New" w:eastAsia="Times New Roman" w:hAnsi="Courier New" w:cs="Courier New"/>
-          <w:color w:val="DCDCDC"/>
-          <w:sz w:val="18"/>
-          <w:szCs w:val="18"/>
-          <w:lang w:val="en-US"/>
-        </w:rPr>
-        <w:t>{</w:t>
-      </w:r>
-      <w:r>
-        <w:rPr>
-          <w:rFonts w:ascii="Courier New" w:eastAsia="Times New Roman" w:hAnsi="Courier New" w:cs="Courier New"/>
-          <w:color w:val="CE9178"/>
-          <w:sz w:val="18"/>
-          <w:szCs w:val="18"/>
-          <w:lang w:val="en-US"/>
-        </w:rPr>
-        <w:t>'</w:t>
-      </w:r>
-      <w:proofErr w:type="spellStart"/>
-      <w:r>
-        <w:rPr>
-          <w:rFonts w:ascii="Courier New" w:eastAsia="Times New Roman" w:hAnsi="Courier New" w:cs="Courier New"/>
-          <w:color w:val="CE9178"/>
-          <w:sz w:val="18"/>
-          <w:szCs w:val="18"/>
-          <w:lang w:val="en-US"/>
-        </w:rPr>
-        <w:t>Semiurban</w:t>
-      </w:r>
-      <w:proofErr w:type="spellEnd"/>
-      <w:r>
-        <w:rPr>
-          <w:rFonts w:ascii="Courier New" w:eastAsia="Times New Roman" w:hAnsi="Courier New" w:cs="Courier New"/>
-          <w:color w:val="CE9178"/>
-          <w:sz w:val="18"/>
-          <w:szCs w:val="18"/>
-          <w:lang w:val="en-US"/>
-        </w:rPr>
-        <w:t>'</w:t>
-      </w:r>
-      <w:r>
-        <w:rPr>
-          <w:rFonts w:ascii="Courier New" w:eastAsia="Times New Roman" w:hAnsi="Courier New" w:cs="Courier New"/>
-          <w:color w:val="D4D4D4"/>
-          <w:sz w:val="18"/>
-          <w:szCs w:val="18"/>
-          <w:lang w:val="en-US"/>
-        </w:rPr>
-        <w:t xml:space="preserve"> </w:t>
-      </w:r>
-      <w:r>
-        <w:rPr>
-          <w:rFonts w:ascii="Courier New" w:eastAsia="Times New Roman" w:hAnsi="Courier New" w:cs="Courier New"/>
-          <w:color w:val="DCDCDC"/>
-          <w:sz w:val="18"/>
-          <w:szCs w:val="18"/>
-          <w:lang w:val="en-US"/>
-        </w:rPr>
-        <w:t>:</w:t>
-      </w:r>
-      <w:r>
-        <w:rPr>
-          <w:rFonts w:ascii="Courier New" w:eastAsia="Times New Roman" w:hAnsi="Courier New" w:cs="Courier New"/>
-          <w:color w:val="D4D4D4"/>
-          <w:sz w:val="18"/>
-          <w:szCs w:val="18"/>
-          <w:lang w:val="en-US"/>
-        </w:rPr>
-        <w:t xml:space="preserve"> </w:t>
-      </w:r>
-      <w:r>
-        <w:rPr>
-          <w:rFonts w:ascii="Courier New" w:eastAsia="Times New Roman" w:hAnsi="Courier New" w:cs="Courier New"/>
-          <w:color w:val="B5CEA8"/>
-          <w:sz w:val="18"/>
-          <w:szCs w:val="18"/>
-          <w:lang w:val="en-US"/>
-        </w:rPr>
-        <w:t>0</w:t>
-      </w:r>
-      <w:r>
-        <w:rPr>
-          <w:rFonts w:ascii="Courier New" w:eastAsia="Times New Roman" w:hAnsi="Courier New" w:cs="Courier New"/>
-          <w:color w:val="DCDCDC"/>
-          <w:sz w:val="18"/>
-          <w:szCs w:val="18"/>
-          <w:lang w:val="en-US"/>
-        </w:rPr>
-        <w:t>,</w:t>
-      </w:r>
-      <w:r>
-        <w:rPr>
-          <w:rFonts w:ascii="Courier New" w:eastAsia="Times New Roman" w:hAnsi="Courier New" w:cs="Courier New"/>
-          <w:color w:val="D4D4D4"/>
-          <w:sz w:val="18"/>
-          <w:szCs w:val="18"/>
-          <w:lang w:val="en-US"/>
-        </w:rPr>
-        <w:t xml:space="preserve"> </w:t>
-      </w:r>
-      <w:r>
-        <w:rPr>
-          <w:rFonts w:ascii="Courier New" w:eastAsia="Times New Roman" w:hAnsi="Courier New" w:cs="Courier New"/>
-          <w:color w:val="CE9178"/>
-          <w:sz w:val="18"/>
-          <w:szCs w:val="18"/>
-          <w:lang w:val="en-US"/>
-        </w:rPr>
-        <w:t>'Urban'</w:t>
-      </w:r>
-      <w:r>
-        <w:rPr>
-          <w:rFonts w:ascii="Courier New" w:eastAsia="Times New Roman" w:hAnsi="Courier New" w:cs="Courier New"/>
-          <w:color w:val="D4D4D4"/>
-          <w:sz w:val="18"/>
-          <w:szCs w:val="18"/>
-          <w:lang w:val="en-US"/>
-        </w:rPr>
-        <w:t xml:space="preserve"> </w:t>
-      </w:r>
-      <w:r>
-        <w:rPr>
-          <w:rFonts w:ascii="Courier New" w:eastAsia="Times New Roman" w:hAnsi="Courier New" w:cs="Courier New"/>
-          <w:color w:val="DCDCDC"/>
-          <w:sz w:val="18"/>
-          <w:szCs w:val="18"/>
-          <w:lang w:val="en-US"/>
-        </w:rPr>
-        <w:t>:</w:t>
-      </w:r>
-      <w:r>
-        <w:rPr>
-          <w:rFonts w:ascii="Courier New" w:eastAsia="Times New Roman" w:hAnsi="Courier New" w:cs="Courier New"/>
-          <w:color w:val="D4D4D4"/>
-          <w:sz w:val="18"/>
-          <w:szCs w:val="18"/>
-          <w:lang w:val="en-US"/>
-        </w:rPr>
-        <w:t xml:space="preserve"> </w:t>
-      </w:r>
-      <w:r>
-        <w:rPr>
-          <w:rFonts w:ascii="Courier New" w:eastAsia="Times New Roman" w:hAnsi="Courier New" w:cs="Courier New"/>
-          <w:color w:val="B5CEA8"/>
-          <w:sz w:val="18"/>
-          <w:szCs w:val="18"/>
-          <w:lang w:val="en-US"/>
-        </w:rPr>
-        <w:t>1</w:t>
-      </w:r>
-      <w:r>
-        <w:rPr>
-          <w:rFonts w:ascii="Courier New" w:eastAsia="Times New Roman" w:hAnsi="Courier New" w:cs="Courier New"/>
-          <w:color w:val="DCDCDC"/>
-          <w:sz w:val="18"/>
-          <w:szCs w:val="18"/>
-          <w:lang w:val="en-US"/>
-        </w:rPr>
-        <w:t>,</w:t>
-      </w:r>
-      <w:r>
-        <w:rPr>
-          <w:rFonts w:ascii="Courier New" w:eastAsia="Times New Roman" w:hAnsi="Courier New" w:cs="Courier New"/>
-          <w:color w:val="CE9178"/>
-          <w:sz w:val="18"/>
-          <w:szCs w:val="18"/>
-          <w:lang w:val="en-US"/>
-        </w:rPr>
-        <w:t>'Rural'</w:t>
-      </w:r>
-      <w:r>
-        <w:rPr>
-          <w:rFonts w:ascii="Courier New" w:eastAsia="Times New Roman" w:hAnsi="Courier New" w:cs="Courier New"/>
-          <w:color w:val="D4D4D4"/>
-          <w:sz w:val="18"/>
-          <w:szCs w:val="18"/>
-          <w:lang w:val="en-US"/>
-        </w:rPr>
-        <w:t xml:space="preserve"> </w:t>
-      </w:r>
-      <w:r>
-        <w:rPr>
-          <w:rFonts w:ascii="Courier New" w:eastAsia="Times New Roman" w:hAnsi="Courier New" w:cs="Courier New"/>
-          <w:color w:val="DCDCDC"/>
-          <w:sz w:val="18"/>
-          <w:szCs w:val="18"/>
-          <w:lang w:val="en-US"/>
-        </w:rPr>
-        <w:t>:</w:t>
-      </w:r>
-      <w:r>
-        <w:rPr>
-          <w:rFonts w:ascii="Courier New" w:eastAsia="Times New Roman" w:hAnsi="Courier New" w:cs="Courier New"/>
-          <w:color w:val="D4D4D4"/>
-          <w:sz w:val="18"/>
-          <w:szCs w:val="18"/>
-          <w:lang w:val="en-US"/>
-        </w:rPr>
-        <w:t xml:space="preserve"> </w:t>
-      </w:r>
-      <w:r>
-        <w:rPr>
-          <w:rFonts w:ascii="Courier New" w:eastAsia="Times New Roman" w:hAnsi="Courier New" w:cs="Courier New"/>
-          <w:color w:val="B5CEA8"/>
-          <w:sz w:val="18"/>
-          <w:szCs w:val="18"/>
-          <w:lang w:val="en-US"/>
-        </w:rPr>
-        <w:t>2</w:t>
-      </w:r>
-      <w:r>
-        <w:rPr>
-          <w:rFonts w:ascii="Courier New" w:eastAsia="Times New Roman" w:hAnsi="Courier New" w:cs="Courier New"/>
-          <w:color w:val="DCDCDC"/>
-          <w:sz w:val="18"/>
-          <w:szCs w:val="18"/>
-          <w:lang w:val="en-US"/>
-        </w:rPr>
-        <w:t>},</w:t>
-      </w:r>
-    </w:p>
-    <w:p>
-      <w:pPr>
-        <w:shd w:val="clear" w:color="auto" w:fill="1E1E1E"/>
-        <w:spacing w:line="219" w:lineRule="atLeast"/>
-        <w:ind w:left="360" w:firstLine="0"/>
-        <w:rPr>
-          <w:rFonts w:ascii="Courier New" w:eastAsia="Times New Roman" w:hAnsi="Courier New" w:cs="Courier New"/>
-          <w:color w:val="D4D4D4"/>
-          <w:sz w:val="18"/>
-          <w:szCs w:val="18"/>
-          <w:lang w:val="en-US"/>
-        </w:rPr>
-      </w:pPr>
-      <w:r>
-        <w:rPr>
-          <w:rFonts w:ascii="Courier New" w:eastAsia="Times New Roman" w:hAnsi="Courier New" w:cs="Courier New"/>
-          <w:color w:val="D4D4D4"/>
-          <w:sz w:val="18"/>
-          <w:szCs w:val="18"/>
-          <w:lang w:val="en-US"/>
-        </w:rPr>
-        <w:t xml:space="preserve">                </w:t>
-      </w:r>
-      <w:r>
-        <w:rPr>
-          <w:rFonts w:ascii="Courier New" w:eastAsia="Times New Roman" w:hAnsi="Courier New" w:cs="Courier New"/>
-          <w:color w:val="CE9178"/>
-          <w:sz w:val="18"/>
-          <w:szCs w:val="18"/>
-          <w:lang w:val="en-US"/>
-        </w:rPr>
-        <w:t>"</w:t>
-      </w:r>
-      <w:proofErr w:type="spellStart"/>
-      <w:r>
-        <w:rPr>
-          <w:rFonts w:ascii="Courier New" w:eastAsia="Times New Roman" w:hAnsi="Courier New" w:cs="Courier New"/>
-          <w:color w:val="CE9178"/>
-          <w:sz w:val="18"/>
-          <w:szCs w:val="18"/>
-          <w:lang w:val="en-US"/>
-        </w:rPr>
-        <w:t>Loan_Status</w:t>
-      </w:r>
-      <w:proofErr w:type="spellEnd"/>
-      <w:r>
-        <w:rPr>
-          <w:rFonts w:ascii="Courier New" w:eastAsia="Times New Roman" w:hAnsi="Courier New" w:cs="Courier New"/>
-          <w:color w:val="CE9178"/>
-          <w:sz w:val="18"/>
-          <w:szCs w:val="18"/>
-          <w:lang w:val="en-US"/>
-        </w:rPr>
-        <w:t>"</w:t>
-      </w:r>
-      <w:r>
-        <w:rPr>
-          <w:rFonts w:ascii="Courier New" w:eastAsia="Times New Roman" w:hAnsi="Courier New" w:cs="Courier New"/>
-          <w:color w:val="DCDCDC"/>
-          <w:sz w:val="18"/>
-          <w:szCs w:val="18"/>
-          <w:lang w:val="en-US"/>
-        </w:rPr>
-        <w:t>:</w:t>
-      </w:r>
-      <w:r>
-        <w:rPr>
-          <w:rFonts w:ascii="Courier New" w:eastAsia="Times New Roman" w:hAnsi="Courier New" w:cs="Courier New"/>
-          <w:color w:val="D4D4D4"/>
-          <w:sz w:val="18"/>
-          <w:szCs w:val="18"/>
-          <w:lang w:val="en-US"/>
-        </w:rPr>
-        <w:t xml:space="preserve"> </w:t>
-      </w:r>
-      <w:r>
-        <w:rPr>
-          <w:rFonts w:ascii="Courier New" w:eastAsia="Times New Roman" w:hAnsi="Courier New" w:cs="Courier New"/>
-          <w:color w:val="DCDCDC"/>
-          <w:sz w:val="18"/>
-          <w:szCs w:val="18"/>
-          <w:lang w:val="en-US"/>
-        </w:rPr>
-        <w:t>{</w:t>
-      </w:r>
-      <w:r>
-        <w:rPr>
-          <w:rFonts w:ascii="Courier New" w:eastAsia="Times New Roman" w:hAnsi="Courier New" w:cs="Courier New"/>
-          <w:color w:val="CE9178"/>
-          <w:sz w:val="18"/>
-          <w:szCs w:val="18"/>
-          <w:lang w:val="en-US"/>
-        </w:rPr>
-        <w:t>'N'</w:t>
-      </w:r>
-      <w:r>
-        <w:rPr>
-          <w:rFonts w:ascii="Courier New" w:eastAsia="Times New Roman" w:hAnsi="Courier New" w:cs="Courier New"/>
-          <w:color w:val="DCDCDC"/>
-          <w:sz w:val="18"/>
-          <w:szCs w:val="18"/>
-          <w:lang w:val="en-US"/>
-        </w:rPr>
-        <w:t>:</w:t>
-      </w:r>
-      <w:r>
-        <w:rPr>
-          <w:rFonts w:ascii="Courier New" w:eastAsia="Times New Roman" w:hAnsi="Courier New" w:cs="Courier New"/>
-          <w:color w:val="D4D4D4"/>
-          <w:sz w:val="18"/>
-          <w:szCs w:val="18"/>
-          <w:lang w:val="en-US"/>
-        </w:rPr>
-        <w:t xml:space="preserve"> </w:t>
-      </w:r>
-      <w:r>
-        <w:rPr>
-          <w:rFonts w:ascii="Courier New" w:eastAsia="Times New Roman" w:hAnsi="Courier New" w:cs="Courier New"/>
-          <w:color w:val="B5CEA8"/>
-          <w:sz w:val="18"/>
-          <w:szCs w:val="18"/>
-          <w:lang w:val="en-US"/>
-        </w:rPr>
-        <w:t>0</w:t>
-      </w:r>
-      <w:r>
-        <w:rPr>
-          <w:rFonts w:ascii="Courier New" w:eastAsia="Times New Roman" w:hAnsi="Courier New" w:cs="Courier New"/>
-          <w:color w:val="DCDCDC"/>
-          <w:sz w:val="18"/>
-          <w:szCs w:val="18"/>
-          <w:lang w:val="en-US"/>
-        </w:rPr>
-        <w:t>,</w:t>
-      </w:r>
-      <w:r>
-        <w:rPr>
-          <w:rFonts w:ascii="Courier New" w:eastAsia="Times New Roman" w:hAnsi="Courier New" w:cs="Courier New"/>
-          <w:color w:val="D4D4D4"/>
-          <w:sz w:val="18"/>
-          <w:szCs w:val="18"/>
-          <w:lang w:val="en-US"/>
-        </w:rPr>
-        <w:t xml:space="preserve"> </w:t>
-      </w:r>
-      <w:r>
-        <w:rPr>
-          <w:rFonts w:ascii="Courier New" w:eastAsia="Times New Roman" w:hAnsi="Courier New" w:cs="Courier New"/>
-          <w:color w:val="CE9178"/>
-          <w:sz w:val="18"/>
-          <w:szCs w:val="18"/>
-          <w:lang w:val="en-US"/>
-        </w:rPr>
-        <w:t>'Y'</w:t>
-      </w:r>
-      <w:r>
-        <w:rPr>
-          <w:rFonts w:ascii="Courier New" w:eastAsia="Times New Roman" w:hAnsi="Courier New" w:cs="Courier New"/>
-          <w:color w:val="DCDCDC"/>
-          <w:sz w:val="18"/>
-          <w:szCs w:val="18"/>
-          <w:lang w:val="en-US"/>
-        </w:rPr>
-        <w:t>:</w:t>
-      </w:r>
-      <w:r>
-        <w:rPr>
-          <w:rFonts w:ascii="Courier New" w:eastAsia="Times New Roman" w:hAnsi="Courier New" w:cs="Courier New"/>
-          <w:color w:val="D4D4D4"/>
-          <w:sz w:val="18"/>
-          <w:szCs w:val="18"/>
-          <w:lang w:val="en-US"/>
-        </w:rPr>
-        <w:t xml:space="preserve"> </w:t>
-      </w:r>
-      <w:r>
-        <w:rPr>
-          <w:rFonts w:ascii="Courier New" w:eastAsia="Times New Roman" w:hAnsi="Courier New" w:cs="Courier New"/>
-          <w:color w:val="B5CEA8"/>
-          <w:sz w:val="18"/>
-          <w:szCs w:val="18"/>
-          <w:lang w:val="en-US"/>
-        </w:rPr>
-        <w:t>1</w:t>
-      </w:r>
-      <w:r>
-        <w:rPr>
-          <w:rFonts w:ascii="Courier New" w:eastAsia="Times New Roman" w:hAnsi="Courier New" w:cs="Courier New"/>
-          <w:color w:val="DCDCDC"/>
-          <w:sz w:val="18"/>
-          <w:szCs w:val="18"/>
-          <w:lang w:val="en-US"/>
-        </w:rPr>
-        <w:t>}}</w:t>
-      </w:r>
-    </w:p>
-    <w:p>
-      <w:pPr>
-        <w:pStyle w:val="a5"/>
-        <w:numPr>
-          <w:ilvl w:val="0"/>
-          <w:numId w:val="9"/>
-        </w:numPr>
-        <w:spacing w:after="0" w:line="240" w:lineRule="auto"/>
-        <w:jc w:val="both"/>
-        <w:rPr>
-          <w:rFonts w:ascii="Times New Roman" w:hAnsi="Times New Roman" w:cs="Times New Roman"/>
-        </w:rPr>
-      </w:pPr>
-      <w:r>
-        <w:rPr>
-          <w:rFonts w:ascii="Times New Roman" w:hAnsi="Times New Roman" w:cs="Times New Roman"/>
-          <w:bCs/>
-        </w:rPr>
         <w:t xml:space="preserve">Назначьте целевой переменной </w:t>
       </w:r>
       <w:proofErr w:type="spellStart"/>
@@ -4344,7 +4371,19 @@
         <w:rPr>
           <w:rFonts w:ascii="Times New Roman" w:hAnsi="Times New Roman" w:cs="Times New Roman"/>
         </w:rPr>
-        <w:t xml:space="preserve"> Скачайте файл </w:t>
+        <w:t xml:space="preserve"> </w:t>
+      </w:r>
+      <w:r>
+        <w:rPr>
+          <w:rFonts w:ascii="Times New Roman" w:hAnsi="Times New Roman" w:cs="Times New Roman"/>
+        </w:rPr>
+        <w:t>Откройте</w:t>
+      </w:r>
+      <w:r>
+        <w:rPr>
+          <w:rFonts w:ascii="Times New Roman" w:hAnsi="Times New Roman" w:cs="Times New Roman"/>
+        </w:rPr>
+        <w:t xml:space="preserve"> файл </w:t>
       </w:r>
       <w:r>
         <w:rPr>

--- a/аналитика/7 Классификация текстов и продвинутые модели.docx
+++ b/аналитика/7 Классификация текстов и продвинутые модели.docx
@@ -1842,7 +1842,43 @@
         <w:rPr>
           <w:rFonts w:ascii="Times New Roman" w:hAnsi="Times New Roman" w:cs="Times New Roman"/>
         </w:rPr>
-        <w:t xml:space="preserve">Воспользуемся данными о сердечных заболеваниях и обучим на них </w:t>
+        <w:t xml:space="preserve">Воспользуемся данными о </w:t>
+      </w:r>
+      <w:r>
+        <w:rPr>
+          <w:rFonts w:ascii="Times New Roman" w:hAnsi="Times New Roman" w:cs="Times New Roman"/>
+          <w:b/>
+        </w:rPr>
+        <w:t>сердечных заболеваниях</w:t>
+      </w:r>
+      <w:r>
+        <w:rPr>
+          <w:rFonts w:ascii="Times New Roman" w:hAnsi="Times New Roman" w:cs="Times New Roman"/>
+          <w:b/>
+        </w:rPr>
+        <w:t xml:space="preserve"> (</w:t>
+      </w:r>
+      <w:proofErr w:type="spellStart"/>
+      <w:r>
+        <w:rPr>
+          <w:rFonts w:ascii="Times New Roman" w:hAnsi="Times New Roman" w:cs="Times New Roman"/>
+          <w:b/>
+        </w:rPr>
+        <w:t>heart-disease.csv</w:t>
+      </w:r>
+      <w:proofErr w:type="spellEnd"/>
+      <w:r>
+        <w:rPr>
+          <w:rFonts w:ascii="Times New Roman" w:hAnsi="Times New Roman" w:cs="Times New Roman"/>
+          <w:b/>
+        </w:rPr>
+        <w:t>)</w:t>
+      </w:r>
+      <w:r>
+        <w:rPr>
+          <w:rFonts w:ascii="Times New Roman" w:hAnsi="Times New Roman" w:cs="Times New Roman"/>
+        </w:rPr>
+        <w:t xml:space="preserve"> и обучим на них </w:t>
       </w:r>
       <w:proofErr w:type="spellStart"/>
       <w:r>
@@ -4173,7 +4209,27 @@
         <w:rPr>
           <w:rFonts w:ascii="Times New Roman" w:hAnsi="Times New Roman" w:cs="Times New Roman"/>
         </w:rPr>
-        <w:t xml:space="preserve">Воспользуемся данными о сердечных заболеваниях и обучим на них </w:t>
+        <w:t xml:space="preserve">Воспользуемся данными о </w:t>
+      </w:r>
+      <w:r>
+        <w:rPr>
+          <w:rFonts w:ascii="Times New Roman" w:hAnsi="Times New Roman" w:cs="Times New Roman"/>
+          <w:b/>
+        </w:rPr>
+        <w:t>сердечных заболеваниях</w:t>
+      </w:r>
+      <w:r>
+        <w:rPr>
+          <w:rFonts w:ascii="Times New Roman" w:hAnsi="Times New Roman" w:cs="Times New Roman"/>
+          <w:b/>
+        </w:rPr>
+        <w:t xml:space="preserve"> (heart-disease.csv)</w:t>
+      </w:r>
+      <w:r>
+        <w:rPr>
+          <w:rFonts w:ascii="Times New Roman" w:hAnsi="Times New Roman" w:cs="Times New Roman"/>
+        </w:rPr>
+        <w:t xml:space="preserve"> и обучим на них </w:t>
       </w:r>
       <w:proofErr w:type="spellStart"/>
       <w:r>
